--- a/jhsomcv/assets/jhsom-cv-template.docx
+++ b/jhsomcv/assets/jhsom-cv-template.docx
@@ -4,6 +4,7 @@
   <w:body>
     <w:p>
       <w:pPr>
+        <w:keepNext w:val="0"/>
         <w:jc w:val="center"/>
       </w:pPr>
       <w:r>
@@ -11,12 +12,14 @@
           <w:rFonts w:ascii="Times New Roman" w:hAnsi="Times New Roman"/>
           <w:b/>
           <w:sz w:val="22"/>
+          <w:u w:val="none"/>
         </w:rPr>
         <w:t>CURRICULUM VITAE</w:t>
       </w:r>
     </w:p>
     <w:p>
       <w:pPr>
+        <w:keepNext w:val="0"/>
         <w:jc w:val="center"/>
       </w:pPr>
       <w:r>
@@ -24,53 +27,74 @@
           <w:rFonts w:ascii="Times New Roman" w:hAnsi="Times New Roman"/>
           <w:b w:val="0"/>
           <w:sz w:val="22"/>
+          <w:u w:val="none"/>
         </w:rPr>
         <w:t>The Johns Hopkins University School of Medicine</w:t>
       </w:r>
     </w:p>
     <w:p>
-      <w:r>
-        <w:rPr>
-          <w:rFonts w:ascii="Times New Roman" w:hAnsi="Times New Roman"/>
-          <w:b w:val="0"/>
-          <w:sz w:val="22"/>
-        </w:rPr>
-      </w:r>
-    </w:p>
-    <w:p>
-      <w:r>
-        <w:rPr>
-          <w:rFonts w:ascii="Times New Roman" w:hAnsi="Times New Roman"/>
-          <w:b w:val="0"/>
-          <w:sz w:val="22"/>
-        </w:rPr>
-      </w:r>
-    </w:p>
-    <w:p>
-      <w:r>
-        <w:rPr>
-          <w:rFonts w:ascii="Times New Roman" w:hAnsi="Times New Roman"/>
-          <w:b w:val="0"/>
-          <w:sz w:val="22"/>
-        </w:rPr>
-      </w:r>
-    </w:p>
-    <w:p>
-      <w:r>
-        <w:rPr>
-          <w:rFonts w:ascii="Times New Roman" w:hAnsi="Times New Roman"/>
-          <w:b w:val="0"/>
-          <w:sz w:val="22"/>
+      <w:pPr>
+        <w:keepNext w:val="0"/>
+      </w:pPr>
+      <w:r>
+        <w:rPr>
+          <w:rFonts w:ascii="Times New Roman" w:hAnsi="Times New Roman"/>
+          <w:b w:val="0"/>
+          <w:sz w:val="22"/>
+          <w:u w:val="none"/>
+        </w:rPr>
+      </w:r>
+    </w:p>
+    <w:p>
+      <w:pPr>
+        <w:keepNext w:val="0"/>
+      </w:pPr>
+      <w:r>
+        <w:rPr>
+          <w:rFonts w:ascii="Times New Roman" w:hAnsi="Times New Roman"/>
+          <w:b w:val="0"/>
+          <w:sz w:val="22"/>
+          <w:u w:val="none"/>
+        </w:rPr>
+      </w:r>
+    </w:p>
+    <w:p>
+      <w:pPr>
+        <w:keepNext w:val="0"/>
+      </w:pPr>
+      <w:r>
+        <w:rPr>
+          <w:rFonts w:ascii="Times New Roman" w:hAnsi="Times New Roman"/>
+          <w:b w:val="0"/>
+          <w:sz w:val="22"/>
+          <w:u w:val="none"/>
+        </w:rPr>
+      </w:r>
+    </w:p>
+    <w:p>
+      <w:pPr>
+        <w:keepNext w:val="0"/>
+      </w:pPr>
+      <w:r>
+        <w:rPr>
+          <w:rFonts w:ascii="Times New Roman" w:hAnsi="Times New Roman"/>
+          <w:b w:val="0"/>
+          <w:sz w:val="22"/>
+          <w:u w:val="single"/>
         </w:rPr>
         <w:t>&lt;Month D, YYYY&gt;</w:t>
       </w:r>
     </w:p>
     <w:p>
-      <w:r>
-        <w:rPr>
-          <w:rFonts w:ascii="Times New Roman" w:hAnsi="Times New Roman"/>
-          <w:b w:val="0"/>
-          <w:sz w:val="22"/>
+      <w:pPr>
+        <w:keepNext w:val="0"/>
+      </w:pPr>
+      <w:r>
+        <w:rPr>
+          <w:rFonts w:ascii="Times New Roman" w:hAnsi="Times New Roman"/>
+          <w:b w:val="0"/>
+          <w:sz w:val="22"/>
+          <w:u w:val="none"/>
         </w:rPr>
         <w:t>&lt;First M. Last, degrees&gt;</w:t>
         <w:tab/>
@@ -83,2924 +107,4116 @@
       </w:r>
     </w:p>
     <w:p>
-      <w:r>
-        <w:rPr>
-          <w:rFonts w:ascii="Times New Roman" w:hAnsi="Times New Roman"/>
-          <w:b w:val="0"/>
-          <w:sz w:val="22"/>
-        </w:rPr>
-      </w:r>
-    </w:p>
-    <w:p>
-      <w:r>
-        <w:rPr>
-          <w:rFonts w:ascii="Times New Roman" w:hAnsi="Times New Roman"/>
-          <w:b w:val="0"/>
-          <w:sz w:val="22"/>
-        </w:rPr>
-      </w:r>
-    </w:p>
-    <w:p>
-      <w:r>
-        <w:rPr>
-          <w:rFonts w:ascii="Times New Roman" w:hAnsi="Times New Roman"/>
-          <w:b w:val="0"/>
-          <w:sz w:val="22"/>
+      <w:pPr>
+        <w:keepNext w:val="0"/>
+      </w:pPr>
+      <w:r>
+        <w:rPr>
+          <w:rFonts w:ascii="Times New Roman" w:hAnsi="Times New Roman"/>
+          <w:b w:val="0"/>
+          <w:sz w:val="22"/>
+          <w:u w:val="none"/>
+        </w:rPr>
+      </w:r>
+    </w:p>
+    <w:p>
+      <w:pPr>
+        <w:keepNext/>
+      </w:pPr>
+      <w:r>
+        <w:rPr>
+          <w:rFonts w:ascii="Times New Roman" w:hAnsi="Times New Roman"/>
+          <w:b w:val="0"/>
+          <w:sz w:val="22"/>
+          <w:u w:val="none"/>
+        </w:rPr>
+      </w:r>
+    </w:p>
+    <w:p>
+      <w:pPr>
+        <w:keepNext/>
+      </w:pPr>
+      <w:r>
+        <w:rPr>
+          <w:rFonts w:ascii="Times New Roman" w:hAnsi="Times New Roman"/>
+          <w:b w:val="0"/>
+          <w:sz w:val="22"/>
+          <w:u w:val="none"/>
         </w:rPr>
         <w:t>DEMOGRAPHIC AND PERSONAL INFORMATION</w:t>
       </w:r>
     </w:p>
     <w:p>
-      <w:r>
-        <w:rPr>
-          <w:rFonts w:ascii="Times New Roman" w:hAnsi="Times New Roman"/>
-          <w:b w:val="0"/>
-          <w:sz w:val="22"/>
-        </w:rPr>
-      </w:r>
-    </w:p>
-    <w:p>
-      <w:r>
-        <w:rPr>
-          <w:rFonts w:ascii="Times New Roman" w:hAnsi="Times New Roman"/>
-          <w:b w:val="0"/>
-          <w:sz w:val="22"/>
+      <w:pPr>
+        <w:keepNext/>
+      </w:pPr>
+      <w:r>
+        <w:rPr>
+          <w:rFonts w:ascii="Times New Roman" w:hAnsi="Times New Roman"/>
+          <w:b w:val="0"/>
+          <w:sz w:val="22"/>
+          <w:u w:val="none"/>
+        </w:rPr>
+      </w:r>
+    </w:p>
+    <w:p>
+      <w:pPr>
+        <w:keepNext/>
+      </w:pPr>
+      <w:r>
+        <w:rPr>
+          <w:rFonts w:ascii="Times New Roman" w:hAnsi="Times New Roman"/>
+          <w:b w:val="0"/>
+          <w:sz w:val="22"/>
+          <w:u w:val="none"/>
         </w:rPr>
         <w:t>Current Appointments</w:t>
       </w:r>
     </w:p>
     <w:p>
-      <w:r>
-        <w:rPr>
-          <w:rFonts w:ascii="Times New Roman" w:hAnsi="Times New Roman"/>
-          <w:b w:val="0"/>
-          <w:sz w:val="22"/>
+      <w:pPr>
+        <w:keepNext/>
+      </w:pPr>
+      <w:r>
+        <w:rPr>
+          <w:rFonts w:ascii="Times New Roman" w:hAnsi="Times New Roman"/>
+          <w:b w:val="0"/>
+          <w:sz w:val="22"/>
+          <w:u w:val="none"/>
         </w:rPr>
         <w:t>University</w:t>
       </w:r>
     </w:p>
     <w:p>
-      <w:r>
-        <w:rPr>
-          <w:rFonts w:ascii="Times New Roman" w:hAnsi="Times New Roman"/>
-          <w:b w:val="0"/>
-          <w:sz w:val="22"/>
+      <w:pPr>
+        <w:keepNext w:val="0"/>
+      </w:pPr>
+      <w:r>
+        <w:rPr>
+          <w:rFonts w:ascii="Times New Roman" w:hAnsi="Times New Roman"/>
+          <w:b w:val="0"/>
+          <w:sz w:val="22"/>
+          <w:u w:val="none"/>
         </w:rPr>
         <w:t>NONE</w:t>
       </w:r>
     </w:p>
     <w:p>
-      <w:r>
-        <w:rPr>
-          <w:rFonts w:ascii="Times New Roman" w:hAnsi="Times New Roman"/>
-          <w:b w:val="0"/>
-          <w:sz w:val="22"/>
+      <w:pPr>
+        <w:keepNext/>
+      </w:pPr>
+      <w:r>
+        <w:rPr>
+          <w:rFonts w:ascii="Times New Roman" w:hAnsi="Times New Roman"/>
+          <w:b w:val="0"/>
+          <w:sz w:val="22"/>
+          <w:u w:val="none"/>
         </w:rPr>
         <w:t>Hospital</w:t>
       </w:r>
     </w:p>
     <w:p>
-      <w:r>
-        <w:rPr>
-          <w:rFonts w:ascii="Times New Roman" w:hAnsi="Times New Roman"/>
-          <w:b w:val="0"/>
-          <w:sz w:val="22"/>
+      <w:pPr>
+        <w:keepNext w:val="0"/>
+      </w:pPr>
+      <w:r>
+        <w:rPr>
+          <w:rFonts w:ascii="Times New Roman" w:hAnsi="Times New Roman"/>
+          <w:b w:val="0"/>
+          <w:sz w:val="22"/>
+          <w:u w:val="none"/>
         </w:rPr>
         <w:t>NONE</w:t>
       </w:r>
     </w:p>
     <w:p>
-      <w:r>
-        <w:rPr>
-          <w:rFonts w:ascii="Times New Roman" w:hAnsi="Times New Roman"/>
-          <w:b w:val="0"/>
-          <w:sz w:val="22"/>
+      <w:pPr>
+        <w:keepNext/>
+      </w:pPr>
+      <w:r>
+        <w:rPr>
+          <w:rFonts w:ascii="Times New Roman" w:hAnsi="Times New Roman"/>
+          <w:b w:val="0"/>
+          <w:sz w:val="22"/>
+          <w:u w:val="none"/>
         </w:rPr>
         <w:t>Other</w:t>
       </w:r>
     </w:p>
     <w:p>
-      <w:r>
-        <w:rPr>
-          <w:rFonts w:ascii="Times New Roman" w:hAnsi="Times New Roman"/>
-          <w:b w:val="0"/>
-          <w:sz w:val="22"/>
+      <w:pPr>
+        <w:keepNext w:val="0"/>
+      </w:pPr>
+      <w:r>
+        <w:rPr>
+          <w:rFonts w:ascii="Times New Roman" w:hAnsi="Times New Roman"/>
+          <w:b w:val="0"/>
+          <w:sz w:val="22"/>
+          <w:u w:val="none"/>
         </w:rPr>
         <w:t>NONE</w:t>
       </w:r>
     </w:p>
     <w:p>
-      <w:r>
-        <w:rPr>
-          <w:rFonts w:ascii="Times New Roman" w:hAnsi="Times New Roman"/>
-          <w:b w:val="0"/>
-          <w:sz w:val="22"/>
-        </w:rPr>
-      </w:r>
-    </w:p>
-    <w:p>
-      <w:r>
-        <w:rPr>
-          <w:rFonts w:ascii="Times New Roman" w:hAnsi="Times New Roman"/>
-          <w:b w:val="0"/>
-          <w:sz w:val="22"/>
+      <w:pPr>
+        <w:keepNext/>
+      </w:pPr>
+      <w:r>
+        <w:rPr>
+          <w:rFonts w:ascii="Times New Roman" w:hAnsi="Times New Roman"/>
+          <w:b w:val="0"/>
+          <w:sz w:val="22"/>
+          <w:u w:val="none"/>
+        </w:rPr>
+      </w:r>
+    </w:p>
+    <w:p>
+      <w:pPr>
+        <w:keepNext/>
+      </w:pPr>
+      <w:r>
+        <w:rPr>
+          <w:rFonts w:ascii="Times New Roman" w:hAnsi="Times New Roman"/>
+          <w:b w:val="0"/>
+          <w:sz w:val="22"/>
+          <w:u w:val="none"/>
         </w:rPr>
         <w:t>Personal Data</w:t>
       </w:r>
     </w:p>
     <w:p>
-      <w:r>
-        <w:rPr>
-          <w:rFonts w:ascii="Times New Roman" w:hAnsi="Times New Roman"/>
-          <w:b w:val="0"/>
-          <w:sz w:val="22"/>
+      <w:pPr>
+        <w:keepNext/>
+      </w:pPr>
+      <w:r>
+        <w:rPr>
+          <w:rFonts w:ascii="Times New Roman" w:hAnsi="Times New Roman"/>
+          <w:b w:val="0"/>
+          <w:sz w:val="22"/>
+          <w:u w:val="none"/>
         </w:rPr>
         <w:t>Business Address</w:t>
       </w:r>
     </w:p>
     <w:p>
-      <w:r>
-        <w:rPr>
-          <w:rFonts w:ascii="Times New Roman" w:hAnsi="Times New Roman"/>
-          <w:b w:val="0"/>
-          <w:sz w:val="22"/>
+      <w:pPr>
+        <w:keepNext w:val="0"/>
+      </w:pPr>
+      <w:r>
+        <w:rPr>
+          <w:rFonts w:ascii="Times New Roman" w:hAnsi="Times New Roman"/>
+          <w:b w:val="0"/>
+          <w:sz w:val="22"/>
+          <w:u w:val="none"/>
         </w:rPr>
         <w:t>NONE</w:t>
       </w:r>
     </w:p>
     <w:p>
-      <w:r>
-        <w:rPr>
-          <w:rFonts w:ascii="Times New Roman" w:hAnsi="Times New Roman"/>
-          <w:b w:val="0"/>
-          <w:sz w:val="22"/>
+      <w:pPr>
+        <w:keepNext/>
+      </w:pPr>
+      <w:r>
+        <w:rPr>
+          <w:rFonts w:ascii="Times New Roman" w:hAnsi="Times New Roman"/>
+          <w:b w:val="0"/>
+          <w:sz w:val="22"/>
+          <w:u w:val="none"/>
         </w:rPr>
         <w:t>Tel</w:t>
       </w:r>
     </w:p>
     <w:p>
-      <w:r>
-        <w:rPr>
-          <w:rFonts w:ascii="Times New Roman" w:hAnsi="Times New Roman"/>
-          <w:b w:val="0"/>
-          <w:sz w:val="22"/>
+      <w:pPr>
+        <w:keepNext w:val="0"/>
+      </w:pPr>
+      <w:r>
+        <w:rPr>
+          <w:rFonts w:ascii="Times New Roman" w:hAnsi="Times New Roman"/>
+          <w:b w:val="0"/>
+          <w:sz w:val="22"/>
+          <w:u w:val="none"/>
         </w:rPr>
         <w:t>NONE</w:t>
       </w:r>
     </w:p>
     <w:p>
-      <w:r>
-        <w:rPr>
-          <w:rFonts w:ascii="Times New Roman" w:hAnsi="Times New Roman"/>
-          <w:b w:val="0"/>
-          <w:sz w:val="22"/>
+      <w:pPr>
+        <w:keepNext/>
+      </w:pPr>
+      <w:r>
+        <w:rPr>
+          <w:rFonts w:ascii="Times New Roman" w:hAnsi="Times New Roman"/>
+          <w:b w:val="0"/>
+          <w:sz w:val="22"/>
+          <w:u w:val="none"/>
         </w:rPr>
         <w:t>Fax (optional)</w:t>
       </w:r>
     </w:p>
     <w:p>
-      <w:r>
-        <w:rPr>
-          <w:rFonts w:ascii="Times New Roman" w:hAnsi="Times New Roman"/>
-          <w:b w:val="0"/>
-          <w:sz w:val="22"/>
+      <w:pPr>
+        <w:keepNext w:val="0"/>
+      </w:pPr>
+      <w:r>
+        <w:rPr>
+          <w:rFonts w:ascii="Times New Roman" w:hAnsi="Times New Roman"/>
+          <w:b w:val="0"/>
+          <w:sz w:val="22"/>
+          <w:u w:val="none"/>
         </w:rPr>
         <w:t>NONE</w:t>
       </w:r>
     </w:p>
     <w:p>
-      <w:r>
-        <w:rPr>
-          <w:rFonts w:ascii="Times New Roman" w:hAnsi="Times New Roman"/>
-          <w:b w:val="0"/>
-          <w:sz w:val="22"/>
+      <w:pPr>
+        <w:keepNext/>
+      </w:pPr>
+      <w:r>
+        <w:rPr>
+          <w:rFonts w:ascii="Times New Roman" w:hAnsi="Times New Roman"/>
+          <w:b w:val="0"/>
+          <w:sz w:val="22"/>
+          <w:u w:val="none"/>
         </w:rPr>
         <w:t>E-mail</w:t>
       </w:r>
     </w:p>
     <w:p>
-      <w:r>
-        <w:rPr>
-          <w:rFonts w:ascii="Times New Roman" w:hAnsi="Times New Roman"/>
-          <w:b w:val="0"/>
-          <w:sz w:val="22"/>
+      <w:pPr>
+        <w:keepNext w:val="0"/>
+      </w:pPr>
+      <w:r>
+        <w:rPr>
+          <w:rFonts w:ascii="Times New Roman" w:hAnsi="Times New Roman"/>
+          <w:b w:val="0"/>
+          <w:sz w:val="22"/>
+          <w:u w:val="none"/>
         </w:rPr>
         <w:t>NONE</w:t>
       </w:r>
     </w:p>
     <w:p>
-      <w:r>
-        <w:rPr>
-          <w:rFonts w:ascii="Times New Roman" w:hAnsi="Times New Roman"/>
-          <w:b w:val="0"/>
-          <w:sz w:val="22"/>
-        </w:rPr>
-      </w:r>
-    </w:p>
-    <w:p>
-      <w:r>
-        <w:rPr>
-          <w:rFonts w:ascii="Times New Roman" w:hAnsi="Times New Roman"/>
-          <w:b w:val="0"/>
-          <w:sz w:val="22"/>
+      <w:pPr>
+        <w:keepNext/>
+      </w:pPr>
+      <w:r>
+        <w:rPr>
+          <w:rFonts w:ascii="Times New Roman" w:hAnsi="Times New Roman"/>
+          <w:b w:val="0"/>
+          <w:sz w:val="22"/>
+          <w:u w:val="none"/>
+        </w:rPr>
+      </w:r>
+    </w:p>
+    <w:p>
+      <w:pPr>
+        <w:keepNext/>
+      </w:pPr>
+      <w:r>
+        <w:rPr>
+          <w:rFonts w:ascii="Times New Roman" w:hAnsi="Times New Roman"/>
+          <w:b w:val="0"/>
+          <w:sz w:val="22"/>
+          <w:u w:val="none"/>
         </w:rPr>
         <w:t>EDUCATION AND TRAINING</w:t>
       </w:r>
     </w:p>
     <w:p>
-      <w:r>
-        <w:rPr>
-          <w:rFonts w:ascii="Times New Roman" w:hAnsi="Times New Roman"/>
-          <w:b w:val="0"/>
-          <w:sz w:val="22"/>
-        </w:rPr>
-      </w:r>
-    </w:p>
-    <w:p>
-      <w:r>
-        <w:rPr>
-          <w:rFonts w:ascii="Times New Roman" w:hAnsi="Times New Roman"/>
-          <w:b w:val="0"/>
-          <w:sz w:val="22"/>
+      <w:pPr>
+        <w:keepNext/>
+      </w:pPr>
+      <w:r>
+        <w:rPr>
+          <w:rFonts w:ascii="Times New Roman" w:hAnsi="Times New Roman"/>
+          <w:b w:val="0"/>
+          <w:sz w:val="22"/>
+          <w:u w:val="none"/>
+        </w:rPr>
+      </w:r>
+    </w:p>
+    <w:p>
+      <w:pPr>
+        <w:keepNext/>
+      </w:pPr>
+      <w:r>
+        <w:rPr>
+          <w:rFonts w:ascii="Times New Roman" w:hAnsi="Times New Roman"/>
+          <w:b w:val="0"/>
+          <w:sz w:val="22"/>
+          <w:u w:val="none"/>
         </w:rPr>
         <w:t>Undergraduate</w:t>
       </w:r>
     </w:p>
     <w:p>
-      <w:r>
-        <w:rPr>
-          <w:rFonts w:ascii="Times New Roman" w:hAnsi="Times New Roman"/>
-          <w:b w:val="0"/>
-          <w:sz w:val="22"/>
+      <w:pPr>
+        <w:keepNext w:val="0"/>
+      </w:pPr>
+      <w:r>
+        <w:rPr>
+          <w:rFonts w:ascii="Times New Roman" w:hAnsi="Times New Roman"/>
+          <w:b w:val="0"/>
+          <w:sz w:val="22"/>
+          <w:u w:val="none"/>
         </w:rPr>
         <w:t>NONE</w:t>
       </w:r>
     </w:p>
     <w:p>
-      <w:r>
-        <w:rPr>
-          <w:rFonts w:ascii="Times New Roman" w:hAnsi="Times New Roman"/>
-          <w:b w:val="0"/>
-          <w:sz w:val="22"/>
-        </w:rPr>
-      </w:r>
-    </w:p>
-    <w:p>
-      <w:r>
-        <w:rPr>
-          <w:rFonts w:ascii="Times New Roman" w:hAnsi="Times New Roman"/>
-          <w:b w:val="0"/>
-          <w:sz w:val="22"/>
+      <w:pPr>
+        <w:keepNext/>
+      </w:pPr>
+      <w:r>
+        <w:rPr>
+          <w:rFonts w:ascii="Times New Roman" w:hAnsi="Times New Roman"/>
+          <w:b w:val="0"/>
+          <w:sz w:val="22"/>
+          <w:u w:val="none"/>
+        </w:rPr>
+      </w:r>
+    </w:p>
+    <w:p>
+      <w:pPr>
+        <w:keepNext/>
+      </w:pPr>
+      <w:r>
+        <w:rPr>
+          <w:rFonts w:ascii="Times New Roman" w:hAnsi="Times New Roman"/>
+          <w:b w:val="0"/>
+          <w:sz w:val="22"/>
+          <w:u w:val="none"/>
         </w:rPr>
         <w:t>Doctoral/graduate</w:t>
       </w:r>
     </w:p>
     <w:p>
-      <w:r>
-        <w:rPr>
-          <w:rFonts w:ascii="Times New Roman" w:hAnsi="Times New Roman"/>
-          <w:b w:val="0"/>
-          <w:sz w:val="22"/>
+      <w:pPr>
+        <w:keepNext w:val="0"/>
+      </w:pPr>
+      <w:r>
+        <w:rPr>
+          <w:rFonts w:ascii="Times New Roman" w:hAnsi="Times New Roman"/>
+          <w:b w:val="0"/>
+          <w:sz w:val="22"/>
+          <w:u w:val="none"/>
         </w:rPr>
         <w:t>NONE</w:t>
       </w:r>
     </w:p>
     <w:p>
-      <w:r>
-        <w:rPr>
-          <w:rFonts w:ascii="Times New Roman" w:hAnsi="Times New Roman"/>
-          <w:b w:val="0"/>
-          <w:sz w:val="22"/>
-        </w:rPr>
-      </w:r>
-    </w:p>
-    <w:p>
-      <w:r>
-        <w:rPr>
-          <w:rFonts w:ascii="Times New Roman" w:hAnsi="Times New Roman"/>
-          <w:b w:val="0"/>
-          <w:sz w:val="22"/>
+      <w:pPr>
+        <w:keepNext/>
+      </w:pPr>
+      <w:r>
+        <w:rPr>
+          <w:rFonts w:ascii="Times New Roman" w:hAnsi="Times New Roman"/>
+          <w:b w:val="0"/>
+          <w:sz w:val="22"/>
+          <w:u w:val="none"/>
+        </w:rPr>
+      </w:r>
+    </w:p>
+    <w:p>
+      <w:pPr>
+        <w:keepNext/>
+      </w:pPr>
+      <w:r>
+        <w:rPr>
+          <w:rFonts w:ascii="Times New Roman" w:hAnsi="Times New Roman"/>
+          <w:b w:val="0"/>
+          <w:sz w:val="22"/>
+          <w:u w:val="none"/>
         </w:rPr>
         <w:t>Postdoctoral (Internship, residency, fellowship, etc.)</w:t>
       </w:r>
     </w:p>
     <w:p>
-      <w:r>
-        <w:rPr>
-          <w:rFonts w:ascii="Times New Roman" w:hAnsi="Times New Roman"/>
-          <w:b w:val="0"/>
-          <w:sz w:val="22"/>
+      <w:pPr>
+        <w:keepNext w:val="0"/>
+      </w:pPr>
+      <w:r>
+        <w:rPr>
+          <w:rFonts w:ascii="Times New Roman" w:hAnsi="Times New Roman"/>
+          <w:b w:val="0"/>
+          <w:sz w:val="22"/>
+          <w:u w:val="none"/>
         </w:rPr>
         <w:t>NONE</w:t>
       </w:r>
     </w:p>
     <w:p>
-      <w:r>
-        <w:rPr>
-          <w:rFonts w:ascii="Times New Roman" w:hAnsi="Times New Roman"/>
-          <w:b w:val="0"/>
-          <w:sz w:val="22"/>
-        </w:rPr>
-      </w:r>
-    </w:p>
-    <w:p>
-      <w:r>
-        <w:rPr>
-          <w:rFonts w:ascii="Times New Roman" w:hAnsi="Times New Roman"/>
-          <w:b w:val="0"/>
-          <w:sz w:val="22"/>
+      <w:pPr>
+        <w:keepNext/>
+      </w:pPr>
+      <w:r>
+        <w:rPr>
+          <w:rFonts w:ascii="Times New Roman" w:hAnsi="Times New Roman"/>
+          <w:b w:val="0"/>
+          <w:sz w:val="22"/>
+          <w:u w:val="none"/>
+        </w:rPr>
+      </w:r>
+    </w:p>
+    <w:p>
+      <w:pPr>
+        <w:keepNext/>
+      </w:pPr>
+      <w:r>
+        <w:rPr>
+          <w:rFonts w:ascii="Times New Roman" w:hAnsi="Times New Roman"/>
+          <w:b w:val="0"/>
+          <w:sz w:val="22"/>
+          <w:u w:val="none"/>
         </w:rPr>
         <w:t>PROFESSIONAL EXPERIENCE</w:t>
       </w:r>
     </w:p>
     <w:p>
-      <w:r>
-        <w:rPr>
-          <w:rFonts w:ascii="Times New Roman" w:hAnsi="Times New Roman"/>
-          <w:b w:val="0"/>
-          <w:sz w:val="22"/>
+      <w:pPr>
+        <w:keepNext w:val="0"/>
+      </w:pPr>
+      <w:r>
+        <w:rPr>
+          <w:rFonts w:ascii="Times New Roman" w:hAnsi="Times New Roman"/>
+          <w:b w:val="0"/>
+          <w:sz w:val="22"/>
+          <w:u w:val="none"/>
         </w:rPr>
         <w:t>NONE</w:t>
       </w:r>
     </w:p>
     <w:p>
-      <w:r>
-        <w:rPr>
-          <w:rFonts w:ascii="Times New Roman" w:hAnsi="Times New Roman"/>
-          <w:b w:val="0"/>
-          <w:sz w:val="22"/>
-        </w:rPr>
-      </w:r>
-    </w:p>
-    <w:p>
-      <w:r>
-        <w:rPr>
-          <w:rFonts w:ascii="Times New Roman" w:hAnsi="Times New Roman"/>
-          <w:b w:val="0"/>
-          <w:sz w:val="22"/>
+      <w:pPr>
+        <w:keepNext/>
+      </w:pPr>
+      <w:r>
+        <w:rPr>
+          <w:rFonts w:ascii="Times New Roman" w:hAnsi="Times New Roman"/>
+          <w:b w:val="0"/>
+          <w:sz w:val="22"/>
+          <w:u w:val="none"/>
+        </w:rPr>
+      </w:r>
+    </w:p>
+    <w:p>
+      <w:pPr>
+        <w:keepNext/>
+      </w:pPr>
+      <w:r>
+        <w:rPr>
+          <w:rFonts w:ascii="Times New Roman" w:hAnsi="Times New Roman"/>
+          <w:b w:val="0"/>
+          <w:sz w:val="22"/>
+          <w:u w:val="none"/>
         </w:rPr>
         <w:t>PUBLICATIONS</w:t>
       </w:r>
     </w:p>
     <w:p>
-      <w:r>
-        <w:rPr>
-          <w:rFonts w:ascii="Times New Roman" w:hAnsi="Times New Roman"/>
-          <w:b w:val="0"/>
-          <w:sz w:val="22"/>
-        </w:rPr>
-      </w:r>
-    </w:p>
-    <w:p>
-      <w:r>
-        <w:rPr>
-          <w:rFonts w:ascii="Times New Roman" w:hAnsi="Times New Roman"/>
-          <w:b w:val="0"/>
-          <w:sz w:val="22"/>
+      <w:pPr>
+        <w:keepNext/>
+      </w:pPr>
+      <w:r>
+        <w:rPr>
+          <w:rFonts w:ascii="Times New Roman" w:hAnsi="Times New Roman"/>
+          <w:b w:val="0"/>
+          <w:sz w:val="22"/>
+          <w:u w:val="none"/>
+        </w:rPr>
+      </w:r>
+    </w:p>
+    <w:p>
+      <w:pPr>
+        <w:keepNext/>
+      </w:pPr>
+      <w:r>
+        <w:rPr>
+          <w:rFonts w:ascii="Times New Roman" w:hAnsi="Times New Roman"/>
+          <w:b w:val="0"/>
+          <w:sz w:val="22"/>
+          <w:u w:val="none"/>
         </w:rPr>
         <w:t>Original Research [OR]</w:t>
       </w:r>
     </w:p>
     <w:p>
-      <w:r>
-        <w:rPr>
-          <w:rFonts w:ascii="Times New Roman" w:hAnsi="Times New Roman"/>
-          <w:b w:val="0"/>
-          <w:sz w:val="22"/>
+      <w:pPr>
+        <w:keepNext w:val="0"/>
+      </w:pPr>
+      <w:r>
+        <w:rPr>
+          <w:rFonts w:ascii="Times New Roman" w:hAnsi="Times New Roman"/>
+          <w:b w:val="0"/>
+          <w:sz w:val="22"/>
+          <w:u w:val="none"/>
         </w:rPr>
         <w:t>NONE</w:t>
       </w:r>
     </w:p>
     <w:p>
-      <w:r>
-        <w:rPr>
-          <w:rFonts w:ascii="Times New Roman" w:hAnsi="Times New Roman"/>
-          <w:b w:val="0"/>
-          <w:sz w:val="22"/>
-        </w:rPr>
-      </w:r>
-    </w:p>
-    <w:p>
-      <w:r>
-        <w:rPr>
-          <w:rFonts w:ascii="Times New Roman" w:hAnsi="Times New Roman"/>
-          <w:b w:val="0"/>
-          <w:sz w:val="22"/>
+      <w:pPr>
+        <w:keepNext/>
+      </w:pPr>
+      <w:r>
+        <w:rPr>
+          <w:rFonts w:ascii="Times New Roman" w:hAnsi="Times New Roman"/>
+          <w:b w:val="0"/>
+          <w:sz w:val="22"/>
+          <w:u w:val="none"/>
+        </w:rPr>
+      </w:r>
+    </w:p>
+    <w:p>
+      <w:pPr>
+        <w:keepNext/>
+      </w:pPr>
+      <w:r>
+        <w:rPr>
+          <w:rFonts w:ascii="Times New Roman" w:hAnsi="Times New Roman"/>
+          <w:b w:val="0"/>
+          <w:sz w:val="22"/>
+          <w:u w:val="none"/>
         </w:rPr>
         <w:t>Review Articles [RA]</w:t>
       </w:r>
     </w:p>
     <w:p>
-      <w:r>
-        <w:rPr>
-          <w:rFonts w:ascii="Times New Roman" w:hAnsi="Times New Roman"/>
-          <w:b w:val="0"/>
-          <w:sz w:val="22"/>
+      <w:pPr>
+        <w:keepNext w:val="0"/>
+      </w:pPr>
+      <w:r>
+        <w:rPr>
+          <w:rFonts w:ascii="Times New Roman" w:hAnsi="Times New Roman"/>
+          <w:b w:val="0"/>
+          <w:sz w:val="22"/>
+          <w:u w:val="none"/>
         </w:rPr>
         <w:t>NONE</w:t>
       </w:r>
     </w:p>
     <w:p>
-      <w:r>
-        <w:rPr>
-          <w:rFonts w:ascii="Times New Roman" w:hAnsi="Times New Roman"/>
-          <w:b w:val="0"/>
-          <w:sz w:val="22"/>
-        </w:rPr>
-      </w:r>
-    </w:p>
-    <w:p>
-      <w:r>
-        <w:rPr>
-          <w:rFonts w:ascii="Times New Roman" w:hAnsi="Times New Roman"/>
-          <w:b w:val="0"/>
-          <w:sz w:val="22"/>
+      <w:pPr>
+        <w:keepNext/>
+      </w:pPr>
+      <w:r>
+        <w:rPr>
+          <w:rFonts w:ascii="Times New Roman" w:hAnsi="Times New Roman"/>
+          <w:b w:val="0"/>
+          <w:sz w:val="22"/>
+          <w:u w:val="none"/>
+        </w:rPr>
+      </w:r>
+    </w:p>
+    <w:p>
+      <w:pPr>
+        <w:keepNext/>
+      </w:pPr>
+      <w:r>
+        <w:rPr>
+          <w:rFonts w:ascii="Times New Roman" w:hAnsi="Times New Roman"/>
+          <w:b w:val="0"/>
+          <w:sz w:val="22"/>
+          <w:u w:val="none"/>
         </w:rPr>
         <w:t>Case Reports [CR]</w:t>
       </w:r>
     </w:p>
     <w:p>
-      <w:r>
-        <w:rPr>
-          <w:rFonts w:ascii="Times New Roman" w:hAnsi="Times New Roman"/>
-          <w:b w:val="0"/>
-          <w:sz w:val="22"/>
+      <w:pPr>
+        <w:keepNext w:val="0"/>
+      </w:pPr>
+      <w:r>
+        <w:rPr>
+          <w:rFonts w:ascii="Times New Roman" w:hAnsi="Times New Roman"/>
+          <w:b w:val="0"/>
+          <w:sz w:val="22"/>
+          <w:u w:val="none"/>
         </w:rPr>
         <w:t>NONE</w:t>
       </w:r>
     </w:p>
     <w:p>
-      <w:r>
-        <w:rPr>
-          <w:rFonts w:ascii="Times New Roman" w:hAnsi="Times New Roman"/>
-          <w:b w:val="0"/>
-          <w:sz w:val="22"/>
-        </w:rPr>
-      </w:r>
-    </w:p>
-    <w:p>
-      <w:r>
-        <w:rPr>
-          <w:rFonts w:ascii="Times New Roman" w:hAnsi="Times New Roman"/>
-          <w:b w:val="0"/>
-          <w:sz w:val="22"/>
+      <w:pPr>
+        <w:keepNext/>
+      </w:pPr>
+      <w:r>
+        <w:rPr>
+          <w:rFonts w:ascii="Times New Roman" w:hAnsi="Times New Roman"/>
+          <w:b w:val="0"/>
+          <w:sz w:val="22"/>
+          <w:u w:val="none"/>
+        </w:rPr>
+      </w:r>
+    </w:p>
+    <w:p>
+      <w:pPr>
+        <w:keepNext/>
+      </w:pPr>
+      <w:r>
+        <w:rPr>
+          <w:rFonts w:ascii="Times New Roman" w:hAnsi="Times New Roman"/>
+          <w:b w:val="0"/>
+          <w:sz w:val="22"/>
+          <w:u w:val="none"/>
         </w:rPr>
         <w:t>Book Chapters, Monographs [BC]</w:t>
       </w:r>
     </w:p>
     <w:p>
-      <w:r>
-        <w:rPr>
-          <w:rFonts w:ascii="Times New Roman" w:hAnsi="Times New Roman"/>
-          <w:b w:val="0"/>
-          <w:sz w:val="22"/>
+      <w:pPr>
+        <w:keepNext w:val="0"/>
+      </w:pPr>
+      <w:r>
+        <w:rPr>
+          <w:rFonts w:ascii="Times New Roman" w:hAnsi="Times New Roman"/>
+          <w:b w:val="0"/>
+          <w:sz w:val="22"/>
+          <w:u w:val="none"/>
         </w:rPr>
         <w:t>NONE</w:t>
       </w:r>
     </w:p>
     <w:p>
-      <w:r>
-        <w:rPr>
-          <w:rFonts w:ascii="Times New Roman" w:hAnsi="Times New Roman"/>
-          <w:b w:val="0"/>
-          <w:sz w:val="22"/>
-        </w:rPr>
-      </w:r>
-    </w:p>
-    <w:p>
-      <w:r>
-        <w:rPr>
-          <w:rFonts w:ascii="Times New Roman" w:hAnsi="Times New Roman"/>
-          <w:b w:val="0"/>
-          <w:sz w:val="22"/>
+      <w:pPr>
+        <w:keepNext/>
+      </w:pPr>
+      <w:r>
+        <w:rPr>
+          <w:rFonts w:ascii="Times New Roman" w:hAnsi="Times New Roman"/>
+          <w:b w:val="0"/>
+          <w:sz w:val="22"/>
+          <w:u w:val="none"/>
+        </w:rPr>
+      </w:r>
+    </w:p>
+    <w:p>
+      <w:pPr>
+        <w:keepNext/>
+      </w:pPr>
+      <w:r>
+        <w:rPr>
+          <w:rFonts w:ascii="Times New Roman" w:hAnsi="Times New Roman"/>
+          <w:b w:val="0"/>
+          <w:sz w:val="22"/>
+          <w:u w:val="none"/>
         </w:rPr>
         <w:t>Books, Textbooks [BK]</w:t>
       </w:r>
     </w:p>
     <w:p>
-      <w:r>
-        <w:rPr>
-          <w:rFonts w:ascii="Times New Roman" w:hAnsi="Times New Roman"/>
-          <w:b w:val="0"/>
-          <w:sz w:val="22"/>
+      <w:pPr>
+        <w:keepNext w:val="0"/>
+      </w:pPr>
+      <w:r>
+        <w:rPr>
+          <w:rFonts w:ascii="Times New Roman" w:hAnsi="Times New Roman"/>
+          <w:b w:val="0"/>
+          <w:sz w:val="22"/>
+          <w:u w:val="none"/>
         </w:rPr>
         <w:t>NONE</w:t>
       </w:r>
     </w:p>
     <w:p>
-      <w:r>
-        <w:rPr>
-          <w:rFonts w:ascii="Times New Roman" w:hAnsi="Times New Roman"/>
-          <w:b w:val="0"/>
-          <w:sz w:val="22"/>
-        </w:rPr>
-      </w:r>
-    </w:p>
-    <w:p>
-      <w:r>
-        <w:rPr>
-          <w:rFonts w:ascii="Times New Roman" w:hAnsi="Times New Roman"/>
-          <w:b w:val="0"/>
-          <w:sz w:val="22"/>
+      <w:pPr>
+        <w:keepNext/>
+      </w:pPr>
+      <w:r>
+        <w:rPr>
+          <w:rFonts w:ascii="Times New Roman" w:hAnsi="Times New Roman"/>
+          <w:b w:val="0"/>
+          <w:sz w:val="22"/>
+          <w:u w:val="none"/>
+        </w:rPr>
+      </w:r>
+    </w:p>
+    <w:p>
+      <w:pPr>
+        <w:keepNext/>
+      </w:pPr>
+      <w:r>
+        <w:rPr>
+          <w:rFonts w:ascii="Times New Roman" w:hAnsi="Times New Roman"/>
+          <w:b w:val="0"/>
+          <w:sz w:val="22"/>
+          <w:u w:val="none"/>
         </w:rPr>
         <w:t>Editorials [ED]</w:t>
       </w:r>
     </w:p>
     <w:p>
-      <w:r>
-        <w:rPr>
-          <w:rFonts w:ascii="Times New Roman" w:hAnsi="Times New Roman"/>
-          <w:b w:val="0"/>
-          <w:sz w:val="22"/>
+      <w:pPr>
+        <w:keepNext w:val="0"/>
+      </w:pPr>
+      <w:r>
+        <w:rPr>
+          <w:rFonts w:ascii="Times New Roman" w:hAnsi="Times New Roman"/>
+          <w:b w:val="0"/>
+          <w:sz w:val="22"/>
+          <w:u w:val="none"/>
         </w:rPr>
         <w:t>NONE</w:t>
       </w:r>
     </w:p>
     <w:p>
-      <w:r>
-        <w:rPr>
-          <w:rFonts w:ascii="Times New Roman" w:hAnsi="Times New Roman"/>
-          <w:b w:val="0"/>
-          <w:sz w:val="22"/>
-        </w:rPr>
-      </w:r>
-    </w:p>
-    <w:p>
-      <w:r>
-        <w:rPr>
-          <w:rFonts w:ascii="Times New Roman" w:hAnsi="Times New Roman"/>
-          <w:b w:val="0"/>
-          <w:sz w:val="22"/>
+      <w:pPr>
+        <w:keepNext/>
+      </w:pPr>
+      <w:r>
+        <w:rPr>
+          <w:rFonts w:ascii="Times New Roman" w:hAnsi="Times New Roman"/>
+          <w:b w:val="0"/>
+          <w:sz w:val="22"/>
+          <w:u w:val="none"/>
+        </w:rPr>
+      </w:r>
+    </w:p>
+    <w:p>
+      <w:pPr>
+        <w:keepNext/>
+      </w:pPr>
+      <w:r>
+        <w:rPr>
+          <w:rFonts w:ascii="Times New Roman" w:hAnsi="Times New Roman"/>
+          <w:b w:val="0"/>
+          <w:sz w:val="22"/>
+          <w:u w:val="none"/>
         </w:rPr>
         <w:t>Guidelines/Protocols, Consensus Statement, Expert Opinion, Consortium Articles [GL]</w:t>
       </w:r>
     </w:p>
     <w:p>
-      <w:r>
-        <w:rPr>
-          <w:rFonts w:ascii="Times New Roman" w:hAnsi="Times New Roman"/>
-          <w:b w:val="0"/>
-          <w:sz w:val="22"/>
+      <w:pPr>
+        <w:keepNext w:val="0"/>
+      </w:pPr>
+      <w:r>
+        <w:rPr>
+          <w:rFonts w:ascii="Times New Roman" w:hAnsi="Times New Roman"/>
+          <w:b w:val="0"/>
+          <w:sz w:val="22"/>
+          <w:u w:val="none"/>
         </w:rPr>
         <w:t>NONE</w:t>
       </w:r>
     </w:p>
     <w:p>
-      <w:r>
-        <w:rPr>
-          <w:rFonts w:ascii="Times New Roman" w:hAnsi="Times New Roman"/>
-          <w:b w:val="0"/>
-          <w:sz w:val="22"/>
-        </w:rPr>
-      </w:r>
-    </w:p>
-    <w:p>
-      <w:r>
-        <w:rPr>
-          <w:rFonts w:ascii="Times New Roman" w:hAnsi="Times New Roman"/>
-          <w:b w:val="0"/>
-          <w:sz w:val="22"/>
+      <w:pPr>
+        <w:keepNext/>
+      </w:pPr>
+      <w:r>
+        <w:rPr>
+          <w:rFonts w:ascii="Times New Roman" w:hAnsi="Times New Roman"/>
+          <w:b w:val="0"/>
+          <w:sz w:val="22"/>
+          <w:u w:val="none"/>
+        </w:rPr>
+      </w:r>
+    </w:p>
+    <w:p>
+      <w:pPr>
+        <w:keepNext/>
+      </w:pPr>
+      <w:r>
+        <w:rPr>
+          <w:rFonts w:ascii="Times New Roman" w:hAnsi="Times New Roman"/>
+          <w:b w:val="0"/>
+          <w:sz w:val="22"/>
+          <w:u w:val="none"/>
         </w:rPr>
         <w:t>Letters, Correspondence [LT]</w:t>
       </w:r>
     </w:p>
     <w:p>
-      <w:r>
-        <w:rPr>
-          <w:rFonts w:ascii="Times New Roman" w:hAnsi="Times New Roman"/>
-          <w:b w:val="0"/>
-          <w:sz w:val="22"/>
+      <w:pPr>
+        <w:keepNext w:val="0"/>
+      </w:pPr>
+      <w:r>
+        <w:rPr>
+          <w:rFonts w:ascii="Times New Roman" w:hAnsi="Times New Roman"/>
+          <w:b w:val="0"/>
+          <w:sz w:val="22"/>
+          <w:u w:val="none"/>
         </w:rPr>
         <w:t>NONE</w:t>
       </w:r>
     </w:p>
     <w:p>
-      <w:r>
-        <w:rPr>
-          <w:rFonts w:ascii="Times New Roman" w:hAnsi="Times New Roman"/>
-          <w:b w:val="0"/>
-          <w:sz w:val="22"/>
-        </w:rPr>
-      </w:r>
-    </w:p>
-    <w:p>
-      <w:r>
-        <w:rPr>
-          <w:rFonts w:ascii="Times New Roman" w:hAnsi="Times New Roman"/>
-          <w:b w:val="0"/>
-          <w:sz w:val="22"/>
+      <w:pPr>
+        <w:keepNext/>
+      </w:pPr>
+      <w:r>
+        <w:rPr>
+          <w:rFonts w:ascii="Times New Roman" w:hAnsi="Times New Roman"/>
+          <w:b w:val="0"/>
+          <w:sz w:val="22"/>
+          <w:u w:val="none"/>
+        </w:rPr>
+      </w:r>
+    </w:p>
+    <w:p>
+      <w:pPr>
+        <w:keepNext/>
+      </w:pPr>
+      <w:r>
+        <w:rPr>
+          <w:rFonts w:ascii="Times New Roman" w:hAnsi="Times New Roman"/>
+          <w:b w:val="0"/>
+          <w:sz w:val="22"/>
+          <w:u w:val="none"/>
         </w:rPr>
         <w:t>Other Publications</w:t>
       </w:r>
     </w:p>
     <w:p>
-      <w:r>
-        <w:rPr>
-          <w:rFonts w:ascii="Times New Roman" w:hAnsi="Times New Roman"/>
-          <w:b w:val="0"/>
-          <w:sz w:val="22"/>
+      <w:pPr>
+        <w:keepNext/>
+      </w:pPr>
+      <w:r>
+        <w:rPr>
+          <w:rFonts w:ascii="Times New Roman" w:hAnsi="Times New Roman"/>
+          <w:b w:val="0"/>
+          <w:sz w:val="22"/>
+          <w:u w:val="none"/>
         </w:rPr>
         <w:t>Clinical Stories or Memoirs [CS]</w:t>
       </w:r>
     </w:p>
     <w:p>
-      <w:r>
-        <w:rPr>
-          <w:rFonts w:ascii="Times New Roman" w:hAnsi="Times New Roman"/>
-          <w:b w:val="0"/>
-          <w:sz w:val="22"/>
+      <w:pPr>
+        <w:keepNext w:val="0"/>
+      </w:pPr>
+      <w:r>
+        <w:rPr>
+          <w:rFonts w:ascii="Times New Roman" w:hAnsi="Times New Roman"/>
+          <w:b w:val="0"/>
+          <w:sz w:val="22"/>
+          <w:u w:val="none"/>
         </w:rPr>
         <w:t>NONE</w:t>
       </w:r>
     </w:p>
     <w:p>
-      <w:r>
-        <w:rPr>
-          <w:rFonts w:ascii="Times New Roman" w:hAnsi="Times New Roman"/>
-          <w:b w:val="0"/>
-          <w:sz w:val="22"/>
+      <w:pPr>
+        <w:keepNext/>
+      </w:pPr>
+      <w:r>
+        <w:rPr>
+          <w:rFonts w:ascii="Times New Roman" w:hAnsi="Times New Roman"/>
+          <w:b w:val="0"/>
+          <w:sz w:val="22"/>
+          <w:u w:val="none"/>
         </w:rPr>
         <w:t>Creative Writing [CW]</w:t>
       </w:r>
     </w:p>
     <w:p>
-      <w:r>
-        <w:rPr>
-          <w:rFonts w:ascii="Times New Roman" w:hAnsi="Times New Roman"/>
-          <w:b w:val="0"/>
-          <w:sz w:val="22"/>
+      <w:pPr>
+        <w:keepNext w:val="0"/>
+      </w:pPr>
+      <w:r>
+        <w:rPr>
+          <w:rFonts w:ascii="Times New Roman" w:hAnsi="Times New Roman"/>
+          <w:b w:val="0"/>
+          <w:sz w:val="22"/>
+          <w:u w:val="none"/>
         </w:rPr>
         <w:t>NONE</w:t>
       </w:r>
     </w:p>
     <w:p>
-      <w:r>
-        <w:rPr>
-          <w:rFonts w:ascii="Times New Roman" w:hAnsi="Times New Roman"/>
-          <w:b w:val="0"/>
-          <w:sz w:val="22"/>
+      <w:pPr>
+        <w:keepNext/>
+      </w:pPr>
+      <w:r>
+        <w:rPr>
+          <w:rFonts w:ascii="Times New Roman" w:hAnsi="Times New Roman"/>
+          <w:b w:val="0"/>
+          <w:sz w:val="22"/>
+          <w:u w:val="none"/>
         </w:rPr>
         <w:t>Methods and Techniques, "How I Do It" articles [MT]</w:t>
       </w:r>
     </w:p>
     <w:p>
-      <w:r>
-        <w:rPr>
-          <w:rFonts w:ascii="Times New Roman" w:hAnsi="Times New Roman"/>
-          <w:b w:val="0"/>
-          <w:sz w:val="22"/>
+      <w:pPr>
+        <w:keepNext w:val="0"/>
+      </w:pPr>
+      <w:r>
+        <w:rPr>
+          <w:rFonts w:ascii="Times New Roman" w:hAnsi="Times New Roman"/>
+          <w:b w:val="0"/>
+          <w:sz w:val="22"/>
+          <w:u w:val="none"/>
         </w:rPr>
         <w:t>NONE</w:t>
       </w:r>
     </w:p>
     <w:p>
-      <w:r>
-        <w:rPr>
-          <w:rFonts w:ascii="Times New Roman" w:hAnsi="Times New Roman"/>
-          <w:b w:val="0"/>
-          <w:sz w:val="22"/>
+      <w:pPr>
+        <w:keepNext/>
+      </w:pPr>
+      <w:r>
+        <w:rPr>
+          <w:rFonts w:ascii="Times New Roman" w:hAnsi="Times New Roman"/>
+          <w:b w:val="0"/>
+          <w:sz w:val="22"/>
+          <w:u w:val="none"/>
         </w:rPr>
         <w:t>Opinions, Perspectives, Political Commentary, Advocacy, Essays [OP]</w:t>
       </w:r>
     </w:p>
     <w:p>
-      <w:r>
-        <w:rPr>
-          <w:rFonts w:ascii="Times New Roman" w:hAnsi="Times New Roman"/>
-          <w:b w:val="0"/>
-          <w:sz w:val="22"/>
+      <w:pPr>
+        <w:keepNext w:val="0"/>
+      </w:pPr>
+      <w:r>
+        <w:rPr>
+          <w:rFonts w:ascii="Times New Roman" w:hAnsi="Times New Roman"/>
+          <w:b w:val="0"/>
+          <w:sz w:val="22"/>
+          <w:u w:val="none"/>
         </w:rPr>
         <w:t>NONE</w:t>
       </w:r>
     </w:p>
     <w:p>
-      <w:r>
-        <w:rPr>
-          <w:rFonts w:ascii="Times New Roman" w:hAnsi="Times New Roman"/>
-          <w:b w:val="0"/>
-          <w:sz w:val="22"/>
+      <w:pPr>
+        <w:keepNext/>
+      </w:pPr>
+      <w:r>
+        <w:rPr>
+          <w:rFonts w:ascii="Times New Roman" w:hAnsi="Times New Roman"/>
+          <w:b w:val="0"/>
+          <w:sz w:val="22"/>
+          <w:u w:val="none"/>
         </w:rPr>
         <w:t>Original Research, other (not peer reviewed and/or not indexed) [RO]</w:t>
       </w:r>
     </w:p>
     <w:p>
-      <w:r>
-        <w:rPr>
-          <w:rFonts w:ascii="Times New Roman" w:hAnsi="Times New Roman"/>
-          <w:b w:val="0"/>
-          <w:sz w:val="22"/>
+      <w:pPr>
+        <w:keepNext w:val="0"/>
+      </w:pPr>
+      <w:r>
+        <w:rPr>
+          <w:rFonts w:ascii="Times New Roman" w:hAnsi="Times New Roman"/>
+          <w:b w:val="0"/>
+          <w:sz w:val="22"/>
+          <w:u w:val="none"/>
         </w:rPr>
         <w:t>NONE</w:t>
       </w:r>
     </w:p>
     <w:p>
-      <w:r>
-        <w:rPr>
-          <w:rFonts w:ascii="Times New Roman" w:hAnsi="Times New Roman"/>
-          <w:b w:val="0"/>
-          <w:sz w:val="22"/>
+      <w:pPr>
+        <w:keepNext/>
+      </w:pPr>
+      <w:r>
+        <w:rPr>
+          <w:rFonts w:ascii="Times New Roman" w:hAnsi="Times New Roman"/>
+          <w:b w:val="0"/>
+          <w:sz w:val="22"/>
+          <w:u w:val="none"/>
         </w:rPr>
         <w:t>Proceedings Reports [PR]</w:t>
       </w:r>
     </w:p>
     <w:p>
-      <w:r>
-        <w:rPr>
-          <w:rFonts w:ascii="Times New Roman" w:hAnsi="Times New Roman"/>
-          <w:b w:val="0"/>
-          <w:sz w:val="22"/>
+      <w:pPr>
+        <w:keepNext w:val="0"/>
+      </w:pPr>
+      <w:r>
+        <w:rPr>
+          <w:rFonts w:ascii="Times New Roman" w:hAnsi="Times New Roman"/>
+          <w:b w:val="0"/>
+          <w:sz w:val="22"/>
+          <w:u w:val="none"/>
         </w:rPr>
         <w:t>NONE</w:t>
       </w:r>
     </w:p>
     <w:p>
-      <w:r>
-        <w:rPr>
-          <w:rFonts w:ascii="Times New Roman" w:hAnsi="Times New Roman"/>
-          <w:b w:val="0"/>
-          <w:sz w:val="22"/>
+      <w:pPr>
+        <w:keepNext/>
+      </w:pPr>
+      <w:r>
+        <w:rPr>
+          <w:rFonts w:ascii="Times New Roman" w:hAnsi="Times New Roman"/>
+          <w:b w:val="0"/>
+          <w:sz w:val="22"/>
+          <w:u w:val="none"/>
         </w:rPr>
         <w:t>Published Curricula, Learner Assessment Tools, Educational Evaluations, Assessment/Evaluation Instruments [PC]</w:t>
       </w:r>
     </w:p>
     <w:p>
-      <w:r>
-        <w:rPr>
-          <w:rFonts w:ascii="Times New Roman" w:hAnsi="Times New Roman"/>
-          <w:b w:val="0"/>
-          <w:sz w:val="22"/>
+      <w:pPr>
+        <w:keepNext w:val="0"/>
+      </w:pPr>
+      <w:r>
+        <w:rPr>
+          <w:rFonts w:ascii="Times New Roman" w:hAnsi="Times New Roman"/>
+          <w:b w:val="0"/>
+          <w:sz w:val="22"/>
+          <w:u w:val="none"/>
         </w:rPr>
         <w:t>NONE</w:t>
       </w:r>
     </w:p>
     <w:p>
-      <w:r>
-        <w:rPr>
-          <w:rFonts w:ascii="Times New Roman" w:hAnsi="Times New Roman"/>
-          <w:b w:val="0"/>
-          <w:sz w:val="22"/>
+      <w:pPr>
+        <w:keepNext/>
+      </w:pPr>
+      <w:r>
+        <w:rPr>
+          <w:rFonts w:ascii="Times New Roman" w:hAnsi="Times New Roman"/>
+          <w:b w:val="0"/>
+          <w:sz w:val="22"/>
+          <w:u w:val="none"/>
         </w:rPr>
         <w:t>White Papers [WP]</w:t>
       </w:r>
     </w:p>
     <w:p>
-      <w:r>
-        <w:rPr>
-          <w:rFonts w:ascii="Times New Roman" w:hAnsi="Times New Roman"/>
-          <w:b w:val="0"/>
-          <w:sz w:val="22"/>
+      <w:pPr>
+        <w:keepNext w:val="0"/>
+      </w:pPr>
+      <w:r>
+        <w:rPr>
+          <w:rFonts w:ascii="Times New Roman" w:hAnsi="Times New Roman"/>
+          <w:b w:val="0"/>
+          <w:sz w:val="22"/>
+          <w:u w:val="none"/>
         </w:rPr>
         <w:t>NONE</w:t>
       </w:r>
     </w:p>
     <w:p>
-      <w:r>
-        <w:rPr>
-          <w:rFonts w:ascii="Times New Roman" w:hAnsi="Times New Roman"/>
-          <w:b w:val="0"/>
-          <w:sz w:val="22"/>
+      <w:pPr>
+        <w:keepNext/>
+      </w:pPr>
+      <w:r>
+        <w:rPr>
+          <w:rFonts w:ascii="Times New Roman" w:hAnsi="Times New Roman"/>
+          <w:b w:val="0"/>
+          <w:sz w:val="22"/>
+          <w:u w:val="none"/>
         </w:rPr>
         <w:t>Media Releases or Interviews [MR]</w:t>
       </w:r>
     </w:p>
     <w:p>
-      <w:r>
-        <w:rPr>
-          <w:rFonts w:ascii="Times New Roman" w:hAnsi="Times New Roman"/>
-          <w:b w:val="0"/>
-          <w:sz w:val="22"/>
+      <w:pPr>
+        <w:keepNext w:val="0"/>
+      </w:pPr>
+      <w:r>
+        <w:rPr>
+          <w:rFonts w:ascii="Times New Roman" w:hAnsi="Times New Roman"/>
+          <w:b w:val="0"/>
+          <w:sz w:val="22"/>
+          <w:u w:val="none"/>
         </w:rPr>
         <w:t>NONE</w:t>
       </w:r>
     </w:p>
     <w:p>
-      <w:r>
-        <w:rPr>
-          <w:rFonts w:ascii="Times New Roman" w:hAnsi="Times New Roman"/>
-          <w:b w:val="0"/>
-          <w:sz w:val="22"/>
+      <w:pPr>
+        <w:keepNext/>
+      </w:pPr>
+      <w:r>
+        <w:rPr>
+          <w:rFonts w:ascii="Times New Roman" w:hAnsi="Times New Roman"/>
+          <w:b w:val="0"/>
+          <w:sz w:val="22"/>
+          <w:u w:val="none"/>
         </w:rPr>
         <w:t>Other Media [OM]</w:t>
       </w:r>
     </w:p>
     <w:p>
-      <w:r>
-        <w:rPr>
-          <w:rFonts w:ascii="Times New Roman" w:hAnsi="Times New Roman"/>
-          <w:b w:val="0"/>
-          <w:sz w:val="22"/>
+      <w:pPr>
+        <w:keepNext w:val="0"/>
+      </w:pPr>
+      <w:r>
+        <w:rPr>
+          <w:rFonts w:ascii="Times New Roman" w:hAnsi="Times New Roman"/>
+          <w:b w:val="0"/>
+          <w:sz w:val="22"/>
+          <w:u w:val="none"/>
         </w:rPr>
         <w:t>NONE</w:t>
       </w:r>
     </w:p>
     <w:p>
-      <w:r>
-        <w:rPr>
-          <w:rFonts w:ascii="Times New Roman" w:hAnsi="Times New Roman"/>
-          <w:b w:val="0"/>
-          <w:sz w:val="22"/>
-        </w:rPr>
-      </w:r>
-    </w:p>
-    <w:p>
-      <w:r>
-        <w:rPr>
-          <w:rFonts w:ascii="Times New Roman" w:hAnsi="Times New Roman"/>
-          <w:b w:val="0"/>
-          <w:sz w:val="22"/>
+      <w:pPr>
+        <w:keepNext/>
+      </w:pPr>
+      <w:r>
+        <w:rPr>
+          <w:rFonts w:ascii="Times New Roman" w:hAnsi="Times New Roman"/>
+          <w:b w:val="0"/>
+          <w:sz w:val="22"/>
+          <w:u w:val="none"/>
+        </w:rPr>
+      </w:r>
+    </w:p>
+    <w:p>
+      <w:pPr>
+        <w:keepNext/>
+      </w:pPr>
+      <w:r>
+        <w:rPr>
+          <w:rFonts w:ascii="Times New Roman" w:hAnsi="Times New Roman"/>
+          <w:b w:val="0"/>
+          <w:sz w:val="22"/>
+          <w:u w:val="none"/>
         </w:rPr>
         <w:t>FUNDING</w:t>
       </w:r>
     </w:p>
     <w:p>
-      <w:r>
-        <w:rPr>
-          <w:rFonts w:ascii="Times New Roman" w:hAnsi="Times New Roman"/>
-          <w:b w:val="0"/>
-          <w:sz w:val="22"/>
-        </w:rPr>
-      </w:r>
-    </w:p>
-    <w:p>
-      <w:r>
-        <w:rPr>
-          <w:rFonts w:ascii="Times New Roman" w:hAnsi="Times New Roman"/>
-          <w:b w:val="0"/>
-          <w:sz w:val="22"/>
+      <w:pPr>
+        <w:keepNext/>
+      </w:pPr>
+      <w:r>
+        <w:rPr>
+          <w:rFonts w:ascii="Times New Roman" w:hAnsi="Times New Roman"/>
+          <w:b w:val="0"/>
+          <w:sz w:val="22"/>
+          <w:u w:val="none"/>
+        </w:rPr>
+      </w:r>
+    </w:p>
+    <w:p>
+      <w:pPr>
+        <w:keepNext/>
+      </w:pPr>
+      <w:r>
+        <w:rPr>
+          <w:rFonts w:ascii="Times New Roman" w:hAnsi="Times New Roman"/>
+          <w:b w:val="0"/>
+          <w:sz w:val="22"/>
+          <w:u w:val="none"/>
         </w:rPr>
         <w:t>EXTRAMURAL Funding</w:t>
       </w:r>
     </w:p>
     <w:p>
-      <w:r>
-        <w:rPr>
-          <w:rFonts w:ascii="Times New Roman" w:hAnsi="Times New Roman"/>
-          <w:b w:val="0"/>
-          <w:sz w:val="22"/>
+      <w:pPr>
+        <w:keepNext/>
+      </w:pPr>
+      <w:r>
+        <w:rPr>
+          <w:rFonts w:ascii="Times New Roman" w:hAnsi="Times New Roman"/>
+          <w:b w:val="0"/>
+          <w:sz w:val="22"/>
+          <w:u w:val="none"/>
         </w:rPr>
         <w:t>Research Extramural Funding</w:t>
       </w:r>
     </w:p>
     <w:p>
-      <w:r>
-        <w:rPr>
-          <w:rFonts w:ascii="Times New Roman" w:hAnsi="Times New Roman"/>
-          <w:b w:val="0"/>
-          <w:sz w:val="22"/>
+      <w:pPr>
+        <w:keepNext w:val="0"/>
+      </w:pPr>
+      <w:r>
+        <w:rPr>
+          <w:rFonts w:ascii="Times New Roman" w:hAnsi="Times New Roman"/>
+          <w:b w:val="0"/>
+          <w:sz w:val="22"/>
+          <w:u w:val="none"/>
         </w:rPr>
         <w:t>NONE</w:t>
       </w:r>
     </w:p>
     <w:p>
-      <w:r>
-        <w:rPr>
-          <w:rFonts w:ascii="Times New Roman" w:hAnsi="Times New Roman"/>
-          <w:b w:val="0"/>
-          <w:sz w:val="22"/>
+      <w:pPr>
+        <w:keepNext/>
+      </w:pPr>
+      <w:r>
+        <w:rPr>
+          <w:rFonts w:ascii="Times New Roman" w:hAnsi="Times New Roman"/>
+          <w:b w:val="0"/>
+          <w:sz w:val="22"/>
+          <w:u w:val="none"/>
         </w:rPr>
         <w:t>Educational Extramural Funding</w:t>
       </w:r>
     </w:p>
     <w:p>
-      <w:r>
-        <w:rPr>
-          <w:rFonts w:ascii="Times New Roman" w:hAnsi="Times New Roman"/>
-          <w:b w:val="0"/>
-          <w:sz w:val="22"/>
+      <w:pPr>
+        <w:keepNext w:val="0"/>
+      </w:pPr>
+      <w:r>
+        <w:rPr>
+          <w:rFonts w:ascii="Times New Roman" w:hAnsi="Times New Roman"/>
+          <w:b w:val="0"/>
+          <w:sz w:val="22"/>
+          <w:u w:val="none"/>
         </w:rPr>
         <w:t>NONE</w:t>
       </w:r>
     </w:p>
     <w:p>
-      <w:r>
-        <w:rPr>
-          <w:rFonts w:ascii="Times New Roman" w:hAnsi="Times New Roman"/>
-          <w:b w:val="0"/>
-          <w:sz w:val="22"/>
+      <w:pPr>
+        <w:keepNext/>
+      </w:pPr>
+      <w:r>
+        <w:rPr>
+          <w:rFonts w:ascii="Times New Roman" w:hAnsi="Times New Roman"/>
+          <w:b w:val="0"/>
+          <w:sz w:val="22"/>
+          <w:u w:val="none"/>
         </w:rPr>
         <w:t>Clinical Extramural Funding</w:t>
       </w:r>
     </w:p>
     <w:p>
-      <w:r>
-        <w:rPr>
-          <w:rFonts w:ascii="Times New Roman" w:hAnsi="Times New Roman"/>
-          <w:b w:val="0"/>
-          <w:sz w:val="22"/>
+      <w:pPr>
+        <w:keepNext w:val="0"/>
+      </w:pPr>
+      <w:r>
+        <w:rPr>
+          <w:rFonts w:ascii="Times New Roman" w:hAnsi="Times New Roman"/>
+          <w:b w:val="0"/>
+          <w:sz w:val="22"/>
+          <w:u w:val="none"/>
         </w:rPr>
         <w:t>NONE</w:t>
       </w:r>
     </w:p>
     <w:p>
-      <w:r>
-        <w:rPr>
-          <w:rFonts w:ascii="Times New Roman" w:hAnsi="Times New Roman"/>
-          <w:b w:val="0"/>
-          <w:sz w:val="22"/>
+      <w:pPr>
+        <w:keepNext/>
+      </w:pPr>
+      <w:r>
+        <w:rPr>
+          <w:rFonts w:ascii="Times New Roman" w:hAnsi="Times New Roman"/>
+          <w:b w:val="0"/>
+          <w:sz w:val="22"/>
+          <w:u w:val="none"/>
         </w:rPr>
         <w:t>System Innovation or Quality Improvement Extramural Funding</w:t>
       </w:r>
     </w:p>
     <w:p>
-      <w:r>
-        <w:rPr>
-          <w:rFonts w:ascii="Times New Roman" w:hAnsi="Times New Roman"/>
-          <w:b w:val="0"/>
-          <w:sz w:val="22"/>
+      <w:pPr>
+        <w:keepNext w:val="0"/>
+      </w:pPr>
+      <w:r>
+        <w:rPr>
+          <w:rFonts w:ascii="Times New Roman" w:hAnsi="Times New Roman"/>
+          <w:b w:val="0"/>
+          <w:sz w:val="22"/>
+          <w:u w:val="none"/>
         </w:rPr>
         <w:t>NONE</w:t>
       </w:r>
     </w:p>
     <w:p>
-      <w:r>
-        <w:rPr>
-          <w:rFonts w:ascii="Times New Roman" w:hAnsi="Times New Roman"/>
-          <w:b w:val="0"/>
-          <w:sz w:val="22"/>
+      <w:pPr>
+        <w:keepNext/>
+      </w:pPr>
+      <w:r>
+        <w:rPr>
+          <w:rFonts w:ascii="Times New Roman" w:hAnsi="Times New Roman"/>
+          <w:b w:val="0"/>
+          <w:sz w:val="22"/>
+          <w:u w:val="none"/>
         </w:rPr>
         <w:t>Other Extramural Funding, including philanthropy</w:t>
       </w:r>
     </w:p>
     <w:p>
-      <w:r>
-        <w:rPr>
-          <w:rFonts w:ascii="Times New Roman" w:hAnsi="Times New Roman"/>
-          <w:b w:val="0"/>
-          <w:sz w:val="22"/>
+      <w:pPr>
+        <w:keepNext w:val="0"/>
+      </w:pPr>
+      <w:r>
+        <w:rPr>
+          <w:rFonts w:ascii="Times New Roman" w:hAnsi="Times New Roman"/>
+          <w:b w:val="0"/>
+          <w:sz w:val="22"/>
+          <w:u w:val="none"/>
         </w:rPr>
         <w:t>NONE</w:t>
       </w:r>
     </w:p>
     <w:p>
-      <w:r>
-        <w:rPr>
-          <w:rFonts w:ascii="Times New Roman" w:hAnsi="Times New Roman"/>
-          <w:b w:val="0"/>
-          <w:sz w:val="22"/>
-        </w:rPr>
-      </w:r>
-    </w:p>
-    <w:p>
-      <w:r>
-        <w:rPr>
-          <w:rFonts w:ascii="Times New Roman" w:hAnsi="Times New Roman"/>
-          <w:b w:val="0"/>
-          <w:sz w:val="22"/>
+      <w:pPr>
+        <w:keepNext/>
+      </w:pPr>
+      <w:r>
+        <w:rPr>
+          <w:rFonts w:ascii="Times New Roman" w:hAnsi="Times New Roman"/>
+          <w:b w:val="0"/>
+          <w:sz w:val="22"/>
+          <w:u w:val="none"/>
+        </w:rPr>
+      </w:r>
+    </w:p>
+    <w:p>
+      <w:pPr>
+        <w:keepNext/>
+      </w:pPr>
+      <w:r>
+        <w:rPr>
+          <w:rFonts w:ascii="Times New Roman" w:hAnsi="Times New Roman"/>
+          <w:b w:val="0"/>
+          <w:sz w:val="22"/>
+          <w:u w:val="none"/>
         </w:rPr>
         <w:t>INTRAMURAL Funding</w:t>
       </w:r>
     </w:p>
     <w:p>
-      <w:r>
-        <w:rPr>
-          <w:rFonts w:ascii="Times New Roman" w:hAnsi="Times New Roman"/>
-          <w:b w:val="0"/>
-          <w:sz w:val="22"/>
+      <w:pPr>
+        <w:keepNext/>
+      </w:pPr>
+      <w:r>
+        <w:rPr>
+          <w:rFonts w:ascii="Times New Roman" w:hAnsi="Times New Roman"/>
+          <w:b w:val="0"/>
+          <w:sz w:val="22"/>
+          <w:u w:val="none"/>
         </w:rPr>
         <w:t>Research Intramural Funding</w:t>
       </w:r>
     </w:p>
     <w:p>
-      <w:r>
-        <w:rPr>
-          <w:rFonts w:ascii="Times New Roman" w:hAnsi="Times New Roman"/>
-          <w:b w:val="0"/>
-          <w:sz w:val="22"/>
+      <w:pPr>
+        <w:keepNext w:val="0"/>
+      </w:pPr>
+      <w:r>
+        <w:rPr>
+          <w:rFonts w:ascii="Times New Roman" w:hAnsi="Times New Roman"/>
+          <w:b w:val="0"/>
+          <w:sz w:val="22"/>
+          <w:u w:val="none"/>
         </w:rPr>
         <w:t>NONE</w:t>
       </w:r>
     </w:p>
     <w:p>
-      <w:r>
-        <w:rPr>
-          <w:rFonts w:ascii="Times New Roman" w:hAnsi="Times New Roman"/>
-          <w:b w:val="0"/>
-          <w:sz w:val="22"/>
+      <w:pPr>
+        <w:keepNext/>
+      </w:pPr>
+      <w:r>
+        <w:rPr>
+          <w:rFonts w:ascii="Times New Roman" w:hAnsi="Times New Roman"/>
+          <w:b w:val="0"/>
+          <w:sz w:val="22"/>
+          <w:u w:val="none"/>
         </w:rPr>
         <w:t>Educational Intramural Funding</w:t>
       </w:r>
     </w:p>
     <w:p>
-      <w:r>
-        <w:rPr>
-          <w:rFonts w:ascii="Times New Roman" w:hAnsi="Times New Roman"/>
-          <w:b w:val="0"/>
-          <w:sz w:val="22"/>
+      <w:pPr>
+        <w:keepNext w:val="0"/>
+      </w:pPr>
+      <w:r>
+        <w:rPr>
+          <w:rFonts w:ascii="Times New Roman" w:hAnsi="Times New Roman"/>
+          <w:b w:val="0"/>
+          <w:sz w:val="22"/>
+          <w:u w:val="none"/>
         </w:rPr>
         <w:t>NONE</w:t>
       </w:r>
     </w:p>
     <w:p>
-      <w:r>
-        <w:rPr>
-          <w:rFonts w:ascii="Times New Roman" w:hAnsi="Times New Roman"/>
-          <w:b w:val="0"/>
-          <w:sz w:val="22"/>
+      <w:pPr>
+        <w:keepNext/>
+      </w:pPr>
+      <w:r>
+        <w:rPr>
+          <w:rFonts w:ascii="Times New Roman" w:hAnsi="Times New Roman"/>
+          <w:b w:val="0"/>
+          <w:sz w:val="22"/>
+          <w:u w:val="none"/>
         </w:rPr>
         <w:t>Clinical Intramural Funding</w:t>
       </w:r>
     </w:p>
     <w:p>
-      <w:r>
-        <w:rPr>
-          <w:rFonts w:ascii="Times New Roman" w:hAnsi="Times New Roman"/>
-          <w:b w:val="0"/>
-          <w:sz w:val="22"/>
+      <w:pPr>
+        <w:keepNext w:val="0"/>
+      </w:pPr>
+      <w:r>
+        <w:rPr>
+          <w:rFonts w:ascii="Times New Roman" w:hAnsi="Times New Roman"/>
+          <w:b w:val="0"/>
+          <w:sz w:val="22"/>
+          <w:u w:val="none"/>
         </w:rPr>
         <w:t>NONE</w:t>
       </w:r>
     </w:p>
     <w:p>
-      <w:r>
-        <w:rPr>
-          <w:rFonts w:ascii="Times New Roman" w:hAnsi="Times New Roman"/>
-          <w:b w:val="0"/>
-          <w:sz w:val="22"/>
+      <w:pPr>
+        <w:keepNext/>
+      </w:pPr>
+      <w:r>
+        <w:rPr>
+          <w:rFonts w:ascii="Times New Roman" w:hAnsi="Times New Roman"/>
+          <w:b w:val="0"/>
+          <w:sz w:val="22"/>
+          <w:u w:val="none"/>
         </w:rPr>
         <w:t>System Innovation or Quality Improvement Intramural Funding</w:t>
       </w:r>
     </w:p>
     <w:p>
-      <w:r>
-        <w:rPr>
-          <w:rFonts w:ascii="Times New Roman" w:hAnsi="Times New Roman"/>
-          <w:b w:val="0"/>
-          <w:sz w:val="22"/>
+      <w:pPr>
+        <w:keepNext w:val="0"/>
+      </w:pPr>
+      <w:r>
+        <w:rPr>
+          <w:rFonts w:ascii="Times New Roman" w:hAnsi="Times New Roman"/>
+          <w:b w:val="0"/>
+          <w:sz w:val="22"/>
+          <w:u w:val="none"/>
         </w:rPr>
         <w:t>NONE</w:t>
       </w:r>
     </w:p>
     <w:p>
-      <w:r>
-        <w:rPr>
-          <w:rFonts w:ascii="Times New Roman" w:hAnsi="Times New Roman"/>
-          <w:b w:val="0"/>
-          <w:sz w:val="22"/>
+      <w:pPr>
+        <w:keepNext/>
+      </w:pPr>
+      <w:r>
+        <w:rPr>
+          <w:rFonts w:ascii="Times New Roman" w:hAnsi="Times New Roman"/>
+          <w:b w:val="0"/>
+          <w:sz w:val="22"/>
+          <w:u w:val="none"/>
         </w:rPr>
         <w:t>Other Intramural Funding</w:t>
       </w:r>
     </w:p>
     <w:p>
-      <w:r>
-        <w:rPr>
-          <w:rFonts w:ascii="Times New Roman" w:hAnsi="Times New Roman"/>
-          <w:b w:val="0"/>
-          <w:sz w:val="22"/>
+      <w:pPr>
+        <w:keepNext w:val="0"/>
+      </w:pPr>
+      <w:r>
+        <w:rPr>
+          <w:rFonts w:ascii="Times New Roman" w:hAnsi="Times New Roman"/>
+          <w:b w:val="0"/>
+          <w:sz w:val="22"/>
+          <w:u w:val="none"/>
         </w:rPr>
         <w:t>NONE</w:t>
       </w:r>
     </w:p>
     <w:p>
-      <w:r>
-        <w:rPr>
-          <w:rFonts w:ascii="Times New Roman" w:hAnsi="Times New Roman"/>
-          <w:b w:val="0"/>
-          <w:sz w:val="22"/>
-        </w:rPr>
-      </w:r>
-    </w:p>
-    <w:p>
-      <w:r>
-        <w:rPr>
-          <w:rFonts w:ascii="Times New Roman" w:hAnsi="Times New Roman"/>
-          <w:b w:val="0"/>
-          <w:sz w:val="22"/>
+      <w:pPr>
+        <w:keepNext/>
+      </w:pPr>
+      <w:r>
+        <w:rPr>
+          <w:rFonts w:ascii="Times New Roman" w:hAnsi="Times New Roman"/>
+          <w:b w:val="0"/>
+          <w:sz w:val="22"/>
+          <w:u w:val="none"/>
+        </w:rPr>
+      </w:r>
+    </w:p>
+    <w:p>
+      <w:pPr>
+        <w:keepNext/>
+      </w:pPr>
+      <w:r>
+        <w:rPr>
+          <w:rFonts w:ascii="Times New Roman" w:hAnsi="Times New Roman"/>
+          <w:b w:val="0"/>
+          <w:sz w:val="22"/>
+          <w:u w:val="none"/>
         </w:rPr>
         <w:t>CLINICAL ACTIVITIES</w:t>
       </w:r>
     </w:p>
     <w:p>
-      <w:r>
-        <w:rPr>
-          <w:rFonts w:ascii="Times New Roman" w:hAnsi="Times New Roman"/>
-          <w:b w:val="0"/>
-          <w:sz w:val="22"/>
-        </w:rPr>
-      </w:r>
-    </w:p>
-    <w:p>
-      <w:r>
-        <w:rPr>
-          <w:rFonts w:ascii="Times New Roman" w:hAnsi="Times New Roman"/>
-          <w:b w:val="0"/>
-          <w:sz w:val="22"/>
+      <w:pPr>
+        <w:keepNext/>
+      </w:pPr>
+      <w:r>
+        <w:rPr>
+          <w:rFonts w:ascii="Times New Roman" w:hAnsi="Times New Roman"/>
+          <w:b w:val="0"/>
+          <w:sz w:val="22"/>
+          <w:u w:val="none"/>
+        </w:rPr>
+      </w:r>
+    </w:p>
+    <w:p>
+      <w:pPr>
+        <w:keepNext/>
+      </w:pPr>
+      <w:r>
+        <w:rPr>
+          <w:rFonts w:ascii="Times New Roman" w:hAnsi="Times New Roman"/>
+          <w:b w:val="0"/>
+          <w:sz w:val="22"/>
+          <w:u w:val="none"/>
         </w:rPr>
         <w:t>Clinical Focus</w:t>
       </w:r>
     </w:p>
     <w:p>
-      <w:r>
-        <w:rPr>
-          <w:rFonts w:ascii="Times New Roman" w:hAnsi="Times New Roman"/>
-          <w:b w:val="0"/>
-          <w:sz w:val="22"/>
+      <w:pPr>
+        <w:keepNext w:val="0"/>
+      </w:pPr>
+      <w:r>
+        <w:rPr>
+          <w:rFonts w:ascii="Times New Roman" w:hAnsi="Times New Roman"/>
+          <w:b w:val="0"/>
+          <w:sz w:val="22"/>
+          <w:u w:val="none"/>
         </w:rPr>
         <w:t>NONE</w:t>
       </w:r>
     </w:p>
     <w:p>
-      <w:r>
-        <w:rPr>
-          <w:rFonts w:ascii="Times New Roman" w:hAnsi="Times New Roman"/>
-          <w:b w:val="0"/>
-          <w:sz w:val="22"/>
-        </w:rPr>
-      </w:r>
-    </w:p>
-    <w:p>
-      <w:r>
-        <w:rPr>
-          <w:rFonts w:ascii="Times New Roman" w:hAnsi="Times New Roman"/>
-          <w:b w:val="0"/>
-          <w:sz w:val="22"/>
+      <w:pPr>
+        <w:keepNext/>
+      </w:pPr>
+      <w:r>
+        <w:rPr>
+          <w:rFonts w:ascii="Times New Roman" w:hAnsi="Times New Roman"/>
+          <w:b w:val="0"/>
+          <w:sz w:val="22"/>
+          <w:u w:val="none"/>
+        </w:rPr>
+      </w:r>
+    </w:p>
+    <w:p>
+      <w:pPr>
+        <w:keepNext/>
+      </w:pPr>
+      <w:r>
+        <w:rPr>
+          <w:rFonts w:ascii="Times New Roman" w:hAnsi="Times New Roman"/>
+          <w:b w:val="0"/>
+          <w:sz w:val="22"/>
+          <w:u w:val="none"/>
         </w:rPr>
         <w:t>Certification</w:t>
       </w:r>
     </w:p>
     <w:p>
-      <w:r>
-        <w:rPr>
-          <w:rFonts w:ascii="Times New Roman" w:hAnsi="Times New Roman"/>
-          <w:b w:val="0"/>
-          <w:sz w:val="22"/>
+      <w:pPr>
+        <w:keepNext/>
+      </w:pPr>
+      <w:r>
+        <w:rPr>
+          <w:rFonts w:ascii="Times New Roman" w:hAnsi="Times New Roman"/>
+          <w:b w:val="0"/>
+          <w:sz w:val="22"/>
+          <w:u w:val="none"/>
         </w:rPr>
         <w:t>Medical, other state/government licensure</w:t>
       </w:r>
     </w:p>
     <w:p>
-      <w:r>
-        <w:rPr>
-          <w:rFonts w:ascii="Times New Roman" w:hAnsi="Times New Roman"/>
-          <w:b w:val="0"/>
-          <w:sz w:val="22"/>
+      <w:pPr>
+        <w:keepNext w:val="0"/>
+      </w:pPr>
+      <w:r>
+        <w:rPr>
+          <w:rFonts w:ascii="Times New Roman" w:hAnsi="Times New Roman"/>
+          <w:b w:val="0"/>
+          <w:sz w:val="22"/>
+          <w:u w:val="none"/>
         </w:rPr>
         <w:t>NONE</w:t>
       </w:r>
     </w:p>
     <w:p>
-      <w:r>
-        <w:rPr>
-          <w:rFonts w:ascii="Times New Roman" w:hAnsi="Times New Roman"/>
-          <w:b w:val="0"/>
-          <w:sz w:val="22"/>
+      <w:pPr>
+        <w:keepNext/>
+      </w:pPr>
+      <w:r>
+        <w:rPr>
+          <w:rFonts w:ascii="Times New Roman" w:hAnsi="Times New Roman"/>
+          <w:b w:val="0"/>
+          <w:sz w:val="22"/>
+          <w:u w:val="none"/>
         </w:rPr>
         <w:t>Boards, other specialty certification</w:t>
       </w:r>
     </w:p>
     <w:p>
-      <w:r>
-        <w:rPr>
-          <w:rFonts w:ascii="Times New Roman" w:hAnsi="Times New Roman"/>
-          <w:b w:val="0"/>
-          <w:sz w:val="22"/>
+      <w:pPr>
+        <w:keepNext w:val="0"/>
+      </w:pPr>
+      <w:r>
+        <w:rPr>
+          <w:rFonts w:ascii="Times New Roman" w:hAnsi="Times New Roman"/>
+          <w:b w:val="0"/>
+          <w:sz w:val="22"/>
+          <w:u w:val="none"/>
         </w:rPr>
         <w:t>NONE</w:t>
       </w:r>
     </w:p>
     <w:p>
-      <w:r>
-        <w:rPr>
-          <w:rFonts w:ascii="Times New Roman" w:hAnsi="Times New Roman"/>
-          <w:b w:val="0"/>
-          <w:sz w:val="22"/>
-        </w:rPr>
-      </w:r>
-    </w:p>
-    <w:p>
-      <w:r>
-        <w:rPr>
-          <w:rFonts w:ascii="Times New Roman" w:hAnsi="Times New Roman"/>
-          <w:b w:val="0"/>
-          <w:sz w:val="22"/>
+      <w:pPr>
+        <w:keepNext/>
+      </w:pPr>
+      <w:r>
+        <w:rPr>
+          <w:rFonts w:ascii="Times New Roman" w:hAnsi="Times New Roman"/>
+          <w:b w:val="0"/>
+          <w:sz w:val="22"/>
+          <w:u w:val="none"/>
+        </w:rPr>
+      </w:r>
+    </w:p>
+    <w:p>
+      <w:pPr>
+        <w:keepNext/>
+      </w:pPr>
+      <w:r>
+        <w:rPr>
+          <w:rFonts w:ascii="Times New Roman" w:hAnsi="Times New Roman"/>
+          <w:b w:val="0"/>
+          <w:sz w:val="22"/>
+          <w:u w:val="none"/>
         </w:rPr>
         <w:t>Clinical (Service) Responsibilities</w:t>
       </w:r>
     </w:p>
     <w:p>
-      <w:r>
-        <w:rPr>
-          <w:rFonts w:ascii="Times New Roman" w:hAnsi="Times New Roman"/>
-          <w:b w:val="0"/>
-          <w:sz w:val="22"/>
+      <w:pPr>
+        <w:keepNext w:val="0"/>
+      </w:pPr>
+      <w:r>
+        <w:rPr>
+          <w:rFonts w:ascii="Times New Roman" w:hAnsi="Times New Roman"/>
+          <w:b w:val="0"/>
+          <w:sz w:val="22"/>
+          <w:u w:val="none"/>
         </w:rPr>
         <w:t>NONE</w:t>
       </w:r>
     </w:p>
     <w:p>
-      <w:r>
-        <w:rPr>
-          <w:rFonts w:ascii="Times New Roman" w:hAnsi="Times New Roman"/>
-          <w:b w:val="0"/>
-          <w:sz w:val="22"/>
-        </w:rPr>
-      </w:r>
-    </w:p>
-    <w:p>
-      <w:r>
-        <w:rPr>
-          <w:rFonts w:ascii="Times New Roman" w:hAnsi="Times New Roman"/>
-          <w:b w:val="0"/>
-          <w:sz w:val="22"/>
+      <w:pPr>
+        <w:keepNext/>
+      </w:pPr>
+      <w:r>
+        <w:rPr>
+          <w:rFonts w:ascii="Times New Roman" w:hAnsi="Times New Roman"/>
+          <w:b w:val="0"/>
+          <w:sz w:val="22"/>
+          <w:u w:val="none"/>
+        </w:rPr>
+      </w:r>
+    </w:p>
+    <w:p>
+      <w:pPr>
+        <w:keepNext/>
+      </w:pPr>
+      <w:r>
+        <w:rPr>
+          <w:rFonts w:ascii="Times New Roman" w:hAnsi="Times New Roman"/>
+          <w:b w:val="0"/>
+          <w:sz w:val="22"/>
+          <w:u w:val="none"/>
         </w:rPr>
         <w:t>Clinical Productivity</w:t>
       </w:r>
     </w:p>
     <w:p>
-      <w:r>
-        <w:rPr>
-          <w:rFonts w:ascii="Times New Roman" w:hAnsi="Times New Roman"/>
-          <w:b w:val="0"/>
-          <w:sz w:val="22"/>
+      <w:pPr>
+        <w:keepNext w:val="0"/>
+      </w:pPr>
+      <w:r>
+        <w:rPr>
+          <w:rFonts w:ascii="Times New Roman" w:hAnsi="Times New Roman"/>
+          <w:b w:val="0"/>
+          <w:sz w:val="22"/>
+          <w:u w:val="none"/>
         </w:rPr>
         <w:t>NONE</w:t>
       </w:r>
     </w:p>
     <w:p>
-      <w:r>
-        <w:rPr>
-          <w:rFonts w:ascii="Times New Roman" w:hAnsi="Times New Roman"/>
-          <w:b w:val="0"/>
-          <w:sz w:val="22"/>
-        </w:rPr>
-      </w:r>
-    </w:p>
-    <w:p>
-      <w:r>
-        <w:rPr>
-          <w:rFonts w:ascii="Times New Roman" w:hAnsi="Times New Roman"/>
-          <w:b w:val="0"/>
-          <w:sz w:val="22"/>
+      <w:pPr>
+        <w:keepNext/>
+      </w:pPr>
+      <w:r>
+        <w:rPr>
+          <w:rFonts w:ascii="Times New Roman" w:hAnsi="Times New Roman"/>
+          <w:b w:val="0"/>
+          <w:sz w:val="22"/>
+          <w:u w:val="none"/>
+        </w:rPr>
+      </w:r>
+    </w:p>
+    <w:p>
+      <w:pPr>
+        <w:keepNext/>
+      </w:pPr>
+      <w:r>
+        <w:rPr>
+          <w:rFonts w:ascii="Times New Roman" w:hAnsi="Times New Roman"/>
+          <w:b w:val="0"/>
+          <w:sz w:val="22"/>
+          <w:u w:val="none"/>
         </w:rPr>
         <w:t>Clinical Draw from outside local/regional area</w:t>
       </w:r>
     </w:p>
     <w:p>
-      <w:r>
-        <w:rPr>
-          <w:rFonts w:ascii="Times New Roman" w:hAnsi="Times New Roman"/>
-          <w:b w:val="0"/>
-          <w:sz w:val="22"/>
+      <w:pPr>
+        <w:keepNext w:val="0"/>
+      </w:pPr>
+      <w:r>
+        <w:rPr>
+          <w:rFonts w:ascii="Times New Roman" w:hAnsi="Times New Roman"/>
+          <w:b w:val="0"/>
+          <w:sz w:val="22"/>
+          <w:u w:val="none"/>
         </w:rPr>
         <w:t>NONE</w:t>
       </w:r>
     </w:p>
     <w:p>
-      <w:r>
-        <w:rPr>
-          <w:rFonts w:ascii="Times New Roman" w:hAnsi="Times New Roman"/>
-          <w:b w:val="0"/>
-          <w:sz w:val="22"/>
-        </w:rPr>
-      </w:r>
-    </w:p>
-    <w:p>
-      <w:r>
-        <w:rPr>
-          <w:rFonts w:ascii="Times New Roman" w:hAnsi="Times New Roman"/>
-          <w:b w:val="0"/>
-          <w:sz w:val="22"/>
+      <w:pPr>
+        <w:keepNext/>
+      </w:pPr>
+      <w:r>
+        <w:rPr>
+          <w:rFonts w:ascii="Times New Roman" w:hAnsi="Times New Roman"/>
+          <w:b w:val="0"/>
+          <w:sz w:val="22"/>
+          <w:u w:val="none"/>
+        </w:rPr>
+      </w:r>
+    </w:p>
+    <w:p>
+      <w:pPr>
+        <w:keepNext/>
+      </w:pPr>
+      <w:r>
+        <w:rPr>
+          <w:rFonts w:ascii="Times New Roman" w:hAnsi="Times New Roman"/>
+          <w:b w:val="0"/>
+          <w:sz w:val="22"/>
+          <w:u w:val="none"/>
         </w:rPr>
         <w:t>Membership in or examiner for specialty board</w:t>
       </w:r>
     </w:p>
     <w:p>
-      <w:r>
-        <w:rPr>
-          <w:rFonts w:ascii="Times New Roman" w:hAnsi="Times New Roman"/>
-          <w:b w:val="0"/>
-          <w:sz w:val="22"/>
+      <w:pPr>
+        <w:keepNext w:val="0"/>
+      </w:pPr>
+      <w:r>
+        <w:rPr>
+          <w:rFonts w:ascii="Times New Roman" w:hAnsi="Times New Roman"/>
+          <w:b w:val="0"/>
+          <w:sz w:val="22"/>
+          <w:u w:val="none"/>
         </w:rPr>
         <w:t>NONE</w:t>
       </w:r>
     </w:p>
     <w:p>
-      <w:r>
-        <w:rPr>
-          <w:rFonts w:ascii="Times New Roman" w:hAnsi="Times New Roman"/>
-          <w:b w:val="0"/>
-          <w:sz w:val="22"/>
-        </w:rPr>
-      </w:r>
-    </w:p>
-    <w:p>
-      <w:r>
-        <w:rPr>
-          <w:rFonts w:ascii="Times New Roman" w:hAnsi="Times New Roman"/>
-          <w:b w:val="0"/>
-          <w:sz w:val="22"/>
+      <w:pPr>
+        <w:keepNext/>
+      </w:pPr>
+      <w:r>
+        <w:rPr>
+          <w:rFonts w:ascii="Times New Roman" w:hAnsi="Times New Roman"/>
+          <w:b w:val="0"/>
+          <w:sz w:val="22"/>
+          <w:u w:val="none"/>
+        </w:rPr>
+      </w:r>
+    </w:p>
+    <w:p>
+      <w:pPr>
+        <w:keepNext/>
+      </w:pPr>
+      <w:r>
+        <w:rPr>
+          <w:rFonts w:ascii="Times New Roman" w:hAnsi="Times New Roman"/>
+          <w:b w:val="0"/>
+          <w:sz w:val="22"/>
+          <w:u w:val="none"/>
         </w:rPr>
         <w:t>Clinical Program Building / Leadership</w:t>
       </w:r>
     </w:p>
     <w:p>
-      <w:r>
-        <w:rPr>
-          <w:rFonts w:ascii="Times New Roman" w:hAnsi="Times New Roman"/>
-          <w:b w:val="0"/>
-          <w:sz w:val="22"/>
+      <w:pPr>
+        <w:keepNext w:val="0"/>
+      </w:pPr>
+      <w:r>
+        <w:rPr>
+          <w:rFonts w:ascii="Times New Roman" w:hAnsi="Times New Roman"/>
+          <w:b w:val="0"/>
+          <w:sz w:val="22"/>
+          <w:u w:val="none"/>
         </w:rPr>
         <w:t>NONE</w:t>
       </w:r>
     </w:p>
     <w:p>
-      <w:r>
-        <w:rPr>
-          <w:rFonts w:ascii="Times New Roman" w:hAnsi="Times New Roman"/>
-          <w:b w:val="0"/>
-          <w:sz w:val="22"/>
-        </w:rPr>
-      </w:r>
-    </w:p>
-    <w:p>
-      <w:r>
-        <w:rPr>
-          <w:rFonts w:ascii="Times New Roman" w:hAnsi="Times New Roman"/>
-          <w:b w:val="0"/>
-          <w:sz w:val="22"/>
+      <w:pPr>
+        <w:keepNext/>
+      </w:pPr>
+      <w:r>
+        <w:rPr>
+          <w:rFonts w:ascii="Times New Roman" w:hAnsi="Times New Roman"/>
+          <w:b w:val="0"/>
+          <w:sz w:val="22"/>
+          <w:u w:val="none"/>
+        </w:rPr>
+      </w:r>
+    </w:p>
+    <w:p>
+      <w:pPr>
+        <w:keepNext/>
+      </w:pPr>
+      <w:r>
+        <w:rPr>
+          <w:rFonts w:ascii="Times New Roman" w:hAnsi="Times New Roman"/>
+          <w:b w:val="0"/>
+          <w:sz w:val="22"/>
+          <w:u w:val="none"/>
         </w:rPr>
         <w:t>Clinical Demonstration Activities to external audience, on or off campus</w:t>
       </w:r>
     </w:p>
     <w:p>
-      <w:r>
-        <w:rPr>
-          <w:rFonts w:ascii="Times New Roman" w:hAnsi="Times New Roman"/>
-          <w:b w:val="0"/>
-          <w:sz w:val="22"/>
+      <w:pPr>
+        <w:keepNext w:val="0"/>
+      </w:pPr>
+      <w:r>
+        <w:rPr>
+          <w:rFonts w:ascii="Times New Roman" w:hAnsi="Times New Roman"/>
+          <w:b w:val="0"/>
+          <w:sz w:val="22"/>
+          <w:u w:val="none"/>
         </w:rPr>
         <w:t>NONE</w:t>
       </w:r>
     </w:p>
     <w:p>
-      <w:r>
-        <w:rPr>
-          <w:rFonts w:ascii="Times New Roman" w:hAnsi="Times New Roman"/>
-          <w:b w:val="0"/>
-          <w:sz w:val="22"/>
-        </w:rPr>
-      </w:r>
-    </w:p>
-    <w:p>
-      <w:r>
-        <w:rPr>
-          <w:rFonts w:ascii="Times New Roman" w:hAnsi="Times New Roman"/>
-          <w:b w:val="0"/>
-          <w:sz w:val="22"/>
+      <w:pPr>
+        <w:keepNext/>
+      </w:pPr>
+      <w:r>
+        <w:rPr>
+          <w:rFonts w:ascii="Times New Roman" w:hAnsi="Times New Roman"/>
+          <w:b w:val="0"/>
+          <w:sz w:val="22"/>
+          <w:u w:val="none"/>
+        </w:rPr>
+      </w:r>
+    </w:p>
+    <w:p>
+      <w:pPr>
+        <w:keepNext/>
+      </w:pPr>
+      <w:r>
+        <w:rPr>
+          <w:rFonts w:ascii="Times New Roman" w:hAnsi="Times New Roman"/>
+          <w:b w:val="0"/>
+          <w:sz w:val="22"/>
+          <w:u w:val="none"/>
         </w:rPr>
         <w:t>Development of nationally/internationally recognized clinical standard of care</w:t>
       </w:r>
     </w:p>
     <w:p>
-      <w:r>
-        <w:rPr>
-          <w:rFonts w:ascii="Times New Roman" w:hAnsi="Times New Roman"/>
-          <w:b w:val="0"/>
-          <w:sz w:val="22"/>
+      <w:pPr>
+        <w:keepNext w:val="0"/>
+      </w:pPr>
+      <w:r>
+        <w:rPr>
+          <w:rFonts w:ascii="Times New Roman" w:hAnsi="Times New Roman"/>
+          <w:b w:val="0"/>
+          <w:sz w:val="22"/>
+          <w:u w:val="none"/>
         </w:rPr>
         <w:t>NONE</w:t>
       </w:r>
     </w:p>
     <w:p>
-      <w:r>
-        <w:rPr>
-          <w:rFonts w:ascii="Times New Roman" w:hAnsi="Times New Roman"/>
-          <w:b w:val="0"/>
-          <w:sz w:val="22"/>
-        </w:rPr>
-      </w:r>
-    </w:p>
-    <w:p>
-      <w:r>
-        <w:rPr>
-          <w:rFonts w:ascii="Times New Roman" w:hAnsi="Times New Roman"/>
-          <w:b w:val="0"/>
-          <w:sz w:val="22"/>
+      <w:pPr>
+        <w:keepNext/>
+      </w:pPr>
+      <w:r>
+        <w:rPr>
+          <w:rFonts w:ascii="Times New Roman" w:hAnsi="Times New Roman"/>
+          <w:b w:val="0"/>
+          <w:sz w:val="22"/>
+          <w:u w:val="none"/>
+        </w:rPr>
+      </w:r>
+    </w:p>
+    <w:p>
+      <w:pPr>
+        <w:keepNext/>
+      </w:pPr>
+      <w:r>
+        <w:rPr>
+          <w:rFonts w:ascii="Times New Roman" w:hAnsi="Times New Roman"/>
+          <w:b w:val="0"/>
+          <w:sz w:val="22"/>
+          <w:u w:val="none"/>
         </w:rPr>
         <w:t>EDUCATIONAL ACTIVITIES</w:t>
       </w:r>
     </w:p>
     <w:p>
-      <w:r>
-        <w:rPr>
-          <w:rFonts w:ascii="Times New Roman" w:hAnsi="Times New Roman"/>
-          <w:b w:val="0"/>
-          <w:sz w:val="22"/>
-        </w:rPr>
-      </w:r>
-    </w:p>
-    <w:p>
-      <w:r>
-        <w:rPr>
-          <w:rFonts w:ascii="Times New Roman" w:hAnsi="Times New Roman"/>
-          <w:b w:val="0"/>
-          <w:sz w:val="22"/>
+      <w:pPr>
+        <w:keepNext/>
+      </w:pPr>
+      <w:r>
+        <w:rPr>
+          <w:rFonts w:ascii="Times New Roman" w:hAnsi="Times New Roman"/>
+          <w:b w:val="0"/>
+          <w:sz w:val="22"/>
+          <w:u w:val="none"/>
+        </w:rPr>
+      </w:r>
+    </w:p>
+    <w:p>
+      <w:pPr>
+        <w:keepNext/>
+      </w:pPr>
+      <w:r>
+        <w:rPr>
+          <w:rFonts w:ascii="Times New Roman" w:hAnsi="Times New Roman"/>
+          <w:b w:val="0"/>
+          <w:sz w:val="22"/>
+          <w:u w:val="none"/>
         </w:rPr>
         <w:t>Educational Focus</w:t>
       </w:r>
     </w:p>
     <w:p>
-      <w:r>
-        <w:rPr>
-          <w:rFonts w:ascii="Times New Roman" w:hAnsi="Times New Roman"/>
-          <w:b w:val="0"/>
-          <w:sz w:val="22"/>
+      <w:pPr>
+        <w:keepNext w:val="0"/>
+      </w:pPr>
+      <w:r>
+        <w:rPr>
+          <w:rFonts w:ascii="Times New Roman" w:hAnsi="Times New Roman"/>
+          <w:b w:val="0"/>
+          <w:sz w:val="22"/>
+          <w:u w:val="none"/>
         </w:rPr>
         <w:t>NONE</w:t>
       </w:r>
     </w:p>
     <w:p>
-      <w:r>
-        <w:rPr>
-          <w:rFonts w:ascii="Times New Roman" w:hAnsi="Times New Roman"/>
-          <w:b w:val="0"/>
-          <w:sz w:val="22"/>
-        </w:rPr>
-      </w:r>
-    </w:p>
-    <w:p>
-      <w:r>
-        <w:rPr>
-          <w:rFonts w:ascii="Times New Roman" w:hAnsi="Times New Roman"/>
-          <w:b w:val="0"/>
-          <w:sz w:val="22"/>
+      <w:pPr>
+        <w:keepNext/>
+      </w:pPr>
+      <w:r>
+        <w:rPr>
+          <w:rFonts w:ascii="Times New Roman" w:hAnsi="Times New Roman"/>
+          <w:b w:val="0"/>
+          <w:sz w:val="22"/>
+          <w:u w:val="none"/>
+        </w:rPr>
+      </w:r>
+    </w:p>
+    <w:p>
+      <w:pPr>
+        <w:keepNext/>
+      </w:pPr>
+      <w:r>
+        <w:rPr>
+          <w:rFonts w:ascii="Times New Roman" w:hAnsi="Times New Roman"/>
+          <w:b w:val="0"/>
+          <w:sz w:val="22"/>
+          <w:u w:val="none"/>
         </w:rPr>
         <w:t>Teaching</w:t>
       </w:r>
     </w:p>
     <w:p>
-      <w:r>
-        <w:rPr>
-          <w:rFonts w:ascii="Times New Roman" w:hAnsi="Times New Roman"/>
-          <w:b w:val="0"/>
-          <w:sz w:val="22"/>
+      <w:pPr>
+        <w:keepNext/>
+      </w:pPr>
+      <w:r>
+        <w:rPr>
+          <w:rFonts w:ascii="Times New Roman" w:hAnsi="Times New Roman"/>
+          <w:b w:val="0"/>
+          <w:sz w:val="22"/>
+          <w:u w:val="none"/>
         </w:rPr>
         <w:t>Classroom instruction</w:t>
       </w:r>
     </w:p>
     <w:p>
-      <w:r>
-        <w:rPr>
-          <w:rFonts w:ascii="Times New Roman" w:hAnsi="Times New Roman"/>
-          <w:b w:val="0"/>
-          <w:sz w:val="22"/>
+      <w:pPr>
+        <w:keepNext/>
+      </w:pPr>
+      <w:r>
+        <w:rPr>
+          <w:rFonts w:ascii="Times New Roman" w:hAnsi="Times New Roman"/>
+          <w:b w:val="0"/>
+          <w:sz w:val="22"/>
+          <w:u w:val="none"/>
         </w:rPr>
         <w:tab/>
         <w:t>JHMI/Regional</w:t>
       </w:r>
     </w:p>
     <w:p>
-      <w:r>
-        <w:rPr>
-          <w:rFonts w:ascii="Times New Roman" w:hAnsi="Times New Roman"/>
-          <w:b w:val="0"/>
-          <w:sz w:val="22"/>
+      <w:pPr>
+        <w:keepNext w:val="0"/>
+      </w:pPr>
+      <w:r>
+        <w:rPr>
+          <w:rFonts w:ascii="Times New Roman" w:hAnsi="Times New Roman"/>
+          <w:b w:val="0"/>
+          <w:sz w:val="22"/>
+          <w:u w:val="none"/>
         </w:rPr>
         <w:t>NONE</w:t>
       </w:r>
     </w:p>
     <w:p>
-      <w:r>
-        <w:rPr>
-          <w:rFonts w:ascii="Times New Roman" w:hAnsi="Times New Roman"/>
-          <w:b w:val="0"/>
-          <w:sz w:val="22"/>
+      <w:pPr>
+        <w:keepNext/>
+      </w:pPr>
+      <w:r>
+        <w:rPr>
+          <w:rFonts w:ascii="Times New Roman" w:hAnsi="Times New Roman"/>
+          <w:b w:val="0"/>
+          <w:sz w:val="22"/>
+          <w:u w:val="none"/>
         </w:rPr>
         <w:tab/>
         <w:t>National</w:t>
       </w:r>
     </w:p>
     <w:p>
-      <w:r>
-        <w:rPr>
-          <w:rFonts w:ascii="Times New Roman" w:hAnsi="Times New Roman"/>
-          <w:b w:val="0"/>
-          <w:sz w:val="22"/>
+      <w:pPr>
+        <w:keepNext w:val="0"/>
+      </w:pPr>
+      <w:r>
+        <w:rPr>
+          <w:rFonts w:ascii="Times New Roman" w:hAnsi="Times New Roman"/>
+          <w:b w:val="0"/>
+          <w:sz w:val="22"/>
+          <w:u w:val="none"/>
         </w:rPr>
         <w:t>NONE</w:t>
       </w:r>
     </w:p>
     <w:p>
-      <w:r>
-        <w:rPr>
-          <w:rFonts w:ascii="Times New Roman" w:hAnsi="Times New Roman"/>
-          <w:b w:val="0"/>
-          <w:sz w:val="22"/>
+      <w:pPr>
+        <w:keepNext/>
+      </w:pPr>
+      <w:r>
+        <w:rPr>
+          <w:rFonts w:ascii="Times New Roman" w:hAnsi="Times New Roman"/>
+          <w:b w:val="0"/>
+          <w:sz w:val="22"/>
+          <w:u w:val="none"/>
         </w:rPr>
         <w:tab/>
         <w:t>International</w:t>
       </w:r>
     </w:p>
     <w:p>
-      <w:r>
-        <w:rPr>
-          <w:rFonts w:ascii="Times New Roman" w:hAnsi="Times New Roman"/>
-          <w:b w:val="0"/>
-          <w:sz w:val="22"/>
+      <w:pPr>
+        <w:keepNext w:val="0"/>
+      </w:pPr>
+      <w:r>
+        <w:rPr>
+          <w:rFonts w:ascii="Times New Roman" w:hAnsi="Times New Roman"/>
+          <w:b w:val="0"/>
+          <w:sz w:val="22"/>
+          <w:u w:val="none"/>
         </w:rPr>
         <w:t>NONE</w:t>
       </w:r>
     </w:p>
     <w:p>
-      <w:r>
-        <w:rPr>
-          <w:rFonts w:ascii="Times New Roman" w:hAnsi="Times New Roman"/>
-          <w:b w:val="0"/>
-          <w:sz w:val="22"/>
+      <w:pPr>
+        <w:keepNext/>
+      </w:pPr>
+      <w:r>
+        <w:rPr>
+          <w:rFonts w:ascii="Times New Roman" w:hAnsi="Times New Roman"/>
+          <w:b w:val="0"/>
+          <w:sz w:val="22"/>
+          <w:u w:val="none"/>
         </w:rPr>
         <w:t>Clinical instruction</w:t>
       </w:r>
     </w:p>
     <w:p>
-      <w:r>
-        <w:rPr>
-          <w:rFonts w:ascii="Times New Roman" w:hAnsi="Times New Roman"/>
-          <w:b w:val="0"/>
-          <w:sz w:val="22"/>
+      <w:pPr>
+        <w:keepNext/>
+      </w:pPr>
+      <w:r>
+        <w:rPr>
+          <w:rFonts w:ascii="Times New Roman" w:hAnsi="Times New Roman"/>
+          <w:b w:val="0"/>
+          <w:sz w:val="22"/>
+          <w:u w:val="none"/>
         </w:rPr>
         <w:tab/>
         <w:t>JHMI/Regional</w:t>
       </w:r>
     </w:p>
     <w:p>
-      <w:r>
-        <w:rPr>
-          <w:rFonts w:ascii="Times New Roman" w:hAnsi="Times New Roman"/>
-          <w:b w:val="0"/>
-          <w:sz w:val="22"/>
+      <w:pPr>
+        <w:keepNext w:val="0"/>
+      </w:pPr>
+      <w:r>
+        <w:rPr>
+          <w:rFonts w:ascii="Times New Roman" w:hAnsi="Times New Roman"/>
+          <w:b w:val="0"/>
+          <w:sz w:val="22"/>
+          <w:u w:val="none"/>
         </w:rPr>
         <w:t>NONE</w:t>
       </w:r>
     </w:p>
     <w:p>
-      <w:r>
-        <w:rPr>
-          <w:rFonts w:ascii="Times New Roman" w:hAnsi="Times New Roman"/>
-          <w:b w:val="0"/>
-          <w:sz w:val="22"/>
+      <w:pPr>
+        <w:keepNext/>
+      </w:pPr>
+      <w:r>
+        <w:rPr>
+          <w:rFonts w:ascii="Times New Roman" w:hAnsi="Times New Roman"/>
+          <w:b w:val="0"/>
+          <w:sz w:val="22"/>
+          <w:u w:val="none"/>
         </w:rPr>
         <w:tab/>
         <w:t>National</w:t>
       </w:r>
     </w:p>
     <w:p>
-      <w:r>
-        <w:rPr>
-          <w:rFonts w:ascii="Times New Roman" w:hAnsi="Times New Roman"/>
-          <w:b w:val="0"/>
-          <w:sz w:val="22"/>
+      <w:pPr>
+        <w:keepNext w:val="0"/>
+      </w:pPr>
+      <w:r>
+        <w:rPr>
+          <w:rFonts w:ascii="Times New Roman" w:hAnsi="Times New Roman"/>
+          <w:b w:val="0"/>
+          <w:sz w:val="22"/>
+          <w:u w:val="none"/>
         </w:rPr>
         <w:t>NONE</w:t>
       </w:r>
     </w:p>
     <w:p>
-      <w:r>
-        <w:rPr>
-          <w:rFonts w:ascii="Times New Roman" w:hAnsi="Times New Roman"/>
-          <w:b w:val="0"/>
-          <w:sz w:val="22"/>
+      <w:pPr>
+        <w:keepNext/>
+      </w:pPr>
+      <w:r>
+        <w:rPr>
+          <w:rFonts w:ascii="Times New Roman" w:hAnsi="Times New Roman"/>
+          <w:b w:val="0"/>
+          <w:sz w:val="22"/>
+          <w:u w:val="none"/>
         </w:rPr>
         <w:tab/>
         <w:t>International</w:t>
       </w:r>
     </w:p>
     <w:p>
-      <w:r>
-        <w:rPr>
-          <w:rFonts w:ascii="Times New Roman" w:hAnsi="Times New Roman"/>
-          <w:b w:val="0"/>
-          <w:sz w:val="22"/>
+      <w:pPr>
+        <w:keepNext w:val="0"/>
+      </w:pPr>
+      <w:r>
+        <w:rPr>
+          <w:rFonts w:ascii="Times New Roman" w:hAnsi="Times New Roman"/>
+          <w:b w:val="0"/>
+          <w:sz w:val="22"/>
+          <w:u w:val="none"/>
         </w:rPr>
         <w:t>NONE</w:t>
       </w:r>
     </w:p>
     <w:p>
-      <w:r>
-        <w:rPr>
-          <w:rFonts w:ascii="Times New Roman" w:hAnsi="Times New Roman"/>
-          <w:b w:val="0"/>
-          <w:sz w:val="22"/>
+      <w:pPr>
+        <w:keepNext/>
+      </w:pPr>
+      <w:r>
+        <w:rPr>
+          <w:rFonts w:ascii="Times New Roman" w:hAnsi="Times New Roman"/>
+          <w:b w:val="0"/>
+          <w:sz w:val="22"/>
+          <w:u w:val="none"/>
         </w:rPr>
         <w:t>CME instruction</w:t>
       </w:r>
     </w:p>
     <w:p>
-      <w:r>
-        <w:rPr>
-          <w:rFonts w:ascii="Times New Roman" w:hAnsi="Times New Roman"/>
-          <w:b w:val="0"/>
-          <w:sz w:val="22"/>
+      <w:pPr>
+        <w:keepNext/>
+      </w:pPr>
+      <w:r>
+        <w:rPr>
+          <w:rFonts w:ascii="Times New Roman" w:hAnsi="Times New Roman"/>
+          <w:b w:val="0"/>
+          <w:sz w:val="22"/>
+          <w:u w:val="none"/>
         </w:rPr>
         <w:tab/>
         <w:t>JHMI/Regional</w:t>
       </w:r>
     </w:p>
     <w:p>
-      <w:r>
-        <w:rPr>
-          <w:rFonts w:ascii="Times New Roman" w:hAnsi="Times New Roman"/>
-          <w:b w:val="0"/>
-          <w:sz w:val="22"/>
+      <w:pPr>
+        <w:keepNext w:val="0"/>
+      </w:pPr>
+      <w:r>
+        <w:rPr>
+          <w:rFonts w:ascii="Times New Roman" w:hAnsi="Times New Roman"/>
+          <w:b w:val="0"/>
+          <w:sz w:val="22"/>
+          <w:u w:val="none"/>
         </w:rPr>
         <w:t>NONE</w:t>
       </w:r>
     </w:p>
     <w:p>
-      <w:r>
-        <w:rPr>
-          <w:rFonts w:ascii="Times New Roman" w:hAnsi="Times New Roman"/>
-          <w:b w:val="0"/>
-          <w:sz w:val="22"/>
+      <w:pPr>
+        <w:keepNext/>
+      </w:pPr>
+      <w:r>
+        <w:rPr>
+          <w:rFonts w:ascii="Times New Roman" w:hAnsi="Times New Roman"/>
+          <w:b w:val="0"/>
+          <w:sz w:val="22"/>
+          <w:u w:val="none"/>
         </w:rPr>
         <w:tab/>
         <w:t>National</w:t>
       </w:r>
     </w:p>
     <w:p>
-      <w:r>
-        <w:rPr>
-          <w:rFonts w:ascii="Times New Roman" w:hAnsi="Times New Roman"/>
-          <w:b w:val="0"/>
-          <w:sz w:val="22"/>
+      <w:pPr>
+        <w:keepNext w:val="0"/>
+      </w:pPr>
+      <w:r>
+        <w:rPr>
+          <w:rFonts w:ascii="Times New Roman" w:hAnsi="Times New Roman"/>
+          <w:b w:val="0"/>
+          <w:sz w:val="22"/>
+          <w:u w:val="none"/>
         </w:rPr>
         <w:t>NONE</w:t>
       </w:r>
     </w:p>
     <w:p>
-      <w:r>
-        <w:rPr>
-          <w:rFonts w:ascii="Times New Roman" w:hAnsi="Times New Roman"/>
-          <w:b w:val="0"/>
-          <w:sz w:val="22"/>
+      <w:pPr>
+        <w:keepNext/>
+      </w:pPr>
+      <w:r>
+        <w:rPr>
+          <w:rFonts w:ascii="Times New Roman" w:hAnsi="Times New Roman"/>
+          <w:b w:val="0"/>
+          <w:sz w:val="22"/>
+          <w:u w:val="none"/>
         </w:rPr>
         <w:tab/>
         <w:t>International</w:t>
       </w:r>
     </w:p>
     <w:p>
-      <w:r>
-        <w:rPr>
-          <w:rFonts w:ascii="Times New Roman" w:hAnsi="Times New Roman"/>
-          <w:b w:val="0"/>
-          <w:sz w:val="22"/>
+      <w:pPr>
+        <w:keepNext w:val="0"/>
+      </w:pPr>
+      <w:r>
+        <w:rPr>
+          <w:rFonts w:ascii="Times New Roman" w:hAnsi="Times New Roman"/>
+          <w:b w:val="0"/>
+          <w:sz w:val="22"/>
+          <w:u w:val="none"/>
         </w:rPr>
         <w:t>NONE</w:t>
       </w:r>
     </w:p>
     <w:p>
-      <w:r>
-        <w:rPr>
-          <w:rFonts w:ascii="Times New Roman" w:hAnsi="Times New Roman"/>
-          <w:b w:val="0"/>
-          <w:sz w:val="22"/>
+      <w:pPr>
+        <w:keepNext/>
+      </w:pPr>
+      <w:r>
+        <w:rPr>
+          <w:rFonts w:ascii="Times New Roman" w:hAnsi="Times New Roman"/>
+          <w:b w:val="0"/>
+          <w:sz w:val="22"/>
+          <w:u w:val="none"/>
         </w:rPr>
         <w:t>Workshops /seminars</w:t>
       </w:r>
     </w:p>
     <w:p>
-      <w:r>
-        <w:rPr>
-          <w:rFonts w:ascii="Times New Roman" w:hAnsi="Times New Roman"/>
-          <w:b w:val="0"/>
-          <w:sz w:val="22"/>
+      <w:pPr>
+        <w:keepNext/>
+      </w:pPr>
+      <w:r>
+        <w:rPr>
+          <w:rFonts w:ascii="Times New Roman" w:hAnsi="Times New Roman"/>
+          <w:b w:val="0"/>
+          <w:sz w:val="22"/>
+          <w:u w:val="none"/>
         </w:rPr>
         <w:tab/>
         <w:t>JHMI/Regional</w:t>
       </w:r>
     </w:p>
     <w:p>
-      <w:r>
-        <w:rPr>
-          <w:rFonts w:ascii="Times New Roman" w:hAnsi="Times New Roman"/>
-          <w:b w:val="0"/>
-          <w:sz w:val="22"/>
+      <w:pPr>
+        <w:keepNext w:val="0"/>
+      </w:pPr>
+      <w:r>
+        <w:rPr>
+          <w:rFonts w:ascii="Times New Roman" w:hAnsi="Times New Roman"/>
+          <w:b w:val="0"/>
+          <w:sz w:val="22"/>
+          <w:u w:val="none"/>
         </w:rPr>
         <w:t>NONE</w:t>
       </w:r>
     </w:p>
     <w:p>
-      <w:r>
-        <w:rPr>
-          <w:rFonts w:ascii="Times New Roman" w:hAnsi="Times New Roman"/>
-          <w:b w:val="0"/>
-          <w:sz w:val="22"/>
+      <w:pPr>
+        <w:keepNext/>
+      </w:pPr>
+      <w:r>
+        <w:rPr>
+          <w:rFonts w:ascii="Times New Roman" w:hAnsi="Times New Roman"/>
+          <w:b w:val="0"/>
+          <w:sz w:val="22"/>
+          <w:u w:val="none"/>
         </w:rPr>
         <w:tab/>
         <w:t>National</w:t>
       </w:r>
     </w:p>
     <w:p>
-      <w:r>
-        <w:rPr>
-          <w:rFonts w:ascii="Times New Roman" w:hAnsi="Times New Roman"/>
-          <w:b w:val="0"/>
-          <w:sz w:val="22"/>
+      <w:pPr>
+        <w:keepNext w:val="0"/>
+      </w:pPr>
+      <w:r>
+        <w:rPr>
+          <w:rFonts w:ascii="Times New Roman" w:hAnsi="Times New Roman"/>
+          <w:b w:val="0"/>
+          <w:sz w:val="22"/>
+          <w:u w:val="none"/>
         </w:rPr>
         <w:t>NONE</w:t>
       </w:r>
     </w:p>
     <w:p>
-      <w:r>
-        <w:rPr>
-          <w:rFonts w:ascii="Times New Roman" w:hAnsi="Times New Roman"/>
-          <w:b w:val="0"/>
-          <w:sz w:val="22"/>
+      <w:pPr>
+        <w:keepNext/>
+      </w:pPr>
+      <w:r>
+        <w:rPr>
+          <w:rFonts w:ascii="Times New Roman" w:hAnsi="Times New Roman"/>
+          <w:b w:val="0"/>
+          <w:sz w:val="22"/>
+          <w:u w:val="none"/>
         </w:rPr>
         <w:tab/>
         <w:t>International</w:t>
       </w:r>
     </w:p>
     <w:p>
-      <w:r>
-        <w:rPr>
-          <w:rFonts w:ascii="Times New Roman" w:hAnsi="Times New Roman"/>
-          <w:b w:val="0"/>
-          <w:sz w:val="22"/>
+      <w:pPr>
+        <w:keepNext w:val="0"/>
+      </w:pPr>
+      <w:r>
+        <w:rPr>
+          <w:rFonts w:ascii="Times New Roman" w:hAnsi="Times New Roman"/>
+          <w:b w:val="0"/>
+          <w:sz w:val="22"/>
+          <w:u w:val="none"/>
         </w:rPr>
         <w:t>NONE</w:t>
       </w:r>
     </w:p>
     <w:p>
-      <w:r>
-        <w:rPr>
-          <w:rFonts w:ascii="Times New Roman" w:hAnsi="Times New Roman"/>
-          <w:b w:val="0"/>
-          <w:sz w:val="22"/>
-        </w:rPr>
-      </w:r>
-    </w:p>
-    <w:p>
-      <w:r>
-        <w:rPr>
-          <w:rFonts w:ascii="Times New Roman" w:hAnsi="Times New Roman"/>
-          <w:b w:val="0"/>
-          <w:sz w:val="22"/>
+      <w:pPr>
+        <w:keepNext/>
+      </w:pPr>
+      <w:r>
+        <w:rPr>
+          <w:rFonts w:ascii="Times New Roman" w:hAnsi="Times New Roman"/>
+          <w:b w:val="0"/>
+          <w:sz w:val="22"/>
+          <w:u w:val="none"/>
+        </w:rPr>
+      </w:r>
+    </w:p>
+    <w:p>
+      <w:pPr>
+        <w:keepNext/>
+      </w:pPr>
+      <w:r>
+        <w:rPr>
+          <w:rFonts w:ascii="Times New Roman" w:hAnsi="Times New Roman"/>
+          <w:b w:val="0"/>
+          <w:sz w:val="22"/>
+          <w:u w:val="none"/>
         </w:rPr>
         <w:t>Mentoring</w:t>
       </w:r>
     </w:p>
     <w:p>
-      <w:r>
-        <w:rPr>
-          <w:rFonts w:ascii="Times New Roman" w:hAnsi="Times New Roman"/>
-          <w:b w:val="0"/>
-          <w:sz w:val="22"/>
+      <w:pPr>
+        <w:keepNext/>
+      </w:pPr>
+      <w:r>
+        <w:rPr>
+          <w:rFonts w:ascii="Times New Roman" w:hAnsi="Times New Roman"/>
+          <w:b w:val="0"/>
+          <w:sz w:val="22"/>
+          <w:u w:val="none"/>
         </w:rPr>
         <w:t>Pre-doctoral Advisees /Mentees</w:t>
       </w:r>
     </w:p>
     <w:p>
-      <w:r>
-        <w:rPr>
-          <w:rFonts w:ascii="Times New Roman" w:hAnsi="Times New Roman"/>
-          <w:b w:val="0"/>
-          <w:sz w:val="22"/>
+      <w:pPr>
+        <w:keepNext w:val="0"/>
+      </w:pPr>
+      <w:r>
+        <w:rPr>
+          <w:rFonts w:ascii="Times New Roman" w:hAnsi="Times New Roman"/>
+          <w:b w:val="0"/>
+          <w:sz w:val="22"/>
+          <w:u w:val="none"/>
         </w:rPr>
         <w:t>NONE</w:t>
       </w:r>
     </w:p>
     <w:p>
-      <w:r>
-        <w:rPr>
-          <w:rFonts w:ascii="Times New Roman" w:hAnsi="Times New Roman"/>
-          <w:b w:val="0"/>
-          <w:sz w:val="22"/>
+      <w:pPr>
+        <w:keepNext/>
+      </w:pPr>
+      <w:r>
+        <w:rPr>
+          <w:rFonts w:ascii="Times New Roman" w:hAnsi="Times New Roman"/>
+          <w:b w:val="0"/>
+          <w:sz w:val="22"/>
+          <w:u w:val="none"/>
         </w:rPr>
         <w:t>Post-doctoral Advisees /Mentees</w:t>
       </w:r>
     </w:p>
     <w:p>
-      <w:r>
-        <w:rPr>
-          <w:rFonts w:ascii="Times New Roman" w:hAnsi="Times New Roman"/>
-          <w:b w:val="0"/>
-          <w:sz w:val="22"/>
+      <w:pPr>
+        <w:keepNext w:val="0"/>
+      </w:pPr>
+      <w:r>
+        <w:rPr>
+          <w:rFonts w:ascii="Times New Roman" w:hAnsi="Times New Roman"/>
+          <w:b w:val="0"/>
+          <w:sz w:val="22"/>
+          <w:u w:val="none"/>
         </w:rPr>
         <w:t>NONE</w:t>
       </w:r>
     </w:p>
     <w:p>
-      <w:r>
-        <w:rPr>
-          <w:rFonts w:ascii="Times New Roman" w:hAnsi="Times New Roman"/>
-          <w:b w:val="0"/>
-          <w:sz w:val="22"/>
+      <w:pPr>
+        <w:keepNext/>
+      </w:pPr>
+      <w:r>
+        <w:rPr>
+          <w:rFonts w:ascii="Times New Roman" w:hAnsi="Times New Roman"/>
+          <w:b w:val="0"/>
+          <w:sz w:val="22"/>
+          <w:u w:val="none"/>
         </w:rPr>
         <w:t>Thesis committees</w:t>
       </w:r>
     </w:p>
     <w:p>
-      <w:r>
-        <w:rPr>
-          <w:rFonts w:ascii="Times New Roman" w:hAnsi="Times New Roman"/>
-          <w:b w:val="0"/>
-          <w:sz w:val="22"/>
+      <w:pPr>
+        <w:keepNext w:val="0"/>
+      </w:pPr>
+      <w:r>
+        <w:rPr>
+          <w:rFonts w:ascii="Times New Roman" w:hAnsi="Times New Roman"/>
+          <w:b w:val="0"/>
+          <w:sz w:val="22"/>
+          <w:u w:val="none"/>
         </w:rPr>
         <w:t>NONE</w:t>
       </w:r>
     </w:p>
     <w:p>
-      <w:r>
-        <w:rPr>
-          <w:rFonts w:ascii="Times New Roman" w:hAnsi="Times New Roman"/>
-          <w:b w:val="0"/>
-          <w:sz w:val="22"/>
-        </w:rPr>
-      </w:r>
-    </w:p>
-    <w:p>
-      <w:r>
-        <w:rPr>
-          <w:rFonts w:ascii="Times New Roman" w:hAnsi="Times New Roman"/>
-          <w:b w:val="0"/>
-          <w:sz w:val="22"/>
+      <w:pPr>
+        <w:keepNext/>
+      </w:pPr>
+      <w:r>
+        <w:rPr>
+          <w:rFonts w:ascii="Times New Roman" w:hAnsi="Times New Roman"/>
+          <w:b w:val="0"/>
+          <w:sz w:val="22"/>
+          <w:u w:val="none"/>
+        </w:rPr>
+      </w:r>
+    </w:p>
+    <w:p>
+      <w:pPr>
+        <w:keepNext/>
+      </w:pPr>
+      <w:r>
+        <w:rPr>
+          <w:rFonts w:ascii="Times New Roman" w:hAnsi="Times New Roman"/>
+          <w:b w:val="0"/>
+          <w:sz w:val="22"/>
+          <w:u w:val="none"/>
         </w:rPr>
         <w:t>Educational Program Building / Leadership</w:t>
       </w:r>
     </w:p>
     <w:p>
-      <w:r>
-        <w:rPr>
-          <w:rFonts w:ascii="Times New Roman" w:hAnsi="Times New Roman"/>
-          <w:b w:val="0"/>
-          <w:sz w:val="22"/>
+      <w:pPr>
+        <w:keepNext w:val="0"/>
+      </w:pPr>
+      <w:r>
+        <w:rPr>
+          <w:rFonts w:ascii="Times New Roman" w:hAnsi="Times New Roman"/>
+          <w:b w:val="0"/>
+          <w:sz w:val="22"/>
+          <w:u w:val="none"/>
         </w:rPr>
         <w:t>NONE</w:t>
       </w:r>
     </w:p>
     <w:p>
-      <w:r>
-        <w:rPr>
-          <w:rFonts w:ascii="Times New Roman" w:hAnsi="Times New Roman"/>
-          <w:b w:val="0"/>
-          <w:sz w:val="22"/>
-        </w:rPr>
-      </w:r>
-    </w:p>
-    <w:p>
-      <w:r>
-        <w:rPr>
-          <w:rFonts w:ascii="Times New Roman" w:hAnsi="Times New Roman"/>
-          <w:b w:val="0"/>
-          <w:sz w:val="22"/>
+      <w:pPr>
+        <w:keepNext/>
+      </w:pPr>
+      <w:r>
+        <w:rPr>
+          <w:rFonts w:ascii="Times New Roman" w:hAnsi="Times New Roman"/>
+          <w:b w:val="0"/>
+          <w:sz w:val="22"/>
+          <w:u w:val="none"/>
+        </w:rPr>
+      </w:r>
+    </w:p>
+    <w:p>
+      <w:pPr>
+        <w:keepNext/>
+      </w:pPr>
+      <w:r>
+        <w:rPr>
+          <w:rFonts w:ascii="Times New Roman" w:hAnsi="Times New Roman"/>
+          <w:b w:val="0"/>
+          <w:sz w:val="22"/>
+          <w:u w:val="none"/>
         </w:rPr>
         <w:t>Educational Demonstration Activities to external audiences, on or off campus</w:t>
       </w:r>
     </w:p>
     <w:p>
-      <w:r>
-        <w:rPr>
-          <w:rFonts w:ascii="Times New Roman" w:hAnsi="Times New Roman"/>
-          <w:b w:val="0"/>
-          <w:sz w:val="22"/>
+      <w:pPr>
+        <w:keepNext w:val="0"/>
+      </w:pPr>
+      <w:r>
+        <w:rPr>
+          <w:rFonts w:ascii="Times New Roman" w:hAnsi="Times New Roman"/>
+          <w:b w:val="0"/>
+          <w:sz w:val="22"/>
+          <w:u w:val="none"/>
         </w:rPr>
         <w:t>NONE</w:t>
       </w:r>
     </w:p>
     <w:p>
-      <w:r>
-        <w:rPr>
-          <w:rFonts w:ascii="Times New Roman" w:hAnsi="Times New Roman"/>
-          <w:b w:val="0"/>
-          <w:sz w:val="22"/>
-        </w:rPr>
-      </w:r>
-    </w:p>
-    <w:p>
-      <w:r>
-        <w:rPr>
-          <w:rFonts w:ascii="Times New Roman" w:hAnsi="Times New Roman"/>
-          <w:b w:val="0"/>
-          <w:sz w:val="22"/>
+      <w:pPr>
+        <w:keepNext/>
+      </w:pPr>
+      <w:r>
+        <w:rPr>
+          <w:rFonts w:ascii="Times New Roman" w:hAnsi="Times New Roman"/>
+          <w:b w:val="0"/>
+          <w:sz w:val="22"/>
+          <w:u w:val="none"/>
+        </w:rPr>
+      </w:r>
+    </w:p>
+    <w:p>
+      <w:pPr>
+        <w:keepNext/>
+      </w:pPr>
+      <w:r>
+        <w:rPr>
+          <w:rFonts w:ascii="Times New Roman" w:hAnsi="Times New Roman"/>
+          <w:b w:val="0"/>
+          <w:sz w:val="22"/>
+          <w:u w:val="none"/>
         </w:rPr>
         <w:t>RESEARCH ACTIVITIES</w:t>
       </w:r>
     </w:p>
     <w:p>
-      <w:r>
-        <w:rPr>
-          <w:rFonts w:ascii="Times New Roman" w:hAnsi="Times New Roman"/>
-          <w:b w:val="0"/>
-          <w:sz w:val="22"/>
-        </w:rPr>
-      </w:r>
-    </w:p>
-    <w:p>
-      <w:r>
-        <w:rPr>
-          <w:rFonts w:ascii="Times New Roman" w:hAnsi="Times New Roman"/>
-          <w:b w:val="0"/>
-          <w:sz w:val="22"/>
+      <w:pPr>
+        <w:keepNext/>
+      </w:pPr>
+      <w:r>
+        <w:rPr>
+          <w:rFonts w:ascii="Times New Roman" w:hAnsi="Times New Roman"/>
+          <w:b w:val="0"/>
+          <w:sz w:val="22"/>
+          <w:u w:val="none"/>
+        </w:rPr>
+      </w:r>
+    </w:p>
+    <w:p>
+      <w:pPr>
+        <w:keepNext/>
+      </w:pPr>
+      <w:r>
+        <w:rPr>
+          <w:rFonts w:ascii="Times New Roman" w:hAnsi="Times New Roman"/>
+          <w:b w:val="0"/>
+          <w:sz w:val="22"/>
+          <w:u w:val="none"/>
         </w:rPr>
         <w:t>Research Focus</w:t>
       </w:r>
     </w:p>
     <w:p>
-      <w:r>
-        <w:rPr>
-          <w:rFonts w:ascii="Times New Roman" w:hAnsi="Times New Roman"/>
-          <w:b w:val="0"/>
-          <w:sz w:val="22"/>
+      <w:pPr>
+        <w:keepNext w:val="0"/>
+      </w:pPr>
+      <w:r>
+        <w:rPr>
+          <w:rFonts w:ascii="Times New Roman" w:hAnsi="Times New Roman"/>
+          <w:b w:val="0"/>
+          <w:sz w:val="22"/>
+          <w:u w:val="none"/>
         </w:rPr>
         <w:t>NONE</w:t>
       </w:r>
     </w:p>
     <w:p>
-      <w:r>
-        <w:rPr>
-          <w:rFonts w:ascii="Times New Roman" w:hAnsi="Times New Roman"/>
-          <w:b w:val="0"/>
-          <w:sz w:val="22"/>
-        </w:rPr>
-      </w:r>
-    </w:p>
-    <w:p>
-      <w:r>
-        <w:rPr>
-          <w:rFonts w:ascii="Times New Roman" w:hAnsi="Times New Roman"/>
-          <w:b w:val="0"/>
-          <w:sz w:val="22"/>
+      <w:pPr>
+        <w:keepNext/>
+      </w:pPr>
+      <w:r>
+        <w:rPr>
+          <w:rFonts w:ascii="Times New Roman" w:hAnsi="Times New Roman"/>
+          <w:b w:val="0"/>
+          <w:sz w:val="22"/>
+          <w:u w:val="none"/>
+        </w:rPr>
+      </w:r>
+    </w:p>
+    <w:p>
+      <w:pPr>
+        <w:keepNext/>
+      </w:pPr>
+      <w:r>
+        <w:rPr>
+          <w:rFonts w:ascii="Times New Roman" w:hAnsi="Times New Roman"/>
+          <w:b w:val="0"/>
+          <w:sz w:val="22"/>
+          <w:u w:val="none"/>
         </w:rPr>
         <w:t>Research Program Building / Leadership</w:t>
       </w:r>
     </w:p>
     <w:p>
-      <w:r>
-        <w:rPr>
-          <w:rFonts w:ascii="Times New Roman" w:hAnsi="Times New Roman"/>
-          <w:b w:val="0"/>
-          <w:sz w:val="22"/>
+      <w:pPr>
+        <w:keepNext w:val="0"/>
+      </w:pPr>
+      <w:r>
+        <w:rPr>
+          <w:rFonts w:ascii="Times New Roman" w:hAnsi="Times New Roman"/>
+          <w:b w:val="0"/>
+          <w:sz w:val="22"/>
+          <w:u w:val="none"/>
         </w:rPr>
         <w:t>NONE</w:t>
       </w:r>
     </w:p>
     <w:p>
-      <w:r>
-        <w:rPr>
-          <w:rFonts w:ascii="Times New Roman" w:hAnsi="Times New Roman"/>
-          <w:b w:val="0"/>
-          <w:sz w:val="22"/>
-        </w:rPr>
-      </w:r>
-    </w:p>
-    <w:p>
-      <w:r>
-        <w:rPr>
-          <w:rFonts w:ascii="Times New Roman" w:hAnsi="Times New Roman"/>
-          <w:b w:val="0"/>
-          <w:sz w:val="22"/>
+      <w:pPr>
+        <w:keepNext/>
+      </w:pPr>
+      <w:r>
+        <w:rPr>
+          <w:rFonts w:ascii="Times New Roman" w:hAnsi="Times New Roman"/>
+          <w:b w:val="0"/>
+          <w:sz w:val="22"/>
+          <w:u w:val="none"/>
+        </w:rPr>
+      </w:r>
+    </w:p>
+    <w:p>
+      <w:pPr>
+        <w:keepNext/>
+      </w:pPr>
+      <w:r>
+        <w:rPr>
+          <w:rFonts w:ascii="Times New Roman" w:hAnsi="Times New Roman"/>
+          <w:b w:val="0"/>
+          <w:sz w:val="22"/>
+          <w:u w:val="none"/>
         </w:rPr>
         <w:t>Research Demonstration Activities to external audience, on or off campus</w:t>
       </w:r>
     </w:p>
     <w:p>
-      <w:r>
-        <w:rPr>
-          <w:rFonts w:ascii="Times New Roman" w:hAnsi="Times New Roman"/>
-          <w:b w:val="0"/>
-          <w:sz w:val="22"/>
+      <w:pPr>
+        <w:keepNext w:val="0"/>
+      </w:pPr>
+      <w:r>
+        <w:rPr>
+          <w:rFonts w:ascii="Times New Roman" w:hAnsi="Times New Roman"/>
+          <w:b w:val="0"/>
+          <w:sz w:val="22"/>
+          <w:u w:val="none"/>
         </w:rPr>
         <w:t>NONE</w:t>
       </w:r>
     </w:p>
     <w:p>
-      <w:r>
-        <w:rPr>
-          <w:rFonts w:ascii="Times New Roman" w:hAnsi="Times New Roman"/>
-          <w:b w:val="0"/>
-          <w:sz w:val="22"/>
-        </w:rPr>
-      </w:r>
-    </w:p>
-    <w:p>
-      <w:r>
-        <w:rPr>
-          <w:rFonts w:ascii="Times New Roman" w:hAnsi="Times New Roman"/>
-          <w:b w:val="0"/>
-          <w:sz w:val="22"/>
+      <w:pPr>
+        <w:keepNext/>
+      </w:pPr>
+      <w:r>
+        <w:rPr>
+          <w:rFonts w:ascii="Times New Roman" w:hAnsi="Times New Roman"/>
+          <w:b w:val="0"/>
+          <w:sz w:val="22"/>
+          <w:u w:val="none"/>
+        </w:rPr>
+      </w:r>
+    </w:p>
+    <w:p>
+      <w:pPr>
+        <w:keepNext/>
+      </w:pPr>
+      <w:r>
+        <w:rPr>
+          <w:rFonts w:ascii="Times New Roman" w:hAnsi="Times New Roman"/>
+          <w:b w:val="0"/>
+          <w:sz w:val="22"/>
+          <w:u w:val="none"/>
         </w:rPr>
         <w:t>Inventions, Patents, Copyrights</w:t>
       </w:r>
     </w:p>
     <w:p>
-      <w:r>
-        <w:rPr>
-          <w:rFonts w:ascii="Times New Roman" w:hAnsi="Times New Roman"/>
-          <w:b w:val="0"/>
-          <w:sz w:val="22"/>
+      <w:pPr>
+        <w:keepNext w:val="0"/>
+      </w:pPr>
+      <w:r>
+        <w:rPr>
+          <w:rFonts w:ascii="Times New Roman" w:hAnsi="Times New Roman"/>
+          <w:b w:val="0"/>
+          <w:sz w:val="22"/>
+          <w:u w:val="none"/>
         </w:rPr>
         <w:t>NONE</w:t>
       </w:r>
     </w:p>
     <w:p>
-      <w:r>
-        <w:rPr>
-          <w:rFonts w:ascii="Times New Roman" w:hAnsi="Times New Roman"/>
-          <w:b w:val="0"/>
-          <w:sz w:val="22"/>
-        </w:rPr>
-      </w:r>
-    </w:p>
-    <w:p>
-      <w:r>
-        <w:rPr>
-          <w:rFonts w:ascii="Times New Roman" w:hAnsi="Times New Roman"/>
-          <w:b w:val="0"/>
-          <w:sz w:val="22"/>
+      <w:pPr>
+        <w:keepNext/>
+      </w:pPr>
+      <w:r>
+        <w:rPr>
+          <w:rFonts w:ascii="Times New Roman" w:hAnsi="Times New Roman"/>
+          <w:b w:val="0"/>
+          <w:sz w:val="22"/>
+          <w:u w:val="none"/>
+        </w:rPr>
+      </w:r>
+    </w:p>
+    <w:p>
+      <w:pPr>
+        <w:keepNext/>
+      </w:pPr>
+      <w:r>
+        <w:rPr>
+          <w:rFonts w:ascii="Times New Roman" w:hAnsi="Times New Roman"/>
+          <w:b w:val="0"/>
+          <w:sz w:val="22"/>
+          <w:u w:val="none"/>
         </w:rPr>
         <w:t>Technology Transfer Activities</w:t>
       </w:r>
     </w:p>
     <w:p>
-      <w:r>
-        <w:rPr>
-          <w:rFonts w:ascii="Times New Roman" w:hAnsi="Times New Roman"/>
-          <w:b w:val="0"/>
-          <w:sz w:val="22"/>
+      <w:pPr>
+        <w:keepNext w:val="0"/>
+      </w:pPr>
+      <w:r>
+        <w:rPr>
+          <w:rFonts w:ascii="Times New Roman" w:hAnsi="Times New Roman"/>
+          <w:b w:val="0"/>
+          <w:sz w:val="22"/>
+          <w:u w:val="none"/>
         </w:rPr>
         <w:t>NONE</w:t>
       </w:r>
     </w:p>
     <w:p>
-      <w:r>
-        <w:rPr>
-          <w:rFonts w:ascii="Times New Roman" w:hAnsi="Times New Roman"/>
-          <w:b w:val="0"/>
-          <w:sz w:val="22"/>
-        </w:rPr>
-      </w:r>
-    </w:p>
-    <w:p>
-      <w:r>
-        <w:rPr>
-          <w:rFonts w:ascii="Times New Roman" w:hAnsi="Times New Roman"/>
-          <w:b w:val="0"/>
-          <w:sz w:val="22"/>
+      <w:pPr>
+        <w:keepNext/>
+      </w:pPr>
+      <w:r>
+        <w:rPr>
+          <w:rFonts w:ascii="Times New Roman" w:hAnsi="Times New Roman"/>
+          <w:b w:val="0"/>
+          <w:sz w:val="22"/>
+          <w:u w:val="none"/>
+        </w:rPr>
+      </w:r>
+    </w:p>
+    <w:p>
+      <w:pPr>
+        <w:keepNext/>
+      </w:pPr>
+      <w:r>
+        <w:rPr>
+          <w:rFonts w:ascii="Times New Roman" w:hAnsi="Times New Roman"/>
+          <w:b w:val="0"/>
+          <w:sz w:val="22"/>
+          <w:u w:val="none"/>
         </w:rPr>
         <w:t>SYSTEM INNOVATION AND QUALITY IMPROVEMENT ACTIVITIES</w:t>
       </w:r>
     </w:p>
     <w:p>
-      <w:r>
-        <w:rPr>
-          <w:rFonts w:ascii="Times New Roman" w:hAnsi="Times New Roman"/>
-          <w:b w:val="0"/>
-          <w:sz w:val="22"/>
-        </w:rPr>
-      </w:r>
-    </w:p>
-    <w:p>
-      <w:r>
-        <w:rPr>
-          <w:rFonts w:ascii="Times New Roman" w:hAnsi="Times New Roman"/>
-          <w:b w:val="0"/>
-          <w:sz w:val="22"/>
+      <w:pPr>
+        <w:keepNext/>
+      </w:pPr>
+      <w:r>
+        <w:rPr>
+          <w:rFonts w:ascii="Times New Roman" w:hAnsi="Times New Roman"/>
+          <w:b w:val="0"/>
+          <w:sz w:val="22"/>
+          <w:u w:val="none"/>
+        </w:rPr>
+      </w:r>
+    </w:p>
+    <w:p>
+      <w:pPr>
+        <w:keepNext/>
+      </w:pPr>
+      <w:r>
+        <w:rPr>
+          <w:rFonts w:ascii="Times New Roman" w:hAnsi="Times New Roman"/>
+          <w:b w:val="0"/>
+          <w:sz w:val="22"/>
+          <w:u w:val="none"/>
         </w:rPr>
         <w:t>System Innovation Focus</w:t>
       </w:r>
     </w:p>
     <w:p>
-      <w:r>
-        <w:rPr>
-          <w:rFonts w:ascii="Times New Roman" w:hAnsi="Times New Roman"/>
-          <w:b w:val="0"/>
-          <w:sz w:val="22"/>
+      <w:pPr>
+        <w:keepNext w:val="0"/>
+      </w:pPr>
+      <w:r>
+        <w:rPr>
+          <w:rFonts w:ascii="Times New Roman" w:hAnsi="Times New Roman"/>
+          <w:b w:val="0"/>
+          <w:sz w:val="22"/>
+          <w:u w:val="none"/>
         </w:rPr>
         <w:t>NONE</w:t>
       </w:r>
     </w:p>
     <w:p>
-      <w:r>
-        <w:rPr>
-          <w:rFonts w:ascii="Times New Roman" w:hAnsi="Times New Roman"/>
-          <w:b w:val="0"/>
-          <w:sz w:val="22"/>
-        </w:rPr>
-      </w:r>
-    </w:p>
-    <w:p>
-      <w:r>
-        <w:rPr>
-          <w:rFonts w:ascii="Times New Roman" w:hAnsi="Times New Roman"/>
-          <w:b w:val="0"/>
-          <w:sz w:val="22"/>
+      <w:pPr>
+        <w:keepNext/>
+      </w:pPr>
+      <w:r>
+        <w:rPr>
+          <w:rFonts w:ascii="Times New Roman" w:hAnsi="Times New Roman"/>
+          <w:b w:val="0"/>
+          <w:sz w:val="22"/>
+          <w:u w:val="none"/>
+        </w:rPr>
+      </w:r>
+    </w:p>
+    <w:p>
+      <w:pPr>
+        <w:keepNext/>
+      </w:pPr>
+      <w:r>
+        <w:rPr>
+          <w:rFonts w:ascii="Times New Roman" w:hAnsi="Times New Roman"/>
+          <w:b w:val="0"/>
+          <w:sz w:val="22"/>
+          <w:u w:val="none"/>
         </w:rPr>
         <w:t>System Innovation and Quality Improvement efforts within JHMI</w:t>
       </w:r>
     </w:p>
     <w:p>
-      <w:r>
-        <w:rPr>
-          <w:rFonts w:ascii="Times New Roman" w:hAnsi="Times New Roman"/>
-          <w:b w:val="0"/>
-          <w:sz w:val="22"/>
+      <w:pPr>
+        <w:keepNext w:val="0"/>
+      </w:pPr>
+      <w:r>
+        <w:rPr>
+          <w:rFonts w:ascii="Times New Roman" w:hAnsi="Times New Roman"/>
+          <w:b w:val="0"/>
+          <w:sz w:val="22"/>
+          <w:u w:val="none"/>
         </w:rPr>
         <w:t>NONE</w:t>
       </w:r>
     </w:p>
     <w:p>
-      <w:r>
-        <w:rPr>
-          <w:rFonts w:ascii="Times New Roman" w:hAnsi="Times New Roman"/>
-          <w:b w:val="0"/>
-          <w:sz w:val="22"/>
-        </w:rPr>
-      </w:r>
-    </w:p>
-    <w:p>
-      <w:r>
-        <w:rPr>
-          <w:rFonts w:ascii="Times New Roman" w:hAnsi="Times New Roman"/>
-          <w:b w:val="0"/>
-          <w:sz w:val="22"/>
+      <w:pPr>
+        <w:keepNext/>
+      </w:pPr>
+      <w:r>
+        <w:rPr>
+          <w:rFonts w:ascii="Times New Roman" w:hAnsi="Times New Roman"/>
+          <w:b w:val="0"/>
+          <w:sz w:val="22"/>
+          <w:u w:val="none"/>
+        </w:rPr>
+      </w:r>
+    </w:p>
+    <w:p>
+      <w:pPr>
+        <w:keepNext/>
+      </w:pPr>
+      <w:r>
+        <w:rPr>
+          <w:rFonts w:ascii="Times New Roman" w:hAnsi="Times New Roman"/>
+          <w:b w:val="0"/>
+          <w:sz w:val="22"/>
+          <w:u w:val="none"/>
         </w:rPr>
         <w:t>System Innovation and Quality Improvement efforts outside of JHMI</w:t>
       </w:r>
     </w:p>
     <w:p>
-      <w:r>
-        <w:rPr>
-          <w:rFonts w:ascii="Times New Roman" w:hAnsi="Times New Roman"/>
-          <w:b w:val="0"/>
-          <w:sz w:val="22"/>
+      <w:pPr>
+        <w:keepNext w:val="0"/>
+      </w:pPr>
+      <w:r>
+        <w:rPr>
+          <w:rFonts w:ascii="Times New Roman" w:hAnsi="Times New Roman"/>
+          <w:b w:val="0"/>
+          <w:sz w:val="22"/>
+          <w:u w:val="none"/>
         </w:rPr>
         <w:t>NONE</w:t>
       </w:r>
     </w:p>
     <w:p>
-      <w:r>
-        <w:rPr>
-          <w:rFonts w:ascii="Times New Roman" w:hAnsi="Times New Roman"/>
-          <w:b w:val="0"/>
-          <w:sz w:val="22"/>
-        </w:rPr>
-      </w:r>
-    </w:p>
-    <w:p>
-      <w:r>
-        <w:rPr>
-          <w:rFonts w:ascii="Times New Roman" w:hAnsi="Times New Roman"/>
-          <w:b w:val="0"/>
-          <w:sz w:val="22"/>
+      <w:pPr>
+        <w:keepNext/>
+      </w:pPr>
+      <w:r>
+        <w:rPr>
+          <w:rFonts w:ascii="Times New Roman" w:hAnsi="Times New Roman"/>
+          <w:b w:val="0"/>
+          <w:sz w:val="22"/>
+          <w:u w:val="none"/>
+        </w:rPr>
+      </w:r>
+    </w:p>
+    <w:p>
+      <w:pPr>
+        <w:keepNext/>
+      </w:pPr>
+      <w:r>
+        <w:rPr>
+          <w:rFonts w:ascii="Times New Roman" w:hAnsi="Times New Roman"/>
+          <w:b w:val="0"/>
+          <w:sz w:val="22"/>
+          <w:u w:val="none"/>
         </w:rPr>
         <w:t>System Innovation and Quality Improvement Program Building/Leadership</w:t>
       </w:r>
     </w:p>
     <w:p>
-      <w:r>
-        <w:rPr>
-          <w:rFonts w:ascii="Times New Roman" w:hAnsi="Times New Roman"/>
-          <w:b w:val="0"/>
-          <w:sz w:val="22"/>
+      <w:pPr>
+        <w:keepNext w:val="0"/>
+      </w:pPr>
+      <w:r>
+        <w:rPr>
+          <w:rFonts w:ascii="Times New Roman" w:hAnsi="Times New Roman"/>
+          <w:b w:val="0"/>
+          <w:sz w:val="22"/>
+          <w:u w:val="none"/>
         </w:rPr>
         <w:t>NONE</w:t>
       </w:r>
     </w:p>
     <w:p>
-      <w:r>
-        <w:rPr>
-          <w:rFonts w:ascii="Times New Roman" w:hAnsi="Times New Roman"/>
-          <w:b w:val="0"/>
-          <w:sz w:val="22"/>
-        </w:rPr>
-      </w:r>
-    </w:p>
-    <w:p>
-      <w:r>
-        <w:rPr>
-          <w:rFonts w:ascii="Times New Roman" w:hAnsi="Times New Roman"/>
-          <w:b w:val="0"/>
-          <w:sz w:val="22"/>
+      <w:pPr>
+        <w:keepNext/>
+      </w:pPr>
+      <w:r>
+        <w:rPr>
+          <w:rFonts w:ascii="Times New Roman" w:hAnsi="Times New Roman"/>
+          <w:b w:val="0"/>
+          <w:sz w:val="22"/>
+          <w:u w:val="none"/>
+        </w:rPr>
+      </w:r>
+    </w:p>
+    <w:p>
+      <w:pPr>
+        <w:keepNext/>
+      </w:pPr>
+      <w:r>
+        <w:rPr>
+          <w:rFonts w:ascii="Times New Roman" w:hAnsi="Times New Roman"/>
+          <w:b w:val="0"/>
+          <w:sz w:val="22"/>
+          <w:u w:val="none"/>
         </w:rPr>
         <w:t>ORGANIZATIONAL ACTIVITIES</w:t>
       </w:r>
     </w:p>
     <w:p>
-      <w:r>
-        <w:rPr>
-          <w:rFonts w:ascii="Times New Roman" w:hAnsi="Times New Roman"/>
-          <w:b w:val="0"/>
-          <w:sz w:val="22"/>
-        </w:rPr>
-      </w:r>
-    </w:p>
-    <w:p>
-      <w:r>
-        <w:rPr>
-          <w:rFonts w:ascii="Times New Roman" w:hAnsi="Times New Roman"/>
-          <w:b w:val="0"/>
-          <w:sz w:val="22"/>
+      <w:pPr>
+        <w:keepNext/>
+      </w:pPr>
+      <w:r>
+        <w:rPr>
+          <w:rFonts w:ascii="Times New Roman" w:hAnsi="Times New Roman"/>
+          <w:b w:val="0"/>
+          <w:sz w:val="22"/>
+          <w:u w:val="none"/>
+        </w:rPr>
+      </w:r>
+    </w:p>
+    <w:p>
+      <w:pPr>
+        <w:keepNext/>
+      </w:pPr>
+      <w:r>
+        <w:rPr>
+          <w:rFonts w:ascii="Times New Roman" w:hAnsi="Times New Roman"/>
+          <w:b w:val="0"/>
+          <w:sz w:val="22"/>
+          <w:u w:val="none"/>
         </w:rPr>
         <w:t>Institutional Administrative Appointments</w:t>
       </w:r>
     </w:p>
     <w:p>
-      <w:r>
-        <w:rPr>
-          <w:rFonts w:ascii="Times New Roman" w:hAnsi="Times New Roman"/>
-          <w:b w:val="0"/>
-          <w:sz w:val="22"/>
+      <w:pPr>
+        <w:keepNext w:val="0"/>
+      </w:pPr>
+      <w:r>
+        <w:rPr>
+          <w:rFonts w:ascii="Times New Roman" w:hAnsi="Times New Roman"/>
+          <w:b w:val="0"/>
+          <w:sz w:val="22"/>
+          <w:u w:val="none"/>
         </w:rPr>
         <w:t>NONE</w:t>
       </w:r>
     </w:p>
     <w:p>
-      <w:r>
-        <w:rPr>
-          <w:rFonts w:ascii="Times New Roman" w:hAnsi="Times New Roman"/>
-          <w:b w:val="0"/>
-          <w:sz w:val="22"/>
-        </w:rPr>
-      </w:r>
-    </w:p>
-    <w:p>
-      <w:r>
-        <w:rPr>
-          <w:rFonts w:ascii="Times New Roman" w:hAnsi="Times New Roman"/>
-          <w:b w:val="0"/>
-          <w:sz w:val="22"/>
+      <w:pPr>
+        <w:keepNext/>
+      </w:pPr>
+      <w:r>
+        <w:rPr>
+          <w:rFonts w:ascii="Times New Roman" w:hAnsi="Times New Roman"/>
+          <w:b w:val="0"/>
+          <w:sz w:val="22"/>
+          <w:u w:val="none"/>
+        </w:rPr>
+      </w:r>
+    </w:p>
+    <w:p>
+      <w:pPr>
+        <w:keepNext/>
+      </w:pPr>
+      <w:r>
+        <w:rPr>
+          <w:rFonts w:ascii="Times New Roman" w:hAnsi="Times New Roman"/>
+          <w:b w:val="0"/>
+          <w:sz w:val="22"/>
+          <w:u w:val="none"/>
         </w:rPr>
         <w:t>Editorial Activities</w:t>
       </w:r>
     </w:p>
     <w:p>
-      <w:r>
-        <w:rPr>
-          <w:rFonts w:ascii="Times New Roman" w:hAnsi="Times New Roman"/>
-          <w:b w:val="0"/>
-          <w:sz w:val="22"/>
+      <w:pPr>
+        <w:keepNext/>
+      </w:pPr>
+      <w:r>
+        <w:rPr>
+          <w:rFonts w:ascii="Times New Roman" w:hAnsi="Times New Roman"/>
+          <w:b w:val="0"/>
+          <w:sz w:val="22"/>
+          <w:u w:val="none"/>
         </w:rPr>
         <w:t>Editorial Board appointments</w:t>
       </w:r>
     </w:p>
     <w:p>
-      <w:r>
-        <w:rPr>
-          <w:rFonts w:ascii="Times New Roman" w:hAnsi="Times New Roman"/>
-          <w:b w:val="0"/>
-          <w:sz w:val="22"/>
+      <w:pPr>
+        <w:keepNext w:val="0"/>
+      </w:pPr>
+      <w:r>
+        <w:rPr>
+          <w:rFonts w:ascii="Times New Roman" w:hAnsi="Times New Roman"/>
+          <w:b w:val="0"/>
+          <w:sz w:val="22"/>
+          <w:u w:val="none"/>
         </w:rPr>
         <w:t>NONE</w:t>
       </w:r>
     </w:p>
     <w:p>
-      <w:r>
-        <w:rPr>
-          <w:rFonts w:ascii="Times New Roman" w:hAnsi="Times New Roman"/>
-          <w:b w:val="0"/>
-          <w:sz w:val="22"/>
+      <w:pPr>
+        <w:keepNext/>
+      </w:pPr>
+      <w:r>
+        <w:rPr>
+          <w:rFonts w:ascii="Times New Roman" w:hAnsi="Times New Roman"/>
+          <w:b w:val="0"/>
+          <w:sz w:val="22"/>
+          <w:u w:val="none"/>
         </w:rPr>
         <w:t>Journal peer review activities</w:t>
       </w:r>
     </w:p>
     <w:p>
-      <w:r>
-        <w:rPr>
-          <w:rFonts w:ascii="Times New Roman" w:hAnsi="Times New Roman"/>
-          <w:b w:val="0"/>
-          <w:sz w:val="22"/>
+      <w:pPr>
+        <w:keepNext w:val="0"/>
+      </w:pPr>
+      <w:r>
+        <w:rPr>
+          <w:rFonts w:ascii="Times New Roman" w:hAnsi="Times New Roman"/>
+          <w:b w:val="0"/>
+          <w:sz w:val="22"/>
+          <w:u w:val="none"/>
         </w:rPr>
         <w:t>NONE</w:t>
       </w:r>
     </w:p>
     <w:p>
-      <w:r>
-        <w:rPr>
-          <w:rFonts w:ascii="Times New Roman" w:hAnsi="Times New Roman"/>
-          <w:b w:val="0"/>
-          <w:sz w:val="22"/>
+      <w:pPr>
+        <w:keepNext/>
+      </w:pPr>
+      <w:r>
+        <w:rPr>
+          <w:rFonts w:ascii="Times New Roman" w:hAnsi="Times New Roman"/>
+          <w:b w:val="0"/>
+          <w:sz w:val="22"/>
+          <w:u w:val="none"/>
         </w:rPr>
         <w:t>Other peer review activities [non medico-legal]</w:t>
       </w:r>
     </w:p>
     <w:p>
-      <w:r>
-        <w:rPr>
-          <w:rFonts w:ascii="Times New Roman" w:hAnsi="Times New Roman"/>
-          <w:b w:val="0"/>
-          <w:sz w:val="22"/>
+      <w:pPr>
+        <w:keepNext w:val="0"/>
+      </w:pPr>
+      <w:r>
+        <w:rPr>
+          <w:rFonts w:ascii="Times New Roman" w:hAnsi="Times New Roman"/>
+          <w:b w:val="0"/>
+          <w:sz w:val="22"/>
+          <w:u w:val="none"/>
         </w:rPr>
         <w:t>NONE</w:t>
       </w:r>
     </w:p>
     <w:p>
-      <w:r>
-        <w:rPr>
-          <w:rFonts w:ascii="Times New Roman" w:hAnsi="Times New Roman"/>
-          <w:b w:val="0"/>
-          <w:sz w:val="22"/>
-        </w:rPr>
-      </w:r>
-    </w:p>
-    <w:p>
-      <w:r>
-        <w:rPr>
-          <w:rFonts w:ascii="Times New Roman" w:hAnsi="Times New Roman"/>
-          <w:b w:val="0"/>
-          <w:sz w:val="22"/>
+      <w:pPr>
+        <w:keepNext/>
+      </w:pPr>
+      <w:r>
+        <w:rPr>
+          <w:rFonts w:ascii="Times New Roman" w:hAnsi="Times New Roman"/>
+          <w:b w:val="0"/>
+          <w:sz w:val="22"/>
+          <w:u w:val="none"/>
+        </w:rPr>
+      </w:r>
+    </w:p>
+    <w:p>
+      <w:pPr>
+        <w:keepNext/>
+      </w:pPr>
+      <w:r>
+        <w:rPr>
+          <w:rFonts w:ascii="Times New Roman" w:hAnsi="Times New Roman"/>
+          <w:b w:val="0"/>
+          <w:sz w:val="22"/>
+          <w:u w:val="none"/>
         </w:rPr>
         <w:t>Advisory Committees, Review Groups/Study Sections</w:t>
       </w:r>
     </w:p>
     <w:p>
-      <w:r>
-        <w:rPr>
-          <w:rFonts w:ascii="Times New Roman" w:hAnsi="Times New Roman"/>
-          <w:b w:val="0"/>
-          <w:sz w:val="22"/>
+      <w:pPr>
+        <w:keepNext w:val="0"/>
+      </w:pPr>
+      <w:r>
+        <w:rPr>
+          <w:rFonts w:ascii="Times New Roman" w:hAnsi="Times New Roman"/>
+          <w:b w:val="0"/>
+          <w:sz w:val="22"/>
+          <w:u w:val="none"/>
         </w:rPr>
         <w:t>NONE</w:t>
       </w:r>
     </w:p>
     <w:p>
-      <w:r>
-        <w:rPr>
-          <w:rFonts w:ascii="Times New Roman" w:hAnsi="Times New Roman"/>
-          <w:b w:val="0"/>
-          <w:sz w:val="22"/>
-        </w:rPr>
-      </w:r>
-    </w:p>
-    <w:p>
-      <w:r>
-        <w:rPr>
-          <w:rFonts w:ascii="Times New Roman" w:hAnsi="Times New Roman"/>
-          <w:b w:val="0"/>
-          <w:sz w:val="22"/>
+      <w:pPr>
+        <w:keepNext/>
+      </w:pPr>
+      <w:r>
+        <w:rPr>
+          <w:rFonts w:ascii="Times New Roman" w:hAnsi="Times New Roman"/>
+          <w:b w:val="0"/>
+          <w:sz w:val="22"/>
+          <w:u w:val="none"/>
+        </w:rPr>
+      </w:r>
+    </w:p>
+    <w:p>
+      <w:pPr>
+        <w:keepNext/>
+      </w:pPr>
+      <w:r>
+        <w:rPr>
+          <w:rFonts w:ascii="Times New Roman" w:hAnsi="Times New Roman"/>
+          <w:b w:val="0"/>
+          <w:sz w:val="22"/>
+          <w:u w:val="none"/>
         </w:rPr>
         <w:t>Professional Societies</w:t>
       </w:r>
     </w:p>
     <w:p>
-      <w:r>
-        <w:rPr>
-          <w:rFonts w:ascii="Times New Roman" w:hAnsi="Times New Roman"/>
-          <w:b w:val="0"/>
-          <w:sz w:val="22"/>
+      <w:pPr>
+        <w:keepNext w:val="0"/>
+      </w:pPr>
+      <w:r>
+        <w:rPr>
+          <w:rFonts w:ascii="Times New Roman" w:hAnsi="Times New Roman"/>
+          <w:b w:val="0"/>
+          <w:sz w:val="22"/>
+          <w:u w:val="none"/>
         </w:rPr>
         <w:t>NONE</w:t>
       </w:r>
     </w:p>
     <w:p>
-      <w:r>
-        <w:rPr>
-          <w:rFonts w:ascii="Times New Roman" w:hAnsi="Times New Roman"/>
-          <w:b w:val="0"/>
-          <w:sz w:val="22"/>
-        </w:rPr>
-      </w:r>
-    </w:p>
-    <w:p>
-      <w:r>
-        <w:rPr>
-          <w:rFonts w:ascii="Times New Roman" w:hAnsi="Times New Roman"/>
-          <w:b w:val="0"/>
-          <w:sz w:val="22"/>
+      <w:pPr>
+        <w:keepNext/>
+      </w:pPr>
+      <w:r>
+        <w:rPr>
+          <w:rFonts w:ascii="Times New Roman" w:hAnsi="Times New Roman"/>
+          <w:b w:val="0"/>
+          <w:sz w:val="22"/>
+          <w:u w:val="none"/>
+        </w:rPr>
+      </w:r>
+    </w:p>
+    <w:p>
+      <w:pPr>
+        <w:keepNext/>
+      </w:pPr>
+      <w:r>
+        <w:rPr>
+          <w:rFonts w:ascii="Times New Roman" w:hAnsi="Times New Roman"/>
+          <w:b w:val="0"/>
+          <w:sz w:val="22"/>
+          <w:u w:val="none"/>
         </w:rPr>
         <w:t>Conference Organizer</w:t>
       </w:r>
     </w:p>
     <w:p>
-      <w:r>
-        <w:rPr>
-          <w:rFonts w:ascii="Times New Roman" w:hAnsi="Times New Roman"/>
-          <w:b w:val="0"/>
-          <w:sz w:val="22"/>
+      <w:pPr>
+        <w:keepNext/>
+      </w:pPr>
+      <w:r>
+        <w:rPr>
+          <w:rFonts w:ascii="Times New Roman" w:hAnsi="Times New Roman"/>
+          <w:b w:val="0"/>
+          <w:sz w:val="22"/>
+          <w:u w:val="none"/>
         </w:rPr>
         <w:t>JHMI/Regional</w:t>
       </w:r>
     </w:p>
     <w:p>
-      <w:r>
-        <w:rPr>
-          <w:rFonts w:ascii="Times New Roman" w:hAnsi="Times New Roman"/>
-          <w:b w:val="0"/>
-          <w:sz w:val="22"/>
+      <w:pPr>
+        <w:keepNext w:val="0"/>
+      </w:pPr>
+      <w:r>
+        <w:rPr>
+          <w:rFonts w:ascii="Times New Roman" w:hAnsi="Times New Roman"/>
+          <w:b w:val="0"/>
+          <w:sz w:val="22"/>
+          <w:u w:val="none"/>
         </w:rPr>
         <w:t>NONE</w:t>
       </w:r>
     </w:p>
     <w:p>
-      <w:r>
-        <w:rPr>
-          <w:rFonts w:ascii="Times New Roman" w:hAnsi="Times New Roman"/>
-          <w:b w:val="0"/>
-          <w:sz w:val="22"/>
+      <w:pPr>
+        <w:keepNext/>
+      </w:pPr>
+      <w:r>
+        <w:rPr>
+          <w:rFonts w:ascii="Times New Roman" w:hAnsi="Times New Roman"/>
+          <w:b w:val="0"/>
+          <w:sz w:val="22"/>
+          <w:u w:val="none"/>
         </w:rPr>
         <w:t>National</w:t>
       </w:r>
     </w:p>
     <w:p>
-      <w:r>
-        <w:rPr>
-          <w:rFonts w:ascii="Times New Roman" w:hAnsi="Times New Roman"/>
-          <w:b w:val="0"/>
-          <w:sz w:val="22"/>
+      <w:pPr>
+        <w:keepNext w:val="0"/>
+      </w:pPr>
+      <w:r>
+        <w:rPr>
+          <w:rFonts w:ascii="Times New Roman" w:hAnsi="Times New Roman"/>
+          <w:b w:val="0"/>
+          <w:sz w:val="22"/>
+          <w:u w:val="none"/>
         </w:rPr>
         <w:t>NONE</w:t>
       </w:r>
     </w:p>
     <w:p>
-      <w:r>
-        <w:rPr>
-          <w:rFonts w:ascii="Times New Roman" w:hAnsi="Times New Roman"/>
-          <w:b w:val="0"/>
-          <w:sz w:val="22"/>
+      <w:pPr>
+        <w:keepNext/>
+      </w:pPr>
+      <w:r>
+        <w:rPr>
+          <w:rFonts w:ascii="Times New Roman" w:hAnsi="Times New Roman"/>
+          <w:b w:val="0"/>
+          <w:sz w:val="22"/>
+          <w:u w:val="none"/>
         </w:rPr>
         <w:t>International</w:t>
       </w:r>
     </w:p>
     <w:p>
-      <w:r>
-        <w:rPr>
-          <w:rFonts w:ascii="Times New Roman" w:hAnsi="Times New Roman"/>
-          <w:b w:val="0"/>
-          <w:sz w:val="22"/>
+      <w:pPr>
+        <w:keepNext w:val="0"/>
+      </w:pPr>
+      <w:r>
+        <w:rPr>
+          <w:rFonts w:ascii="Times New Roman" w:hAnsi="Times New Roman"/>
+          <w:b w:val="0"/>
+          <w:sz w:val="22"/>
+          <w:u w:val="none"/>
         </w:rPr>
         <w:t>NONE</w:t>
       </w:r>
     </w:p>
     <w:p>
-      <w:r>
-        <w:rPr>
-          <w:rFonts w:ascii="Times New Roman" w:hAnsi="Times New Roman"/>
-          <w:b w:val="0"/>
-          <w:sz w:val="22"/>
-        </w:rPr>
-      </w:r>
-    </w:p>
-    <w:p>
-      <w:r>
-        <w:rPr>
-          <w:rFonts w:ascii="Times New Roman" w:hAnsi="Times New Roman"/>
-          <w:b w:val="0"/>
-          <w:sz w:val="22"/>
+      <w:pPr>
+        <w:keepNext/>
+      </w:pPr>
+      <w:r>
+        <w:rPr>
+          <w:rFonts w:ascii="Times New Roman" w:hAnsi="Times New Roman"/>
+          <w:b w:val="0"/>
+          <w:sz w:val="22"/>
+          <w:u w:val="none"/>
+        </w:rPr>
+      </w:r>
+    </w:p>
+    <w:p>
+      <w:pPr>
+        <w:keepNext/>
+      </w:pPr>
+      <w:r>
+        <w:rPr>
+          <w:rFonts w:ascii="Times New Roman" w:hAnsi="Times New Roman"/>
+          <w:b w:val="0"/>
+          <w:sz w:val="22"/>
+          <w:u w:val="none"/>
         </w:rPr>
         <w:t>Session Chair</w:t>
       </w:r>
     </w:p>
     <w:p>
-      <w:r>
-        <w:rPr>
-          <w:rFonts w:ascii="Times New Roman" w:hAnsi="Times New Roman"/>
-          <w:b w:val="0"/>
-          <w:sz w:val="22"/>
+      <w:pPr>
+        <w:keepNext/>
+      </w:pPr>
+      <w:r>
+        <w:rPr>
+          <w:rFonts w:ascii="Times New Roman" w:hAnsi="Times New Roman"/>
+          <w:b w:val="0"/>
+          <w:sz w:val="22"/>
+          <w:u w:val="none"/>
         </w:rPr>
         <w:t>JHMI/Regional</w:t>
       </w:r>
     </w:p>
     <w:p>
-      <w:r>
-        <w:rPr>
-          <w:rFonts w:ascii="Times New Roman" w:hAnsi="Times New Roman"/>
-          <w:b w:val="0"/>
-          <w:sz w:val="22"/>
+      <w:pPr>
+        <w:keepNext w:val="0"/>
+      </w:pPr>
+      <w:r>
+        <w:rPr>
+          <w:rFonts w:ascii="Times New Roman" w:hAnsi="Times New Roman"/>
+          <w:b w:val="0"/>
+          <w:sz w:val="22"/>
+          <w:u w:val="none"/>
         </w:rPr>
         <w:t>NONE</w:t>
       </w:r>
     </w:p>
     <w:p>
-      <w:r>
-        <w:rPr>
-          <w:rFonts w:ascii="Times New Roman" w:hAnsi="Times New Roman"/>
-          <w:b w:val="0"/>
-          <w:sz w:val="22"/>
+      <w:pPr>
+        <w:keepNext/>
+      </w:pPr>
+      <w:r>
+        <w:rPr>
+          <w:rFonts w:ascii="Times New Roman" w:hAnsi="Times New Roman"/>
+          <w:b w:val="0"/>
+          <w:sz w:val="22"/>
+          <w:u w:val="none"/>
         </w:rPr>
         <w:t>National</w:t>
       </w:r>
     </w:p>
     <w:p>
-      <w:r>
-        <w:rPr>
-          <w:rFonts w:ascii="Times New Roman" w:hAnsi="Times New Roman"/>
-          <w:b w:val="0"/>
-          <w:sz w:val="22"/>
+      <w:pPr>
+        <w:keepNext w:val="0"/>
+      </w:pPr>
+      <w:r>
+        <w:rPr>
+          <w:rFonts w:ascii="Times New Roman" w:hAnsi="Times New Roman"/>
+          <w:b w:val="0"/>
+          <w:sz w:val="22"/>
+          <w:u w:val="none"/>
         </w:rPr>
         <w:t>NONE</w:t>
       </w:r>
     </w:p>
     <w:p>
-      <w:r>
-        <w:rPr>
-          <w:rFonts w:ascii="Times New Roman" w:hAnsi="Times New Roman"/>
-          <w:b w:val="0"/>
-          <w:sz w:val="22"/>
+      <w:pPr>
+        <w:keepNext/>
+      </w:pPr>
+      <w:r>
+        <w:rPr>
+          <w:rFonts w:ascii="Times New Roman" w:hAnsi="Times New Roman"/>
+          <w:b w:val="0"/>
+          <w:sz w:val="22"/>
+          <w:u w:val="none"/>
         </w:rPr>
         <w:t>International</w:t>
       </w:r>
     </w:p>
     <w:p>
-      <w:r>
-        <w:rPr>
-          <w:rFonts w:ascii="Times New Roman" w:hAnsi="Times New Roman"/>
-          <w:b w:val="0"/>
-          <w:sz w:val="22"/>
+      <w:pPr>
+        <w:keepNext w:val="0"/>
+      </w:pPr>
+      <w:r>
+        <w:rPr>
+          <w:rFonts w:ascii="Times New Roman" w:hAnsi="Times New Roman"/>
+          <w:b w:val="0"/>
+          <w:sz w:val="22"/>
+          <w:u w:val="none"/>
         </w:rPr>
         <w:t>NONE</w:t>
       </w:r>
     </w:p>
     <w:p>
-      <w:r>
-        <w:rPr>
-          <w:rFonts w:ascii="Times New Roman" w:hAnsi="Times New Roman"/>
-          <w:b w:val="0"/>
-          <w:sz w:val="22"/>
-        </w:rPr>
-      </w:r>
-    </w:p>
-    <w:p>
-      <w:r>
-        <w:rPr>
-          <w:rFonts w:ascii="Times New Roman" w:hAnsi="Times New Roman"/>
-          <w:b w:val="0"/>
-          <w:sz w:val="22"/>
+      <w:pPr>
+        <w:keepNext/>
+      </w:pPr>
+      <w:r>
+        <w:rPr>
+          <w:rFonts w:ascii="Times New Roman" w:hAnsi="Times New Roman"/>
+          <w:b w:val="0"/>
+          <w:sz w:val="22"/>
+          <w:u w:val="none"/>
+        </w:rPr>
+      </w:r>
+    </w:p>
+    <w:p>
+      <w:pPr>
+        <w:keepNext/>
+      </w:pPr>
+      <w:r>
+        <w:rPr>
+          <w:rFonts w:ascii="Times New Roman" w:hAnsi="Times New Roman"/>
+          <w:b w:val="0"/>
+          <w:sz w:val="22"/>
+          <w:u w:val="none"/>
         </w:rPr>
         <w:t>Consultantships</w:t>
       </w:r>
     </w:p>
     <w:p>
-      <w:r>
-        <w:rPr>
-          <w:rFonts w:ascii="Times New Roman" w:hAnsi="Times New Roman"/>
-          <w:b w:val="0"/>
-          <w:sz w:val="22"/>
+      <w:pPr>
+        <w:keepNext w:val="0"/>
+      </w:pPr>
+      <w:r>
+        <w:rPr>
+          <w:rFonts w:ascii="Times New Roman" w:hAnsi="Times New Roman"/>
+          <w:b w:val="0"/>
+          <w:sz w:val="22"/>
+          <w:u w:val="none"/>
         </w:rPr>
         <w:t>NONE</w:t>
       </w:r>
     </w:p>
     <w:p>
-      <w:r>
-        <w:rPr>
-          <w:rFonts w:ascii="Times New Roman" w:hAnsi="Times New Roman"/>
-          <w:b w:val="0"/>
-          <w:sz w:val="22"/>
-        </w:rPr>
-      </w:r>
-    </w:p>
-    <w:p>
-      <w:r>
-        <w:rPr>
-          <w:rFonts w:ascii="Times New Roman" w:hAnsi="Times New Roman"/>
-          <w:b w:val="0"/>
-          <w:sz w:val="22"/>
+      <w:pPr>
+        <w:keepNext/>
+      </w:pPr>
+      <w:r>
+        <w:rPr>
+          <w:rFonts w:ascii="Times New Roman" w:hAnsi="Times New Roman"/>
+          <w:b w:val="0"/>
+          <w:sz w:val="22"/>
+          <w:u w:val="none"/>
+        </w:rPr>
+      </w:r>
+    </w:p>
+    <w:p>
+      <w:pPr>
+        <w:keepNext/>
+      </w:pPr>
+      <w:r>
+        <w:rPr>
+          <w:rFonts w:ascii="Times New Roman" w:hAnsi="Times New Roman"/>
+          <w:b w:val="0"/>
+          <w:sz w:val="22"/>
+          <w:u w:val="none"/>
         </w:rPr>
         <w:t>RECOGNITION</w:t>
       </w:r>
     </w:p>
     <w:p>
-      <w:r>
-        <w:rPr>
-          <w:rFonts w:ascii="Times New Roman" w:hAnsi="Times New Roman"/>
-          <w:b w:val="0"/>
-          <w:sz w:val="22"/>
-        </w:rPr>
-      </w:r>
-    </w:p>
-    <w:p>
-      <w:r>
-        <w:rPr>
-          <w:rFonts w:ascii="Times New Roman" w:hAnsi="Times New Roman"/>
-          <w:b w:val="0"/>
-          <w:sz w:val="22"/>
+      <w:pPr>
+        <w:keepNext/>
+      </w:pPr>
+      <w:r>
+        <w:rPr>
+          <w:rFonts w:ascii="Times New Roman" w:hAnsi="Times New Roman"/>
+          <w:b w:val="0"/>
+          <w:sz w:val="22"/>
+          <w:u w:val="none"/>
+        </w:rPr>
+      </w:r>
+    </w:p>
+    <w:p>
+      <w:pPr>
+        <w:keepNext/>
+      </w:pPr>
+      <w:r>
+        <w:rPr>
+          <w:rFonts w:ascii="Times New Roman" w:hAnsi="Times New Roman"/>
+          <w:b w:val="0"/>
+          <w:sz w:val="22"/>
+          <w:u w:val="none"/>
         </w:rPr>
         <w:t>Awards, Honors</w:t>
       </w:r>
     </w:p>
     <w:p>
-      <w:r>
-        <w:rPr>
-          <w:rFonts w:ascii="Times New Roman" w:hAnsi="Times New Roman"/>
-          <w:b w:val="0"/>
-          <w:sz w:val="22"/>
+      <w:pPr>
+        <w:keepNext w:val="0"/>
+      </w:pPr>
+      <w:r>
+        <w:rPr>
+          <w:rFonts w:ascii="Times New Roman" w:hAnsi="Times New Roman"/>
+          <w:b w:val="0"/>
+          <w:sz w:val="22"/>
+          <w:u w:val="none"/>
         </w:rPr>
         <w:t>NONE</w:t>
       </w:r>
     </w:p>
     <w:p>
-      <w:r>
-        <w:rPr>
-          <w:rFonts w:ascii="Times New Roman" w:hAnsi="Times New Roman"/>
-          <w:b w:val="0"/>
-          <w:sz w:val="22"/>
-        </w:rPr>
-      </w:r>
-    </w:p>
-    <w:p>
-      <w:r>
-        <w:rPr>
-          <w:rFonts w:ascii="Times New Roman" w:hAnsi="Times New Roman"/>
-          <w:b w:val="0"/>
-          <w:sz w:val="22"/>
+      <w:pPr>
+        <w:keepNext/>
+      </w:pPr>
+      <w:r>
+        <w:rPr>
+          <w:rFonts w:ascii="Times New Roman" w:hAnsi="Times New Roman"/>
+          <w:b w:val="0"/>
+          <w:sz w:val="22"/>
+          <w:u w:val="none"/>
+        </w:rPr>
+      </w:r>
+    </w:p>
+    <w:p>
+      <w:pPr>
+        <w:keepNext/>
+      </w:pPr>
+      <w:r>
+        <w:rPr>
+          <w:rFonts w:ascii="Times New Roman" w:hAnsi="Times New Roman"/>
+          <w:b w:val="0"/>
+          <w:sz w:val="22"/>
+          <w:u w:val="none"/>
         </w:rPr>
         <w:t>Invited Talks</w:t>
       </w:r>
     </w:p>
     <w:p>
-      <w:r>
-        <w:rPr>
-          <w:rFonts w:ascii="Times New Roman" w:hAnsi="Times New Roman"/>
-          <w:b w:val="0"/>
-          <w:sz w:val="22"/>
+      <w:pPr>
+        <w:keepNext/>
+      </w:pPr>
+      <w:r>
+        <w:rPr>
+          <w:rFonts w:ascii="Times New Roman" w:hAnsi="Times New Roman"/>
+          <w:b w:val="0"/>
+          <w:sz w:val="22"/>
+          <w:u w:val="none"/>
         </w:rPr>
         <w:t>JHMI/Regional</w:t>
       </w:r>
     </w:p>
     <w:p>
-      <w:r>
-        <w:rPr>
-          <w:rFonts w:ascii="Times New Roman" w:hAnsi="Times New Roman"/>
-          <w:b w:val="0"/>
-          <w:sz w:val="22"/>
+      <w:pPr>
+        <w:keepNext w:val="0"/>
+      </w:pPr>
+      <w:r>
+        <w:rPr>
+          <w:rFonts w:ascii="Times New Roman" w:hAnsi="Times New Roman"/>
+          <w:b w:val="0"/>
+          <w:sz w:val="22"/>
+          <w:u w:val="none"/>
         </w:rPr>
         <w:t>NONE</w:t>
       </w:r>
     </w:p>
     <w:p>
-      <w:r>
-        <w:rPr>
-          <w:rFonts w:ascii="Times New Roman" w:hAnsi="Times New Roman"/>
-          <w:b w:val="0"/>
-          <w:sz w:val="22"/>
+      <w:pPr>
+        <w:keepNext/>
+      </w:pPr>
+      <w:r>
+        <w:rPr>
+          <w:rFonts w:ascii="Times New Roman" w:hAnsi="Times New Roman"/>
+          <w:b w:val="0"/>
+          <w:sz w:val="22"/>
+          <w:u w:val="none"/>
         </w:rPr>
         <w:t>National</w:t>
       </w:r>
     </w:p>
     <w:p>
-      <w:r>
-        <w:rPr>
-          <w:rFonts w:ascii="Times New Roman" w:hAnsi="Times New Roman"/>
-          <w:b w:val="0"/>
-          <w:sz w:val="22"/>
+      <w:pPr>
+        <w:keepNext w:val="0"/>
+      </w:pPr>
+      <w:r>
+        <w:rPr>
+          <w:rFonts w:ascii="Times New Roman" w:hAnsi="Times New Roman"/>
+          <w:b w:val="0"/>
+          <w:sz w:val="22"/>
+          <w:u w:val="none"/>
         </w:rPr>
         <w:t>NONE</w:t>
       </w:r>
     </w:p>
     <w:p>
-      <w:r>
-        <w:rPr>
-          <w:rFonts w:ascii="Times New Roman" w:hAnsi="Times New Roman"/>
-          <w:b w:val="0"/>
-          <w:sz w:val="22"/>
+      <w:pPr>
+        <w:keepNext/>
+      </w:pPr>
+      <w:r>
+        <w:rPr>
+          <w:rFonts w:ascii="Times New Roman" w:hAnsi="Times New Roman"/>
+          <w:b w:val="0"/>
+          <w:sz w:val="22"/>
+          <w:u w:val="none"/>
         </w:rPr>
         <w:t>International</w:t>
       </w:r>
     </w:p>
     <w:p>
-      <w:r>
-        <w:rPr>
-          <w:rFonts w:ascii="Times New Roman" w:hAnsi="Times New Roman"/>
-          <w:b w:val="0"/>
-          <w:sz w:val="22"/>
+      <w:pPr>
+        <w:keepNext w:val="0"/>
+      </w:pPr>
+      <w:r>
+        <w:rPr>
+          <w:rFonts w:ascii="Times New Roman" w:hAnsi="Times New Roman"/>
+          <w:b w:val="0"/>
+          <w:sz w:val="22"/>
+          <w:u w:val="none"/>
         </w:rPr>
         <w:t>NONE</w:t>
       </w:r>
     </w:p>
     <w:p>
-      <w:r>
-        <w:rPr>
-          <w:rFonts w:ascii="Times New Roman" w:hAnsi="Times New Roman"/>
-          <w:b w:val="0"/>
-          <w:sz w:val="22"/>
-        </w:rPr>
-      </w:r>
-    </w:p>
-    <w:p>
-      <w:r>
-        <w:rPr>
-          <w:rFonts w:ascii="Times New Roman" w:hAnsi="Times New Roman"/>
-          <w:b w:val="0"/>
-          <w:sz w:val="22"/>
+      <w:pPr>
+        <w:keepNext/>
+      </w:pPr>
+      <w:r>
+        <w:rPr>
+          <w:rFonts w:ascii="Times New Roman" w:hAnsi="Times New Roman"/>
+          <w:b w:val="0"/>
+          <w:sz w:val="22"/>
+          <w:u w:val="none"/>
+        </w:rPr>
+      </w:r>
+    </w:p>
+    <w:p>
+      <w:pPr>
+        <w:keepNext/>
+      </w:pPr>
+      <w:r>
+        <w:rPr>
+          <w:rFonts w:ascii="Times New Roman" w:hAnsi="Times New Roman"/>
+          <w:b w:val="0"/>
+          <w:sz w:val="22"/>
+          <w:u w:val="none"/>
         </w:rPr>
         <w:t>Visiting Professorships</w:t>
       </w:r>
     </w:p>
     <w:p>
-      <w:r>
-        <w:rPr>
-          <w:rFonts w:ascii="Times New Roman" w:hAnsi="Times New Roman"/>
-          <w:b w:val="0"/>
-          <w:sz w:val="22"/>
+      <w:pPr>
+        <w:keepNext w:val="0"/>
+      </w:pPr>
+      <w:r>
+        <w:rPr>
+          <w:rFonts w:ascii="Times New Roman" w:hAnsi="Times New Roman"/>
+          <w:b w:val="0"/>
+          <w:sz w:val="22"/>
+          <w:u w:val="none"/>
         </w:rPr>
         <w:t>NONE</w:t>
       </w:r>
     </w:p>
     <w:p>
-      <w:r>
-        <w:rPr>
-          <w:rFonts w:ascii="Times New Roman" w:hAnsi="Times New Roman"/>
-          <w:b w:val="0"/>
-          <w:sz w:val="22"/>
-        </w:rPr>
-      </w:r>
-    </w:p>
-    <w:p>
-      <w:r>
-        <w:rPr>
-          <w:rFonts w:ascii="Times New Roman" w:hAnsi="Times New Roman"/>
-          <w:b w:val="0"/>
-          <w:sz w:val="22"/>
+      <w:pPr>
+        <w:keepNext/>
+      </w:pPr>
+      <w:r>
+        <w:rPr>
+          <w:rFonts w:ascii="Times New Roman" w:hAnsi="Times New Roman"/>
+          <w:b w:val="0"/>
+          <w:sz w:val="22"/>
+          <w:u w:val="none"/>
+        </w:rPr>
+      </w:r>
+    </w:p>
+    <w:p>
+      <w:pPr>
+        <w:keepNext/>
+      </w:pPr>
+      <w:r>
+        <w:rPr>
+          <w:rFonts w:ascii="Times New Roman" w:hAnsi="Times New Roman"/>
+          <w:b w:val="0"/>
+          <w:sz w:val="22"/>
+          <w:u w:val="none"/>
         </w:rPr>
         <w:t>OTHER PROFESSIONAL ACCOMPLISHMENTS (Optional)</w:t>
       </w:r>
     </w:p>
     <w:p>
-      <w:r>
-        <w:rPr>
-          <w:rFonts w:ascii="Times New Roman" w:hAnsi="Times New Roman"/>
-          <w:b w:val="0"/>
-          <w:sz w:val="22"/>
-        </w:rPr>
-      </w:r>
-    </w:p>
-    <w:p>
-      <w:r>
-        <w:rPr>
-          <w:rFonts w:ascii="Times New Roman" w:hAnsi="Times New Roman"/>
-          <w:b w:val="0"/>
-          <w:sz w:val="22"/>
+      <w:pPr>
+        <w:keepNext/>
+      </w:pPr>
+      <w:r>
+        <w:rPr>
+          <w:rFonts w:ascii="Times New Roman" w:hAnsi="Times New Roman"/>
+          <w:b w:val="0"/>
+          <w:sz w:val="22"/>
+          <w:u w:val="none"/>
+        </w:rPr>
+      </w:r>
+    </w:p>
+    <w:p>
+      <w:pPr>
+        <w:keepNext/>
+      </w:pPr>
+      <w:r>
+        <w:rPr>
+          <w:rFonts w:ascii="Times New Roman" w:hAnsi="Times New Roman"/>
+          <w:b w:val="0"/>
+          <w:sz w:val="22"/>
+          <w:u w:val="none"/>
         </w:rPr>
         <w:t>Posters (optional)</w:t>
       </w:r>
     </w:p>
     <w:p>
-      <w:r>
-        <w:rPr>
-          <w:rFonts w:ascii="Times New Roman" w:hAnsi="Times New Roman"/>
-          <w:b w:val="0"/>
-          <w:sz w:val="22"/>
+      <w:pPr>
+        <w:keepNext w:val="0"/>
+      </w:pPr>
+      <w:r>
+        <w:rPr>
+          <w:rFonts w:ascii="Times New Roman" w:hAnsi="Times New Roman"/>
+          <w:b w:val="0"/>
+          <w:sz w:val="22"/>
+          <w:u w:val="none"/>
         </w:rPr>
         <w:t>NONE</w:t>
       </w:r>
     </w:p>
     <w:p>
-      <w:r>
-        <w:rPr>
-          <w:rFonts w:ascii="Times New Roman" w:hAnsi="Times New Roman"/>
-          <w:b w:val="0"/>
-          <w:sz w:val="22"/>
-        </w:rPr>
-      </w:r>
-    </w:p>
-    <w:p>
-      <w:r>
-        <w:rPr>
-          <w:rFonts w:ascii="Times New Roman" w:hAnsi="Times New Roman"/>
-          <w:b w:val="0"/>
-          <w:sz w:val="22"/>
+      <w:pPr>
+        <w:keepNext/>
+      </w:pPr>
+      <w:r>
+        <w:rPr>
+          <w:rFonts w:ascii="Times New Roman" w:hAnsi="Times New Roman"/>
+          <w:b w:val="0"/>
+          <w:sz w:val="22"/>
+          <w:u w:val="none"/>
+        </w:rPr>
+      </w:r>
+    </w:p>
+    <w:p>
+      <w:pPr>
+        <w:keepNext/>
+      </w:pPr>
+      <w:r>
+        <w:rPr>
+          <w:rFonts w:ascii="Times New Roman" w:hAnsi="Times New Roman"/>
+          <w:b w:val="0"/>
+          <w:sz w:val="22"/>
+          <w:u w:val="none"/>
         </w:rPr>
         <w:t>Oral/Podium Presentations (optional)</w:t>
       </w:r>
     </w:p>
     <w:p>
-      <w:r>
-        <w:rPr>
-          <w:rFonts w:ascii="Times New Roman" w:hAnsi="Times New Roman"/>
-          <w:b w:val="0"/>
-          <w:sz w:val="22"/>
+      <w:pPr>
+        <w:keepNext w:val="0"/>
+      </w:pPr>
+      <w:r>
+        <w:rPr>
+          <w:rFonts w:ascii="Times New Roman" w:hAnsi="Times New Roman"/>
+          <w:b w:val="0"/>
+          <w:sz w:val="22"/>
+          <w:u w:val="none"/>
         </w:rPr>
         <w:t>NONE</w:t>
       </w:r>
     </w:p>
     <w:p>
-      <w:r>
-        <w:rPr>
-          <w:rFonts w:ascii="Times New Roman" w:hAnsi="Times New Roman"/>
-          <w:b w:val="0"/>
-          <w:sz w:val="22"/>
-        </w:rPr>
-      </w:r>
-    </w:p>
-    <w:p>
-      <w:r>
-        <w:rPr>
-          <w:rFonts w:ascii="Times New Roman" w:hAnsi="Times New Roman"/>
-          <w:b w:val="0"/>
-          <w:sz w:val="22"/>
+      <w:pPr>
+        <w:keepNext/>
+      </w:pPr>
+      <w:r>
+        <w:rPr>
+          <w:rFonts w:ascii="Times New Roman" w:hAnsi="Times New Roman"/>
+          <w:b w:val="0"/>
+          <w:sz w:val="22"/>
+          <w:u w:val="none"/>
+        </w:rPr>
+      </w:r>
+    </w:p>
+    <w:p>
+      <w:pPr>
+        <w:keepNext/>
+      </w:pPr>
+      <w:r>
+        <w:rPr>
+          <w:rFonts w:ascii="Times New Roman" w:hAnsi="Times New Roman"/>
+          <w:b w:val="0"/>
+          <w:sz w:val="22"/>
+          <w:u w:val="none"/>
         </w:rPr>
         <w:t>Military Service (optional)</w:t>
       </w:r>
     </w:p>
     <w:p>
-      <w:r>
-        <w:rPr>
-          <w:rFonts w:ascii="Times New Roman" w:hAnsi="Times New Roman"/>
-          <w:b w:val="0"/>
-          <w:sz w:val="22"/>
+      <w:pPr>
+        <w:keepNext w:val="0"/>
+      </w:pPr>
+      <w:r>
+        <w:rPr>
+          <w:rFonts w:ascii="Times New Roman" w:hAnsi="Times New Roman"/>
+          <w:b w:val="0"/>
+          <w:sz w:val="22"/>
+          <w:u w:val="none"/>
         </w:rPr>
         <w:t>NONE</w:t>
       </w:r>
     </w:p>
     <w:p>
-      <w:r>
-        <w:rPr>
-          <w:rFonts w:ascii="Times New Roman" w:hAnsi="Times New Roman"/>
-          <w:b w:val="0"/>
-          <w:sz w:val="22"/>
-        </w:rPr>
-      </w:r>
-    </w:p>
-    <w:p>
-      <w:r>
-        <w:rPr>
-          <w:rFonts w:ascii="Times New Roman" w:hAnsi="Times New Roman"/>
-          <w:b w:val="0"/>
-          <w:sz w:val="22"/>
+      <w:pPr>
+        <w:keepNext/>
+      </w:pPr>
+      <w:r>
+        <w:rPr>
+          <w:rFonts w:ascii="Times New Roman" w:hAnsi="Times New Roman"/>
+          <w:b w:val="0"/>
+          <w:sz w:val="22"/>
+          <w:u w:val="none"/>
+        </w:rPr>
+      </w:r>
+    </w:p>
+    <w:p>
+      <w:pPr>
+        <w:keepNext/>
+      </w:pPr>
+      <w:r>
+        <w:rPr>
+          <w:rFonts w:ascii="Times New Roman" w:hAnsi="Times New Roman"/>
+          <w:b w:val="0"/>
+          <w:sz w:val="22"/>
+          <w:u w:val="none"/>
         </w:rPr>
         <w:t>Community Services (optional)</w:t>
       </w:r>
     </w:p>
     <w:p>
-      <w:r>
-        <w:rPr>
-          <w:rFonts w:ascii="Times New Roman" w:hAnsi="Times New Roman"/>
-          <w:b w:val="0"/>
-          <w:sz w:val="22"/>
+      <w:pPr>
+        <w:keepNext w:val="0"/>
+      </w:pPr>
+      <w:r>
+        <w:rPr>
+          <w:rFonts w:ascii="Times New Roman" w:hAnsi="Times New Roman"/>
+          <w:b w:val="0"/>
+          <w:sz w:val="22"/>
+          <w:u w:val="none"/>
         </w:rPr>
         <w:t>NONE</w:t>
       </w:r>
     </w:p>
     <w:p>
-      <w:r>
-        <w:rPr>
-          <w:rFonts w:ascii="Times New Roman" w:hAnsi="Times New Roman"/>
-          <w:b w:val="0"/>
-          <w:sz w:val="22"/>
-        </w:rPr>
-      </w:r>
-    </w:p>
-    <w:p>
-      <w:r>
-        <w:rPr>
-          <w:rFonts w:ascii="Times New Roman" w:hAnsi="Times New Roman"/>
-          <w:b w:val="0"/>
-          <w:sz w:val="22"/>
+      <w:pPr>
+        <w:keepNext/>
+      </w:pPr>
+      <w:r>
+        <w:rPr>
+          <w:rFonts w:ascii="Times New Roman" w:hAnsi="Times New Roman"/>
+          <w:b w:val="0"/>
+          <w:sz w:val="22"/>
+          <w:u w:val="none"/>
+        </w:rPr>
+      </w:r>
+    </w:p>
+    <w:p>
+      <w:pPr>
+        <w:keepNext/>
+      </w:pPr>
+      <w:r>
+        <w:rPr>
+          <w:rFonts w:ascii="Times New Roman" w:hAnsi="Times New Roman"/>
+          <w:b w:val="0"/>
+          <w:sz w:val="22"/>
+          <w:u w:val="none"/>
         </w:rPr>
         <w:t>Humanitarian Activities (optional)</w:t>
       </w:r>
     </w:p>
     <w:p>
-      <w:r>
-        <w:rPr>
-          <w:rFonts w:ascii="Times New Roman" w:hAnsi="Times New Roman"/>
-          <w:b w:val="0"/>
-          <w:sz w:val="22"/>
+      <w:pPr>
+        <w:keepNext w:val="0"/>
+      </w:pPr>
+      <w:r>
+        <w:rPr>
+          <w:rFonts w:ascii="Times New Roman" w:hAnsi="Times New Roman"/>
+          <w:b w:val="0"/>
+          <w:sz w:val="22"/>
+          <w:u w:val="none"/>
         </w:rPr>
         <w:t>NONE</w:t>
       </w:r>
     </w:p>
     <w:p>
-      <w:r>
-        <w:rPr>
-          <w:rFonts w:ascii="Times New Roman" w:hAnsi="Times New Roman"/>
-          <w:b w:val="0"/>
-          <w:sz w:val="22"/>
-        </w:rPr>
-      </w:r>
-    </w:p>
-    <w:p>
-      <w:r>
-        <w:rPr>
-          <w:rFonts w:ascii="Times New Roman" w:hAnsi="Times New Roman"/>
-          <w:b w:val="0"/>
-          <w:sz w:val="22"/>
+      <w:pPr>
+        <w:keepNext/>
+      </w:pPr>
+      <w:r>
+        <w:rPr>
+          <w:rFonts w:ascii="Times New Roman" w:hAnsi="Times New Roman"/>
+          <w:b w:val="0"/>
+          <w:sz w:val="22"/>
+          <w:u w:val="none"/>
+        </w:rPr>
+      </w:r>
+    </w:p>
+    <w:p>
+      <w:pPr>
+        <w:keepNext/>
+      </w:pPr>
+      <w:r>
+        <w:rPr>
+          <w:rFonts w:ascii="Times New Roman" w:hAnsi="Times New Roman"/>
+          <w:b w:val="0"/>
+          <w:sz w:val="22"/>
+          <w:u w:val="none"/>
         </w:rPr>
         <w:t>Philanthropic Activities (optional)</w:t>
       </w:r>
     </w:p>
     <w:p>
-      <w:r>
-        <w:rPr>
-          <w:rFonts w:ascii="Times New Roman" w:hAnsi="Times New Roman"/>
-          <w:b w:val="0"/>
-          <w:sz w:val="22"/>
+      <w:pPr>
+        <w:keepNext w:val="0"/>
+      </w:pPr>
+      <w:r>
+        <w:rPr>
+          <w:rFonts w:ascii="Times New Roman" w:hAnsi="Times New Roman"/>
+          <w:b w:val="0"/>
+          <w:sz w:val="22"/>
+          <w:u w:val="none"/>
         </w:rPr>
         <w:t>NONE</w:t>
       </w:r>
     </w:p>
     <w:p>
-      <w:r>
-        <w:rPr>
-          <w:rFonts w:ascii="Times New Roman" w:hAnsi="Times New Roman"/>
-          <w:b w:val="0"/>
-          <w:sz w:val="22"/>
-        </w:rPr>
-      </w:r>
-    </w:p>
-    <w:p>
-      <w:r>
-        <w:rPr>
-          <w:rFonts w:ascii="Times New Roman" w:hAnsi="Times New Roman"/>
-          <w:b w:val="0"/>
-          <w:sz w:val="22"/>
+      <w:pPr>
+        <w:keepNext/>
+      </w:pPr>
+      <w:r>
+        <w:rPr>
+          <w:rFonts w:ascii="Times New Roman" w:hAnsi="Times New Roman"/>
+          <w:b w:val="0"/>
+          <w:sz w:val="22"/>
+          <w:u w:val="none"/>
+        </w:rPr>
+      </w:r>
+    </w:p>
+    <w:p>
+      <w:pPr>
+        <w:keepNext/>
+      </w:pPr>
+      <w:r>
+        <w:rPr>
+          <w:rFonts w:ascii="Times New Roman" w:hAnsi="Times New Roman"/>
+          <w:b w:val="0"/>
+          <w:sz w:val="22"/>
+          <w:u w:val="none"/>
         </w:rPr>
         <w:t>Other (optional)</w:t>
       </w:r>
     </w:p>
     <w:p>
-      <w:r>
-        <w:rPr>
-          <w:rFonts w:ascii="Times New Roman" w:hAnsi="Times New Roman"/>
-          <w:b w:val="0"/>
-          <w:sz w:val="22"/>
+      <w:pPr>
+        <w:keepNext w:val="0"/>
+      </w:pPr>
+      <w:r>
+        <w:rPr>
+          <w:rFonts w:ascii="Times New Roman" w:hAnsi="Times New Roman"/>
+          <w:b w:val="0"/>
+          <w:sz w:val="22"/>
+          <w:u w:val="none"/>
         </w:rPr>
         <w:t>NONE</w:t>
       </w:r>
